--- a/latest/pt_br/resume.docx
+++ b/latest/pt_br/resume.docx
@@ -48,7 +48,7 @@
           <w:color w:val="1E293B"/>
           <w:sz w:val="20"/>
         </w:rPr>
-        <w:t>Engenheiro backend sênior com 26 anos construindo sistemas em produção, atualmente projetando serviços em Python (Django/Flask) e APIs REST em conformidade com a especificação JSON:API, além de ser responsável pela esteira de CI/CD de ponta a ponta. Poliglota por necessidade e não por preferência — entregou sistemas em produção em Java, C, PHP, Ruby e Python, o que gerou forte percepção sobre quais problemas são realmente específicos de linguagem e quais são arquiteturais. No início da carreira, definiu a prática de gerência de configuração de software em escala institucional, incluindo a liderança de uma equipe de 10 engenheiros em uma avaliação CMMI Nível 3, atuando como avaliador SCAMPI treinado. Mestre em Ciência da Computação (Inteligência Artificial).</w:t>
+        <w:t>Engenheiro backend sênior com 26 anos de experiência construindo sistemas em produção, atualmente o maior contribuidor de uma plataforma de ML em produção para triagem automática de issues (FastAPI, Kafka, busca vetorial em Kubernetes) e também entregando plataformas internas de ponta a ponta sozinho — do modelo de dados à implantação em produção. Poliglota por necessidade e não por preferência, com sistemas em produção em Java, C, PHP, Ruby e Python, o que gerou forte percepção sobre quais problemas são realmente específicos de linguagem e quais são arquiteturais. No início da carreira, definiu a prática de gerência de configuração de software em escala institucional, incluindo a liderança de uma equipe de 10 engenheiros em uma avaliação CMMI Nível 3, atuando como avaliador SCAMPI treinado. Mestre em Ciência da Computação (Inteligência Artificial).</w:t>
       </w:r>
     </w:p>
     <w:p>
@@ -96,7 +96,150 @@
           <w:sz w:val="18"/>
         </w:rPr>
         <w:tab/>
-        <w:t>2022-10 – Present</w:t>
+        <w:t>2026-01 – Present</w:t>
+      </w:r>
+    </w:p>
+    <w:p>
+      <w:pPr>
+        <w:spacing w:before="40" w:after="40"/>
+        <w:ind w:left="144"/>
+      </w:pPr>
+      <w:r>
+        <w:rPr>
+          <w:color w:val="1E293B"/>
+          <w:sz w:val="19"/>
+        </w:rPr>
+        <w:t>Engenharia de backend e de plataforma para sistemas de produtividade de desenvolvimento baseados em ML, de APIs e pipelines de dados à entrega em Kubernetes e ferramentas com IA/LLM.</w:t>
+      </w:r>
+    </w:p>
+    <w:p>
+      <w:pPr>
+        <w:pStyle w:val="ListBullet"/>
+        <w:spacing w:before="20" w:after="20"/>
+        <w:ind w:left="288"/>
+      </w:pPr>
+      <w:r>
+        <w:rPr>
+          <w:color w:val="1E293B"/>
+          <w:sz w:val="19"/>
+        </w:rPr>
+        <w:t>Maior contribuidor de 2026 em uma plataforma de ML em produção para triagem automática de issues e detecção de duplicatas: FastAPI, Kafka, busca vetorial com Milvus, Snowflake, Kubernetes na AWS EKS.</w:t>
+      </w:r>
+    </w:p>
+    <w:p>
+      <w:pPr>
+        <w:pStyle w:val="ListBullet"/>
+        <w:spacing w:before="20" w:after="20"/>
+        <w:ind w:left="288"/>
+      </w:pPr>
+      <w:r>
+        <w:rPr>
+          <w:color w:val="1E293B"/>
+          <w:sz w:val="19"/>
+        </w:rPr>
+        <w:t>Construí sozinho uma plataforma de onboarding de times (Django 6, GraphQL, Celery, Kubernetes) que substituiu um processo manual de nove etapas.</w:t>
+      </w:r>
+    </w:p>
+    <w:p>
+      <w:pPr>
+        <w:pStyle w:val="ListBullet"/>
+        <w:spacing w:before="20" w:after="20"/>
+        <w:ind w:left="288"/>
+      </w:pPr>
+      <w:r>
+        <w:rPr>
+          <w:color w:val="1E293B"/>
+          <w:sz w:val="19"/>
+        </w:rPr>
+        <w:t>Construí sozinho uma plataforma de métricas de engenharia (Django + GraphQL, Nuxt 4, PostgreSQL em Kubernetes) com nove dashboards sobre cobertura, linhas de código, pull requests e correções de bugs vindos da CI.</w:t>
+      </w:r>
+    </w:p>
+    <w:p>
+      <w:pPr>
+        <w:pStyle w:val="ListBullet"/>
+        <w:spacing w:before="20" w:after="20"/>
+        <w:ind w:left="288"/>
+      </w:pPr>
+      <w:r>
+        <w:rPr>
+          <w:color w:val="1E293B"/>
+          <w:sz w:val="19"/>
+        </w:rPr>
+        <w:t>Criei um app web self-service que dispara a coleta de métricas sob demanda com streaming de log ao vivo, além de CronJobs semanais no Kubernetes cobrindo três repositórios.</w:t>
+      </w:r>
+    </w:p>
+    <w:p>
+      <w:pPr>
+        <w:pStyle w:val="ListBullet"/>
+        <w:spacing w:before="20" w:after="20"/>
+        <w:ind w:left="288"/>
+      </w:pPr>
+      <w:r>
+        <w:rPr>
+          <w:color w:val="1E293B"/>
+          <w:sz w:val="19"/>
+        </w:rPr>
+        <w:t>Entreguei ferramentas de desenvolvimento com IA: um corretor de bugs autônomo sobre o Claude Agent SDK que abre pull requests sob um limiar de confiança, e um servidor MCP que serve seis ferramentas de triagem ao Claude Code, Cursor e Xcode.</w:t>
+      </w:r>
+    </w:p>
+    <w:p>
+      <w:pPr>
+        <w:pStyle w:val="ListBullet"/>
+        <w:spacing w:before="20" w:after="20"/>
+        <w:ind w:left="288"/>
+      </w:pPr>
+      <w:r>
+        <w:rPr>
+          <w:color w:val="1E293B"/>
+          <w:sz w:val="19"/>
+        </w:rPr>
+        <w:t>Entreguei sozinho dois apps de tempo real: planning poker com WebSockets em Django Channels, e retrospectivas em GraphQL com máquina de estados de seis fases.</w:t>
+      </w:r>
+    </w:p>
+    <w:p>
+      <w:pPr>
+        <w:pStyle w:val="ListBullet"/>
+        <w:spacing w:before="20" w:after="20"/>
+        <w:ind w:left="288"/>
+      </w:pPr>
+      <w:r>
+        <w:rPr>
+          <w:color w:val="1E293B"/>
+          <w:sz w:val="19"/>
+        </w:rPr>
+        <w:t>Conduzi programas de cobertura de testes e de toolchain em cinco repositórios: milhares de novos testes, Poetry para uv, pre-commit para prek, gates de ruff e tipos, relatórios de cobertura na CI.</w:t>
+      </w:r>
+    </w:p>
+    <w:p>
+      <w:pPr>
+        <w:spacing w:before="120" w:after="0"/>
+        <w:tabs>
+          <w:tab w:val="right" w:pos="9360"/>
+        </w:tabs>
+      </w:pPr>
+      <w:r>
+        <w:rPr>
+          <w:b/>
+          <w:color w:val="1E293B"/>
+          <w:sz w:val="21"/>
+        </w:rPr>
+        <w:t>Engenheiro de Software Backend Sênior</w:t>
+      </w:r>
+      <w:r>
+        <w:rPr>
+          <w:color w:val="64748B"/>
+          <w:sz w:val="20"/>
+        </w:rPr>
+        <w:t xml:space="preserve">  CESAR (Centro de Estudos e Sistemas Avançados do Recife) | Recife, PE, Brasil</w:t>
+      </w:r>
+      <w:r>
+        <w:rPr>
+          <w:i/>
+          <w:color w:val="64748B"/>
+          <w:sz w:val="18"/>
+        </w:rPr>
+        <w:tab/>
+        <w:t>2022-10 – 2025-12</w:t>
       </w:r>
     </w:p>
     <w:p>
@@ -851,7 +994,7 @@
           <w:color w:val="1E293B"/>
           <w:sz w:val="19"/>
         </w:rPr>
-        <w:t>: Python, Django, Flask, Falcon, PHP, Yii, Laravel, Ruby on Rails, Java, C, REST API, JSON:API</w:t>
+        <w:t>: Python, Django, FastAPI, Flask, Falcon, GraphQL, Strawberry GraphQL, REST API, JSON:API, Celery, Kafka, WebSockets, PHP, Yii, Laravel, Ruby on Rails, Java, C</w:t>
       </w:r>
     </w:p>
     <w:p>
@@ -877,7 +1020,33 @@
           <w:color w:val="1E293B"/>
           <w:sz w:val="19"/>
         </w:rPr>
-        <w:t>: JavaScript, TypeScript, VueJS, NuxtJS, EmberJS, Backbone/Marionette, HTML, CSS, SCSS/SASS, BEM</w:t>
+        <w:t>: JavaScript, TypeScript, VueJS, NuxtJS, PrimeVue, Tailwind CSS, Pinia, EmberJS, Backbone/Marionette, HTML, CSS, SCSS/SASS, BEM</w:t>
+      </w:r>
+    </w:p>
+    <w:p>
+      <w:pPr>
+        <w:spacing w:before="40" w:after="40"/>
+      </w:pPr>
+      <w:r>
+        <w:rPr>
+          <w:b/>
+          <w:sz w:val="20"/>
+        </w:rPr>
+        <w:t>Engenharia de IA e ML</w:t>
+      </w:r>
+      <w:r>
+        <w:rPr>
+          <w:color w:val="64748B"/>
+          <w:sz w:val="19"/>
+        </w:rPr>
+        <w:t xml:space="preserve"> (Avançado)</w:t>
+      </w:r>
+      <w:r>
+        <w:rPr>
+          <w:color w:val="1E293B"/>
+          <w:sz w:val="19"/>
+        </w:rPr>
+        <w:t>: Desenvolvimento de aplicações com LLM, Model Context Protocol (MCP), Claude Agent SDK, Ferramentas agentivas, Busca vetorial, Milvus, Embeddings, Sentence Transformers, PyTorch, Snowflake</w:t>
       </w:r>
     </w:p>
     <w:p>
@@ -903,7 +1072,7 @@
           <w:color w:val="1E293B"/>
           <w:sz w:val="19"/>
         </w:rPr>
-        <w:t>: CI/CD, Jenkins, TeamCity, GitLab CI, Docker, Ansible, HashiCorp Vault, Bash, Git, GitFlow, GitHub, GitLab</w:t>
+        <w:t>: CI/CD, Jenkins, TeamCity, GitLab CI, Docker, Builds multi-arquitetura, Ansible, HashiCorp Vault, Sealed Secrets, uv, mise, prek, ruff, pytest, Bash, Git, GitFlow, GitHub, GitLab</w:t>
       </w:r>
     </w:p>
     <w:p>
@@ -922,14 +1091,14 @@
           <w:color w:val="64748B"/>
           <w:sz w:val="19"/>
         </w:rPr>
-        <w:t xml:space="preserve"> (Intermediário)</w:t>
+        <w:t xml:space="preserve"> (Avançado)</w:t>
       </w:r>
       <w:r>
         <w:rPr>
           <w:color w:val="1E293B"/>
           <w:sz w:val="19"/>
         </w:rPr>
-        <w:t>: Google Cloud, AWS, Kubernetes</w:t>
+        <w:t>: Kubernetes, Helm, Kustomize, AWS EKS, AWS, Google Cloud, mTLS, OAuth 2.0, OpenTelemetry, Sentry</w:t>
       </w:r>
     </w:p>
     <w:p>
@@ -955,7 +1124,7 @@
           <w:color w:val="1E293B"/>
           <w:sz w:val="19"/>
         </w:rPr>
-        <w:t>: PostgreSQL, MySQL, Oracle, Redis</w:t>
+        <w:t>: PostgreSQL, MySQL, Oracle, Redis, Milvus, Snowflake</w:t>
       </w:r>
     </w:p>
     <w:p>
@@ -1059,6 +1228,38 @@
           <w:sz w:val="26"/>
         </w:rPr>
         <w:t>Certifications</w:t>
+      </w:r>
+    </w:p>
+    <w:p>
+      <w:pPr>
+        <w:spacing w:before="120" w:after="0"/>
+        <w:tabs>
+          <w:tab w:val="right" w:pos="9360"/>
+        </w:tabs>
+      </w:pPr>
+      <w:r>
+        <w:rPr>
+          <w:b/>
+          <w:color w:val="1E293B"/>
+          <w:sz w:val="21"/>
+        </w:rPr>
+        <w:t>IA para Devs (54h)</w:t>
+      </w:r>
+      <w:r>
+        <w:rPr>
+          <w:color w:val="64748B"/>
+          <w:sz w:val="20"/>
+        </w:rPr>
+        <w:t xml:space="preserve">  CESAR School</w:t>
+      </w:r>
+      <w:r>
+        <w:rPr>
+          <w:i/>
+          <w:color w:val="64748B"/>
+          <w:sz w:val="18"/>
+        </w:rPr>
+        <w:tab/>
+        <w:t>2025-08</w:t>
       </w:r>
     </w:p>
     <w:p>

--- a/latest/pt_br/resume.docx
+++ b/latest/pt_br/resume.docx
@@ -1189,7 +1189,7 @@
           <w:color w:val="64748B"/>
           <w:sz w:val="20"/>
         </w:rPr>
-        <w:t xml:space="preserve">  Asia Java Mobile Challenge</w:t>
+        <w:t xml:space="preserve">  Asia Java Mobile Challenge (SingTel, Optus e Sun Microsystems)</w:t>
       </w:r>
       <w:r>
         <w:rPr>
@@ -1198,7 +1198,7 @@
           <w:sz w:val="18"/>
         </w:rPr>
         <w:tab/>
-        <w:t>2001</w:t>
+        <w:t>2002</w:t>
       </w:r>
     </w:p>
     <w:p>
@@ -1211,7 +1211,7 @@
           <w:color w:val="1E293B"/>
           <w:sz w:val="19"/>
         </w:rPr>
-        <w:t>Prêmio concedido ao Sea Hunter, um jogo mobile em J2ME desenvolvido para os primeiros aparelhos com suporte a Java.</w:t>
+        <w:t>O Sea Hunter, jogo mobile em J2ME desenvolvido no CESAR (Brasil) para os primeiros aparelhos com suporte a Java, foi selecionado entre os 20 finalistas, escolhidos dentre mais de 1.000 inscritos de 23 países.</w:t>
       </w:r>
     </w:p>
     <w:p>

--- a/latest/pt_br/resume.docx
+++ b/latest/pt_br/resume.docx
@@ -1176,14 +1176,17 @@
           <w:tab w:val="right" w:pos="9360"/>
         </w:tabs>
       </w:pPr>
-      <w:r>
-        <w:rPr>
-          <w:b/>
-          <w:color w:val="1E293B"/>
-          <w:sz w:val="21"/>
-        </w:rPr>
-        <w:t>Melhor Aplicação das Américas — Sea Hunter</w:t>
-      </w:r>
+      <w:hyperlink r:id="rId9">
+        <w:r>
+          <w:rPr>
+            <w:b/>
+            <w:color w:val="2563EB"/>
+            <w:u w:val="single"/>
+            <w:sz w:val="21"/>
+          </w:rPr>
+          <w:t>Melhor Aplicação das Américas — Sea Hunter</w:t>
+        </w:r>
+      </w:hyperlink>
       <w:r>
         <w:rPr>
           <w:color w:val="64748B"/>
@@ -1269,14 +1272,17 @@
           <w:tab w:val="right" w:pos="9360"/>
         </w:tabs>
       </w:pPr>
-      <w:r>
-        <w:rPr>
-          <w:b/>
-          <w:color w:val="1E293B"/>
-          <w:sz w:val="21"/>
-        </w:rPr>
-        <w:t>Certified ScrumMaster (CSM)</w:t>
-      </w:r>
+      <w:hyperlink r:id="rId10">
+        <w:r>
+          <w:rPr>
+            <w:b/>
+            <w:color w:val="2563EB"/>
+            <w:u w:val="single"/>
+            <w:sz w:val="21"/>
+          </w:rPr>
+          <w:t>Certified ScrumMaster (CSM)</w:t>
+        </w:r>
+      </w:hyperlink>
       <w:r>
         <w:rPr>
           <w:color w:val="64748B"/>

--- a/latest/pt_br/resume.docx
+++ b/latest/pt_br/resume.docx
@@ -4,56 +4,56 @@
   <w:body>
     <w:p>
       <w:pPr>
-        <w:spacing w:before="240" w:after="80"/>
+        <w:spacing w:before="204" w:after="68"/>
       </w:pPr>
       <w:r>
         <w:rPr>
           <w:b/>
           <w:color w:val="1E293B"/>
-          <w:sz w:val="40"/>
+          <w:sz w:val="34"/>
         </w:rPr>
         <w:t>Ryan Leite Albuquerque</w:t>
       </w:r>
     </w:p>
     <w:p>
       <w:pPr>
-        <w:spacing w:before="0" w:after="40"/>
+        <w:spacing w:before="0" w:after="34"/>
       </w:pPr>
       <w:r>
         <w:rPr>
           <w:color w:val="2563EB"/>
-          <w:sz w:val="24"/>
+          <w:sz w:val="20"/>
         </w:rPr>
         <w:t>Engenheiro de Software Sênior</w:t>
       </w:r>
     </w:p>
     <w:p>
       <w:pPr>
-        <w:spacing w:before="0" w:after="80"/>
+        <w:spacing w:before="0" w:after="68"/>
       </w:pPr>
       <w:r>
         <w:rPr>
           <w:color w:val="64748B"/>
-          <w:sz w:val="18"/>
+          <w:sz w:val="15"/>
         </w:rPr>
         <w:t>ryan.leite@gmail.com | +55 81 98255-0011 | Fortaleza, Ceará, BR | LinkedIn: ryalb</w:t>
       </w:r>
     </w:p>
     <w:p>
       <w:pPr>
-        <w:spacing w:after="120"/>
+        <w:spacing w:after="102"/>
       </w:pPr>
       <w:r>
         <w:rPr>
           <w:color w:val="1E293B"/>
-          <w:sz w:val="20"/>
+          <w:sz w:val="17"/>
         </w:rPr>
-        <w:t>Engenheiro backend sênior com 26 anos de experiência construindo sistemas em produção, atualmente o maior contribuidor de uma plataforma de ML em produção para triagem automática de issues (FastAPI, Kafka, busca vetorial em Kubernetes) e também entregando plataformas internas de ponta a ponta sozinho — do modelo de dados à implantação em produção. Poliglota por necessidade e não por preferência, com sistemas em produção em Java, C, PHP, Ruby e Python, o que gerou forte percepção sobre quais problemas são realmente específicos de linguagem e quais são arquiteturais. No início da carreira, definiu a prática de gerência de configuração de software em escala institucional, incluindo a liderança de uma equipe de 10 engenheiros em uma avaliação CMMI Nível 3, atuando como avaliador SCAMPI treinado. Mestre em Ciência da Computação (Inteligência Artificial).</w:t>
+        <w:t>Engenheiro backend sênior com 26 anos de experiência em produção, atualmente o maior contribuidor de 2026 de uma plataforma de ML em produção para triagem automática de issues e detecção de duplicatas — FastAPI, Kafka, busca vetorial com Milvus e Snowflake em Kubernetes. Entrega plataformas internas sozinho, do modelo de dados à implantação em produção: onboarding de times em Django/GraphQL/Celery, uma plataforma de métricas de engenharia com nove dashboards alimentados pela CI, dois apps de colaboração em tempo real e ferramentas de desenvolvimento com IA — um corretor autônomo de bugs sobre o Claude Agent SDK que abre pull requests sob um limiar de confiança e um servidor MCP que serve ferramentas de triagem ao Claude Code, Cursor e Xcode. A automação de entrega atravessa todos os cargos, do ClearCase e Ant ao Jenkins, Docker e Kubernetes, além de programas de cobertura de testes e de toolchain em cinco repositórios. Poliglota por necessidade e não por preferência, com sistemas em produção em Java, C, PHP, Ruby e Python. No início da carreira, uniu desenvolvimento full-stack e liderança técnica de equipes Scrum à definição da prática de gerência de configuração de software em escala institucional, liderando uma equipe de 10 engenheiros em uma avaliação CMMI Nível 3 como avaliador SCAMPI treinado. Mestre em Ciência da Computação (Inteligência Artificial).</w:t>
       </w:r>
     </w:p>
     <w:p>
       <w:pPr>
-        <w:spacing w:before="160" w:after="40"/>
+        <w:spacing w:before="136" w:after="34"/>
         <w:pBdr>
           <w:bottom w:val="single" w:sz="4" w:space="1" w:color="CBD5E1"/>
         </w:pBdr>
@@ -62,14 +62,14 @@
         <w:rPr>
           <w:b/>
           <w:color w:val="2563EB"/>
-          <w:sz w:val="26"/>
+          <w:sz w:val="22"/>
         </w:rPr>
         <w:t>Work Experience</w:t>
       </w:r>
     </w:p>
     <w:p>
       <w:pPr>
-        <w:spacing w:before="120" w:after="0"/>
+        <w:spacing w:before="102" w:after="0"/>
         <w:tabs>
           <w:tab w:val="right" w:pos="9360"/>
         </w:tabs>
@@ -78,14 +78,14 @@
         <w:rPr>
           <w:b/>
           <w:color w:val="1E293B"/>
-          <w:sz w:val="21"/>
+          <w:sz w:val="17"/>
         </w:rPr>
         <w:t>Engenheiro de Software Backend Sênior</w:t>
       </w:r>
       <w:r>
         <w:rPr>
           <w:color w:val="64748B"/>
-          <w:sz w:val="20"/>
+          <w:sz w:val="17"/>
         </w:rPr>
         <w:t xml:space="preserve">  CESAR (Centro de Estudos e Sistemas Avançados do Recife) | Recife, PE, Brasil</w:t>
       </w:r>
@@ -93,35 +93,35 @@
         <w:rPr>
           <w:i/>
           <w:color w:val="64748B"/>
-          <w:sz w:val="18"/>
+          <w:sz w:val="15"/>
         </w:rPr>
         <w:tab/>
-        <w:t>2026-01 – Present</w:t>
+        <w:t>2026-01 – Presente</w:t>
       </w:r>
     </w:p>
     <w:p>
       <w:pPr>
-        <w:spacing w:before="40" w:after="40"/>
+        <w:spacing w:before="34" w:after="34"/>
         <w:ind w:left="144"/>
       </w:pPr>
       <w:r>
         <w:rPr>
           <w:color w:val="1E293B"/>
-          <w:sz w:val="19"/>
+          <w:sz w:val="16"/>
         </w:rPr>
-        <w:t>Engenharia de backend e de plataforma para sistemas de produtividade de desenvolvimento baseados em ML, de APIs e pipelines de dados à entrega em Kubernetes e ferramentas com IA/LLM.</w:t>
+        <w:t>Engenharia de backend e de plataforma para sistemas de produtividade baseados em ML: co-responsabilidade por uma plataforma de ML em produção, quatro plataformas e apps internos construídos sozinho, ferramentas com IA/LLM e programas de qualidade em cinco repositórios.</w:t>
       </w:r>
     </w:p>
     <w:p>
       <w:pPr>
         <w:pStyle w:val="ListBullet"/>
-        <w:spacing w:before="20" w:after="20"/>
+        <w:spacing w:before="17" w:after="17"/>
         <w:ind w:left="288"/>
       </w:pPr>
       <w:r>
         <w:rPr>
           <w:color w:val="1E293B"/>
-          <w:sz w:val="19"/>
+          <w:sz w:val="16"/>
         </w:rPr>
         <w:t>Maior contribuidor de 2026 em uma plataforma de ML em produção para triagem automática de issues e detecção de duplicatas: FastAPI, Kafka, busca vetorial com Milvus, Snowflake, Kubernetes na AWS EKS.</w:t>
       </w:r>
@@ -129,13 +129,13 @@
     <w:p>
       <w:pPr>
         <w:pStyle w:val="ListBullet"/>
-        <w:spacing w:before="20" w:after="20"/>
+        <w:spacing w:before="17" w:after="17"/>
         <w:ind w:left="288"/>
       </w:pPr>
       <w:r>
         <w:rPr>
           <w:color w:val="1E293B"/>
-          <w:sz w:val="19"/>
+          <w:sz w:val="16"/>
         </w:rPr>
         <w:t>Construí sozinho uma plataforma de onboarding de times (Django 6, GraphQL, Celery, Kubernetes) que substituiu um processo manual de nove etapas.</w:t>
       </w:r>
@@ -143,13 +143,13 @@
     <w:p>
       <w:pPr>
         <w:pStyle w:val="ListBullet"/>
-        <w:spacing w:before="20" w:after="20"/>
+        <w:spacing w:before="17" w:after="17"/>
         <w:ind w:left="288"/>
       </w:pPr>
       <w:r>
         <w:rPr>
           <w:color w:val="1E293B"/>
-          <w:sz w:val="19"/>
+          <w:sz w:val="16"/>
         </w:rPr>
         <w:t>Construí sozinho uma plataforma de métricas de engenharia (Django + GraphQL, Nuxt 4, PostgreSQL em Kubernetes) com nove dashboards sobre cobertura, linhas de código, pull requests e correções de bugs vindos da CI.</w:t>
       </w:r>
@@ -157,13 +157,13 @@
     <w:p>
       <w:pPr>
         <w:pStyle w:val="ListBullet"/>
-        <w:spacing w:before="20" w:after="20"/>
+        <w:spacing w:before="17" w:after="17"/>
         <w:ind w:left="288"/>
       </w:pPr>
       <w:r>
         <w:rPr>
           <w:color w:val="1E293B"/>
-          <w:sz w:val="19"/>
+          <w:sz w:val="16"/>
         </w:rPr>
         <w:t>Criei um app web self-service que dispara a coleta de métricas sob demanda com streaming de log ao vivo, além de CronJobs semanais no Kubernetes cobrindo três repositórios.</w:t>
       </w:r>
@@ -171,13 +171,13 @@
     <w:p>
       <w:pPr>
         <w:pStyle w:val="ListBullet"/>
-        <w:spacing w:before="20" w:after="20"/>
+        <w:spacing w:before="17" w:after="17"/>
         <w:ind w:left="288"/>
       </w:pPr>
       <w:r>
         <w:rPr>
           <w:color w:val="1E293B"/>
-          <w:sz w:val="19"/>
+          <w:sz w:val="16"/>
         </w:rPr>
         <w:t>Entreguei ferramentas de desenvolvimento com IA: um corretor de bugs autônomo sobre o Claude Agent SDK que abre pull requests sob um limiar de confiança, e um servidor MCP que serve seis ferramentas de triagem ao Claude Code, Cursor e Xcode.</w:t>
       </w:r>
@@ -185,13 +185,13 @@
     <w:p>
       <w:pPr>
         <w:pStyle w:val="ListBullet"/>
-        <w:spacing w:before="20" w:after="20"/>
+        <w:spacing w:before="17" w:after="17"/>
         <w:ind w:left="288"/>
       </w:pPr>
       <w:r>
         <w:rPr>
           <w:color w:val="1E293B"/>
-          <w:sz w:val="19"/>
+          <w:sz w:val="16"/>
         </w:rPr>
         <w:t>Entreguei sozinho dois apps de tempo real: planning poker com WebSockets em Django Channels, e retrospectivas em GraphQL com máquina de estados de seis fases.</w:t>
       </w:r>
@@ -199,20 +199,20 @@
     <w:p>
       <w:pPr>
         <w:pStyle w:val="ListBullet"/>
-        <w:spacing w:before="20" w:after="20"/>
+        <w:spacing w:before="17" w:after="17"/>
         <w:ind w:left="288"/>
       </w:pPr>
       <w:r>
         <w:rPr>
           <w:color w:val="1E293B"/>
-          <w:sz w:val="19"/>
+          <w:sz w:val="16"/>
         </w:rPr>
         <w:t>Conduzi programas de cobertura de testes e de toolchain em cinco repositórios: milhares de novos testes, Poetry para uv, pre-commit para prek, gates de ruff e tipos, relatórios de cobertura na CI.</w:t>
       </w:r>
     </w:p>
     <w:p>
       <w:pPr>
-        <w:spacing w:before="120" w:after="0"/>
+        <w:spacing w:before="102" w:after="0"/>
         <w:tabs>
           <w:tab w:val="right" w:pos="9360"/>
         </w:tabs>
@@ -221,14 +221,14 @@
         <w:rPr>
           <w:b/>
           <w:color w:val="1E293B"/>
-          <w:sz w:val="21"/>
+          <w:sz w:val="17"/>
         </w:rPr>
         <w:t>Engenheiro de Software Backend Sênior</w:t>
       </w:r>
       <w:r>
         <w:rPr>
           <w:color w:val="64748B"/>
-          <w:sz w:val="20"/>
+          <w:sz w:val="17"/>
         </w:rPr>
         <w:t xml:space="preserve">  CESAR (Centro de Estudos e Sistemas Avançados do Recife) | Recife, PE, Brasil</w:t>
       </w:r>
@@ -236,7 +236,7 @@
         <w:rPr>
           <w:i/>
           <w:color w:val="64748B"/>
-          <w:sz w:val="18"/>
+          <w:sz w:val="15"/>
         </w:rPr>
         <w:tab/>
         <w:t>2022-10 – 2025-12</w:t>
@@ -244,27 +244,27 @@
     </w:p>
     <w:p>
       <w:pPr>
-        <w:spacing w:before="40" w:after="40"/>
+        <w:spacing w:before="34" w:after="34"/>
         <w:ind w:left="144"/>
       </w:pPr>
       <w:r>
         <w:rPr>
           <w:color w:val="1E293B"/>
-          <w:sz w:val="19"/>
+          <w:sz w:val="16"/>
         </w:rPr>
-        <w:t>Engenharia backend e responsabilidade pela esteira de CI/CD de duas plataformas web simultâneas.</w:t>
+        <w:t>Serviços de backend em Python para duas plataformas web simultâneas, padronizados em contratos JSON:API, com responsabilidade de ponta a ponta pela esteira de CI/CD e gates automatizados de qualidade.</w:t>
       </w:r>
     </w:p>
     <w:p>
       <w:pPr>
         <w:pStyle w:val="ListBullet"/>
-        <w:spacing w:before="20" w:after="20"/>
+        <w:spacing w:before="17" w:after="17"/>
         <w:ind w:left="288"/>
       </w:pPr>
       <w:r>
         <w:rPr>
           <w:color w:val="1E293B"/>
-          <w:sz w:val="19"/>
+          <w:sz w:val="16"/>
         </w:rPr>
         <w:t>Desenvolvi e mantive serviços de backend para duas plataformas web simultâneas em Python (Django e Flask), garantindo qualidade de nível de produção por meio de formatação, análise estática e testes automatizados como gates na CI.</w:t>
       </w:r>
@@ -272,13 +272,13 @@
     <w:p>
       <w:pPr>
         <w:pStyle w:val="ListBullet"/>
-        <w:spacing w:before="20" w:after="20"/>
+        <w:spacing w:before="17" w:after="17"/>
         <w:ind w:left="288"/>
       </w:pPr>
       <w:r>
         <w:rPr>
           <w:color w:val="1E293B"/>
-          <w:sz w:val="19"/>
+          <w:sz w:val="16"/>
         </w:rPr>
         <w:t>Projetei e implementei APIs REST seguindo a especificação JSON:API, padronizando os contratos de resposta entre equipes e reduzindo retrabalho de integração entre os times de backend e frontend.</w:t>
       </w:r>
@@ -286,20 +286,20 @@
     <w:p>
       <w:pPr>
         <w:pStyle w:val="ListBullet"/>
-        <w:spacing w:before="20" w:after="20"/>
+        <w:spacing w:before="17" w:after="17"/>
         <w:ind w:left="288"/>
       </w:pPr>
       <w:r>
         <w:rPr>
           <w:color w:val="1E293B"/>
-          <w:sz w:val="19"/>
+          <w:sz w:val="16"/>
         </w:rPr>
         <w:t>Fui responsável pela esteira de CI/CD de ponta a ponta (Docker, Git/GitFlow, Jenkins), entregando ciclos de build, teste e implantação totalmente automatizados.</w:t>
       </w:r>
     </w:p>
     <w:p>
       <w:pPr>
-        <w:spacing w:before="120" w:after="0"/>
+        <w:spacing w:before="102" w:after="0"/>
         <w:tabs>
           <w:tab w:val="right" w:pos="9360"/>
         </w:tabs>
@@ -308,14 +308,14 @@
         <w:rPr>
           <w:b/>
           <w:color w:val="1E293B"/>
-          <w:sz w:val="21"/>
+          <w:sz w:val="17"/>
         </w:rPr>
         <w:t>Engenheiro de Software Full-Stack Sênior</w:t>
       </w:r>
       <w:r>
         <w:rPr>
           <w:color w:val="64748B"/>
-          <w:sz w:val="20"/>
+          <w:sz w:val="17"/>
         </w:rPr>
         <w:t xml:space="preserve">  CESAR (Centro de Estudos e Sistemas Avançados do Recife) | Recife, PE, Brasil</w:t>
       </w:r>
@@ -323,7 +323,7 @@
         <w:rPr>
           <w:i/>
           <w:color w:val="64748B"/>
-          <w:sz w:val="18"/>
+          <w:sz w:val="15"/>
         </w:rPr>
         <w:tab/>
         <w:t>2013-06 – 2022-09</w:t>
@@ -331,27 +331,27 @@
     </w:p>
     <w:p>
       <w:pPr>
-        <w:spacing w:before="40" w:after="40"/>
+        <w:spacing w:before="34" w:after="34"/>
         <w:ind w:left="144"/>
       </w:pPr>
       <w:r>
         <w:rPr>
           <w:color w:val="1E293B"/>
-          <w:sz w:val="19"/>
+          <w:sz w:val="16"/>
         </w:rPr>
-        <w:t>Desenvolvimento full-stack, gerência de configuração e liderança técnica em quatro projetos de clientes ao longo de nove anos.</w:t>
+        <w:t>Nove anos em quatro projetos de clientes: quatro aplicações web em produção em quatro stacks de linguagem, os ambientes de CI/CD por trás delas e a direção técnica das equipes Scrum.</w:t>
       </w:r>
     </w:p>
     <w:p>
       <w:pPr>
         <w:pStyle w:val="ListBullet"/>
-        <w:spacing w:before="20" w:after="20"/>
+        <w:spacing w:before="17" w:after="17"/>
         <w:ind w:left="288"/>
       </w:pPr>
       <w:r>
         <w:rPr>
           <w:color w:val="1E293B"/>
-          <w:sz w:val="19"/>
+          <w:sz w:val="16"/>
         </w:rPr>
         <w:t>Entreguei quatro aplicações web em produção utilizando PHP (Yii), Python (Flask/Falcon), Ruby on Rails e JavaScript (Backbone/Marionette, EmberJS, VueJS).</w:t>
       </w:r>
@@ -359,13 +359,13 @@
     <w:p>
       <w:pPr>
         <w:pStyle w:val="ListBullet"/>
-        <w:spacing w:before="20" w:after="20"/>
+        <w:spacing w:before="17" w:after="17"/>
         <w:ind w:left="288"/>
       </w:pPr>
       <w:r>
         <w:rPr>
           <w:color w:val="1E293B"/>
-          <w:sz w:val="19"/>
+          <w:sz w:val="16"/>
         </w:rPr>
         <w:t>Construí e mantive ambientes de CI/CD com Git/GitFlow, TeamCity, Jenkins, Ansible e HashiCorp Vault, viabilizando implantações seguras, reprodutíveis e totalmente automatizadas.</w:t>
       </w:r>
@@ -373,20 +373,20 @@
     <w:p>
       <w:pPr>
         <w:pStyle w:val="ListBullet"/>
-        <w:spacing w:before="20" w:after="20"/>
+        <w:spacing w:before="17" w:after="17"/>
         <w:ind w:left="288"/>
       </w:pPr>
       <w:r>
         <w:rPr>
           <w:color w:val="1E293B"/>
-          <w:sz w:val="19"/>
+          <w:sz w:val="16"/>
         </w:rPr>
         <w:t>Conduzi a direção técnica de equipes Scrum, liderando planejamento de sprints, práticas de code review e compromissos de entrega.</w:t>
       </w:r>
     </w:p>
     <w:p>
       <w:pPr>
-        <w:spacing w:before="120" w:after="0"/>
+        <w:spacing w:before="102" w:after="0"/>
         <w:tabs>
           <w:tab w:val="right" w:pos="9360"/>
         </w:tabs>
@@ -395,14 +395,14 @@
         <w:rPr>
           <w:b/>
           <w:color w:val="1E293B"/>
-          <w:sz w:val="21"/>
+          <w:sz w:val="17"/>
         </w:rPr>
         <w:t>Engenheiro de Software Full-Stack Sênior</w:t>
       </w:r>
       <w:r>
         <w:rPr>
           <w:color w:val="64748B"/>
-          <w:sz w:val="20"/>
+          <w:sz w:val="17"/>
         </w:rPr>
         <w:t xml:space="preserve">  CESAR (Centro de Estudos e Sistemas Avançados do Recife) | Recife, PE, Brasil</w:t>
       </w:r>
@@ -410,7 +410,7 @@
         <w:rPr>
           <w:i/>
           <w:color w:val="64748B"/>
-          <w:sz w:val="18"/>
+          <w:sz w:val="15"/>
         </w:rPr>
         <w:tab/>
         <w:t>2009-01 – 2013-06</w:t>
@@ -418,27 +418,27 @@
     </w:p>
     <w:p>
       <w:pPr>
-        <w:spacing w:before="40" w:after="40"/>
+        <w:spacing w:before="34" w:after="34"/>
         <w:ind w:left="144"/>
       </w:pPr>
       <w:r>
         <w:rPr>
           <w:color w:val="1E293B"/>
-          <w:sz w:val="19"/>
+          <w:sz w:val="16"/>
         </w:rPr>
-        <w:t>Engenharia full-stack e gerência de configuração em projetos de telefonia, web corporativa e mobile.</w:t>
+        <w:t>Telefonia em C sobre o Asterisk, uma aplicação corporativa web e mobile em Java de ponta a ponta, e as ferramentas de CI/CD e de Scrum por trás delas — além de uma plataforma nacional mantida com tráfego ativo.</w:t>
       </w:r>
     </w:p>
     <w:p>
       <w:pPr>
         <w:pStyle w:val="ListBullet"/>
-        <w:spacing w:before="20" w:after="20"/>
+        <w:spacing w:before="17" w:after="17"/>
         <w:ind w:left="288"/>
       </w:pPr>
       <w:r>
         <w:rPr>
           <w:color w:val="1E293B"/>
-          <w:sz w:val="19"/>
+          <w:sz w:val="16"/>
         </w:rPr>
         <w:t>Desenvolvi uma plataforma de telefonia em C sobre o Asterisk, cobrindo a lógica de fluxo de chamadas e integrações.</w:t>
       </w:r>
@@ -446,13 +446,13 @@
     <w:p>
       <w:pPr>
         <w:pStyle w:val="ListBullet"/>
-        <w:spacing w:before="20" w:after="20"/>
+        <w:spacing w:before="17" w:after="17"/>
         <w:ind w:left="288"/>
       </w:pPr>
       <w:r>
         <w:rPr>
           <w:color w:val="1E293B"/>
-          <w:sz w:val="19"/>
+          <w:sz w:val="16"/>
         </w:rPr>
         <w:t>Construí de ponta a ponta uma aplicação corporativa web e mobile utilizando Java EE/ME, Android, Apache Struts 2, Apache CXF, Spring, Hibernate, Oracle e Apache Tomcat.</w:t>
       </w:r>
@@ -460,13 +460,13 @@
     <w:p>
       <w:pPr>
         <w:pStyle w:val="ListBullet"/>
-        <w:spacing w:before="20" w:after="20"/>
+        <w:spacing w:before="17" w:after="17"/>
         <w:ind w:left="288"/>
       </w:pPr>
       <w:r>
         <w:rPr>
           <w:color w:val="1E293B"/>
-          <w:sz w:val="19"/>
+          <w:sz w:val="16"/>
         </w:rPr>
         <w:t>Implementei um ambiente completo de CI/CD (Subversion/Git, Maven, TeamCity, Tomcat) para builds e implantações automatizadas.</w:t>
       </w:r>
@@ -474,13 +474,13 @@
     <w:p>
       <w:pPr>
         <w:pStyle w:val="ListBullet"/>
-        <w:spacing w:before="20" w:after="20"/>
+        <w:spacing w:before="17" w:after="17"/>
         <w:ind w:left="288"/>
       </w:pPr>
       <w:r>
         <w:rPr>
           <w:color w:val="1E293B"/>
-          <w:sz w:val="19"/>
+          <w:sz w:val="16"/>
         </w:rPr>
         <w:t>Desenvolvi uma integração de task board Scrum para o Mantis (PHP), dando visibilidade compartilhada das sprints a equipes remotas distribuídas.</w:t>
       </w:r>
@@ -488,20 +488,20 @@
     <w:p>
       <w:pPr>
         <w:pStyle w:val="ListBullet"/>
-        <w:spacing w:before="20" w:after="20"/>
+        <w:spacing w:before="17" w:after="17"/>
         <w:ind w:left="288"/>
       </w:pPr>
       <w:r>
         <w:rPr>
           <w:color w:val="1E293B"/>
-          <w:sz w:val="19"/>
+          <w:sz w:val="16"/>
         </w:rPr>
         <w:t>Mantive uma plataforma web de abrangência nacional em produção, entregando novas funcionalidades com tráfego ativo.</w:t>
       </w:r>
     </w:p>
     <w:p>
       <w:pPr>
-        <w:spacing w:before="120" w:after="0"/>
+        <w:spacing w:before="102" w:after="0"/>
         <w:tabs>
           <w:tab w:val="right" w:pos="9360"/>
         </w:tabs>
@@ -510,14 +510,14 @@
         <w:rPr>
           <w:b/>
           <w:color w:val="1E293B"/>
-          <w:sz w:val="21"/>
+          <w:sz w:val="17"/>
         </w:rPr>
         <w:t>Engenheiro Sênior de Gerência de Configuração de Software</w:t>
       </w:r>
       <w:r>
         <w:rPr>
           <w:color w:val="64748B"/>
-          <w:sz w:val="20"/>
+          <w:sz w:val="17"/>
         </w:rPr>
         <w:t xml:space="preserve">  CESAR (Centro de Estudos e Sistemas Avançados do Recife) | Recife, PE, Brasil</w:t>
       </w:r>
@@ -525,7 +525,7 @@
         <w:rPr>
           <w:i/>
           <w:color w:val="64748B"/>
-          <w:sz w:val="18"/>
+          <w:sz w:val="15"/>
         </w:rPr>
         <w:tab/>
         <w:t>2005-01 – 2009-01</w:t>
@@ -533,27 +533,27 @@
     </w:p>
     <w:p>
       <w:pPr>
-        <w:spacing w:before="40" w:after="40"/>
+        <w:spacing w:before="34" w:after="34"/>
         <w:ind w:left="144"/>
       </w:pPr>
       <w:r>
         <w:rPr>
           <w:color w:val="1E293B"/>
-          <w:sz w:val="19"/>
+          <w:sz w:val="16"/>
         </w:rPr>
-        <w:t>Liderança da equipe corporativa de Gerência de Configuração de Software e condução da avaliação CMMI 1.2 Nível 3 da organização.</w:t>
+        <w:t>Liderança da equipe corporativa de Gerência de Configuração de Software em uma avaliação formal CMMI 1.2 Nível 3, definindo os processos, ferramentas e automações de GCS adotados como padrão da empresa.</w:t>
       </w:r>
     </w:p>
     <w:p>
       <w:pPr>
         <w:pStyle w:val="ListBullet"/>
-        <w:spacing w:before="20" w:after="20"/>
+        <w:spacing w:before="17" w:after="17"/>
         <w:ind w:left="288"/>
       </w:pPr>
       <w:r>
         <w:rPr>
           <w:color w:val="1E293B"/>
-          <w:sz w:val="19"/>
+          <w:sz w:val="16"/>
         </w:rPr>
         <w:t>Liderei uma equipe de 10 engenheiros de Gerência de Configuração de Software em uma avaliação formal CMMI 1.2 Nível 3 bem-sucedida, atuando como avaliador SCAMPI treinado.</w:t>
       </w:r>
@@ -561,13 +561,13 @@
     <w:p>
       <w:pPr>
         <w:pStyle w:val="ListBullet"/>
-        <w:spacing w:before="20" w:after="20"/>
+        <w:spacing w:before="17" w:after="17"/>
         <w:ind w:left="288"/>
       </w:pPr>
       <w:r>
         <w:rPr>
           <w:color w:val="1E293B"/>
-          <w:sz w:val="19"/>
+          <w:sz w:val="16"/>
         </w:rPr>
         <w:t>Defini e mantive os processos corporativos de GCS como líder de GCS dentro do Grupo de Processos de Engenharia de Software (SEPG).</w:t>
       </w:r>
@@ -575,13 +575,13 @@
     <w:p>
       <w:pPr>
         <w:pStyle w:val="ListBullet"/>
-        <w:spacing w:before="20" w:after="20"/>
+        <w:spacing w:before="17" w:after="17"/>
         <w:ind w:left="288"/>
       </w:pPr>
       <w:r>
         <w:rPr>
           <w:color w:val="1E293B"/>
-          <w:sz w:val="19"/>
+          <w:sz w:val="16"/>
         </w:rPr>
         <w:t>Implantei processos de GCS em múltiplos projetos simultâneos utilizando Rational ClearCase, ClearDDTS, CVS, Subversion, Mantis, Apache Ant e Luntbuild.</w:t>
       </w:r>
@@ -589,20 +589,20 @@
     <w:p>
       <w:pPr>
         <w:pStyle w:val="ListBullet"/>
-        <w:spacing w:before="20" w:after="20"/>
+        <w:spacing w:before="17" w:after="17"/>
         <w:ind w:left="288"/>
       </w:pPr>
       <w:r>
         <w:rPr>
           <w:color w:val="1E293B"/>
-          <w:sz w:val="19"/>
+          <w:sz w:val="16"/>
         </w:rPr>
         <w:t>Desenvolvi ferramentas de automação e extensões para o Mantis (PHP, Shell) para rastreamento de defeitos, rastreabilidade de requisitos e relatórios de code review, posteriormente adotadas como padrão corporativo.</w:t>
       </w:r>
     </w:p>
     <w:p>
       <w:pPr>
-        <w:spacing w:before="120" w:after="0"/>
+        <w:spacing w:before="102" w:after="0"/>
         <w:tabs>
           <w:tab w:val="right" w:pos="9360"/>
         </w:tabs>
@@ -611,14 +611,14 @@
         <w:rPr>
           <w:b/>
           <w:color w:val="1E293B"/>
-          <w:sz w:val="21"/>
+          <w:sz w:val="17"/>
         </w:rPr>
         <w:t>Engenheiro de Gerência de Configuração de Software</w:t>
       </w:r>
       <w:r>
         <w:rPr>
           <w:color w:val="64748B"/>
-          <w:sz w:val="20"/>
+          <w:sz w:val="17"/>
         </w:rPr>
         <w:t xml:space="preserve">  CESAR (Centro de Estudos e Sistemas Avançados do Recife) | Recife, PE, Brasil</w:t>
       </w:r>
@@ -626,7 +626,7 @@
         <w:rPr>
           <w:i/>
           <w:color w:val="64748B"/>
-          <w:sz w:val="18"/>
+          <w:sz w:val="15"/>
         </w:rPr>
         <w:tab/>
         <w:t>2001-10 – 2005-01</w:t>
@@ -634,27 +634,27 @@
     </w:p>
     <w:p>
       <w:pPr>
-        <w:spacing w:before="40" w:after="40"/>
+        <w:spacing w:before="34" w:after="34"/>
         <w:ind w:left="144"/>
       </w:pPr>
       <w:r>
         <w:rPr>
           <w:color w:val="1E293B"/>
-          <w:sz w:val="19"/>
+          <w:sz w:val="16"/>
         </w:rPr>
-        <w:t>Definição e implantação de processos de GCS para programas multi-site de desenvolvimento de dispositivos móveis.</w:t>
+        <w:t>Definição e automação de processos de GCS para programas multi-site de dispositivos móveis, contribuindo para a certificação CMM Nível 2 e para uma alta de ~20% nas notas de avaliação do cliente.</w:t>
       </w:r>
     </w:p>
     <w:p>
       <w:pPr>
         <w:pStyle w:val="ListBullet"/>
-        <w:spacing w:before="20" w:after="20"/>
+        <w:spacing w:before="17" w:after="17"/>
         <w:ind w:left="288"/>
       </w:pPr>
       <w:r>
         <w:rPr>
           <w:color w:val="1E293B"/>
-          <w:sz w:val="19"/>
+          <w:sz w:val="16"/>
         </w:rPr>
         <w:t>Defini e implementei processos de GCS para projetos multi-site de desenvolvimento de dispositivos móveis utilizando Rational ClearCase e ClearDDTS, contribuindo para a certificação CMM Nível 2 da organização.</w:t>
       </w:r>
@@ -662,20 +662,20 @@
     <w:p>
       <w:pPr>
         <w:pStyle w:val="ListBullet"/>
-        <w:spacing w:before="20" w:after="20"/>
+        <w:spacing w:before="17" w:after="17"/>
         <w:ind w:left="288"/>
       </w:pPr>
       <w:r>
         <w:rPr>
           <w:color w:val="1E293B"/>
-          <w:sz w:val="19"/>
+          <w:sz w:val="16"/>
         </w:rPr>
         <w:t>Elevei em cerca de 20% as notas de avaliação do cliente quanto ao desempenho de GCS, automatizando atividades de gerência de configuração em aproximadamente doze projetos.</w:t>
       </w:r>
     </w:p>
     <w:p>
       <w:pPr>
-        <w:spacing w:before="120" w:after="0"/>
+        <w:spacing w:before="102" w:after="0"/>
         <w:tabs>
           <w:tab w:val="right" w:pos="9360"/>
         </w:tabs>
@@ -684,14 +684,14 @@
         <w:rPr>
           <w:b/>
           <w:color w:val="1E293B"/>
-          <w:sz w:val="21"/>
+          <w:sz w:val="17"/>
         </w:rPr>
         <w:t>Engenheiro de Software Júnior</w:t>
       </w:r>
       <w:r>
         <w:rPr>
           <w:color w:val="64748B"/>
-          <w:sz w:val="20"/>
+          <w:sz w:val="17"/>
         </w:rPr>
         <w:t xml:space="preserve">  CESAR (Centro de Estudos e Sistemas Avançados do Recife) | Recife, PE, Brasil</w:t>
       </w:r>
@@ -699,7 +699,7 @@
         <w:rPr>
           <w:i/>
           <w:color w:val="64748B"/>
-          <w:sz w:val="18"/>
+          <w:sz w:val="15"/>
         </w:rPr>
         <w:tab/>
         <w:t>2001-01 – 2001-10</w:t>
@@ -707,27 +707,27 @@
     </w:p>
     <w:p>
       <w:pPr>
-        <w:spacing w:before="40" w:after="40"/>
+        <w:spacing w:before="34" w:after="34"/>
         <w:ind w:left="144"/>
       </w:pPr>
       <w:r>
         <w:rPr>
           <w:color w:val="1E293B"/>
-          <w:sz w:val="19"/>
+          <w:sz w:val="16"/>
         </w:rPr>
-        <w:t>Desenvolvimento inicial de aplicações móveis em Java 2 Micro Edition (J2ME).</w:t>
+        <w:t>Primeira prática de desenvolvimento mobile em J2ME do instituto: mais de 15 aplicações entregues, incluindo um jogo premiado internacionalmente.</w:t>
       </w:r>
     </w:p>
     <w:p>
       <w:pPr>
         <w:pStyle w:val="ListBullet"/>
-        <w:spacing w:before="20" w:after="20"/>
+        <w:spacing w:before="17" w:after="17"/>
         <w:ind w:left="288"/>
       </w:pPr>
       <w:r>
         <w:rPr>
           <w:color w:val="1E293B"/>
-          <w:sz w:val="19"/>
+          <w:sz w:val="16"/>
         </w:rPr>
         <w:t>Fui pioneiro no desenvolvimento de aplicações J2ME no CESAR, estabelecendo a primeira prática de desenvolvimento mobile do instituto.</w:t>
       </w:r>
@@ -735,13 +735,13 @@
     <w:p>
       <w:pPr>
         <w:pStyle w:val="ListBullet"/>
-        <w:spacing w:before="20" w:after="20"/>
+        <w:spacing w:before="17" w:after="17"/>
         <w:ind w:left="288"/>
       </w:pPr>
       <w:r>
         <w:rPr>
           <w:color w:val="1E293B"/>
-          <w:sz w:val="19"/>
+          <w:sz w:val="16"/>
         </w:rPr>
         <w:t>Desenvolvi mais de 15 aplicações móveis, principalmente jogos, para os primeiros aparelhos com suporte a Java.</w:t>
       </w:r>
@@ -749,20 +749,20 @@
     <w:p>
       <w:pPr>
         <w:pStyle w:val="ListBullet"/>
-        <w:spacing w:before="20" w:after="20"/>
+        <w:spacing w:before="17" w:after="17"/>
         <w:ind w:left="288"/>
       </w:pPr>
       <w:r>
         <w:rPr>
           <w:color w:val="1E293B"/>
-          <w:sz w:val="19"/>
+          <w:sz w:val="16"/>
         </w:rPr>
         <w:t>Escrevi o Sea Hunter, premiado como Melhor Aplicação das Américas no Asia Java Mobile Challenge.</w:t>
       </w:r>
     </w:p>
     <w:p>
       <w:pPr>
-        <w:spacing w:before="120" w:after="0"/>
+        <w:spacing w:before="102" w:after="0"/>
         <w:tabs>
           <w:tab w:val="right" w:pos="9360"/>
         </w:tabs>
@@ -771,14 +771,14 @@
         <w:rPr>
           <w:b/>
           <w:color w:val="1E293B"/>
-          <w:sz w:val="21"/>
+          <w:sz w:val="17"/>
         </w:rPr>
         <w:t>Engenheiro de Software Júnior</w:t>
       </w:r>
       <w:r>
         <w:rPr>
           <w:color w:val="64748B"/>
-          <w:sz w:val="20"/>
+          <w:sz w:val="17"/>
         </w:rPr>
         <w:t xml:space="preserve">  CESAR (Centro de Estudos e Sistemas Avançados do Recife) | Recife, PE, Brasil</w:t>
       </w:r>
@@ -786,7 +786,7 @@
         <w:rPr>
           <w:i/>
           <w:color w:val="64748B"/>
-          <w:sz w:val="18"/>
+          <w:sz w:val="15"/>
         </w:rPr>
         <w:tab/>
         <w:t>2000-06 – 2000-12</w:t>
@@ -794,27 +794,27 @@
     </w:p>
     <w:p>
       <w:pPr>
-        <w:spacing w:before="40" w:after="40"/>
+        <w:spacing w:before="34" w:after="34"/>
         <w:ind w:left="144"/>
       </w:pPr>
       <w:r>
         <w:rPr>
           <w:color w:val="1E293B"/>
-          <w:sz w:val="19"/>
+          <w:sz w:val="16"/>
         </w:rPr>
-        <w:t>Desenvolvimento Java em arquitetura padrão de três camadas.</w:t>
+        <w:t>Desenvolvimento web em Java: uma aplicação WAP em J2SE para gestão de jogos lotéricos e um portal de e-commerce que apoiou uma pesquisa de mestrado.</w:t>
       </w:r>
     </w:p>
     <w:p>
       <w:pPr>
         <w:pStyle w:val="ListBullet"/>
-        <w:spacing w:before="20" w:after="20"/>
+        <w:spacing w:before="17" w:after="17"/>
         <w:ind w:left="288"/>
       </w:pPr>
       <w:r>
         <w:rPr>
           <w:color w:val="1E293B"/>
-          <w:sz w:val="19"/>
+          <w:sz w:val="16"/>
         </w:rPr>
         <w:t>Desenvolvi uma aplicação WAP em J2SE para gestão de jogos lotéricos.</w:t>
       </w:r>
@@ -822,20 +822,20 @@
     <w:p>
       <w:pPr>
         <w:pStyle w:val="ListBullet"/>
-        <w:spacing w:before="20" w:after="20"/>
+        <w:spacing w:before="17" w:after="17"/>
         <w:ind w:left="288"/>
       </w:pPr>
       <w:r>
         <w:rPr>
           <w:color w:val="1E293B"/>
-          <w:sz w:val="19"/>
+          <w:sz w:val="16"/>
         </w:rPr>
         <w:t>Construí um portal de e-commerce utilizado para validar a pesquisa de dissertação de mestrado de um integrante da equipe.</w:t>
       </w:r>
     </w:p>
     <w:p>
       <w:pPr>
-        <w:spacing w:before="160" w:after="40"/>
+        <w:spacing w:before="136" w:after="34"/>
         <w:pBdr>
           <w:bottom w:val="single" w:sz="4" w:space="1" w:color="CBD5E1"/>
         </w:pBdr>
@@ -844,14 +844,14 @@
         <w:rPr>
           <w:b/>
           <w:color w:val="2563EB"/>
-          <w:sz w:val="26"/>
+          <w:sz w:val="22"/>
         </w:rPr>
         <w:t>Education</w:t>
       </w:r>
     </w:p>
     <w:p>
       <w:pPr>
-        <w:spacing w:before="120" w:after="0"/>
+        <w:spacing w:before="102" w:after="0"/>
         <w:tabs>
           <w:tab w:val="right" w:pos="9360"/>
         </w:tabs>
@@ -860,14 +860,14 @@
         <w:rPr>
           <w:b/>
           <w:color w:val="1E293B"/>
-          <w:sz w:val="21"/>
+          <w:sz w:val="17"/>
         </w:rPr>
         <w:t>Mestrado in Ciência da Computação</w:t>
       </w:r>
       <w:r>
         <w:rPr>
           <w:color w:val="64748B"/>
-          <w:sz w:val="20"/>
+          <w:sz w:val="17"/>
         </w:rPr>
         <w:t xml:space="preserve">  Universidade Federal de Pernambuco (UFPE)</w:t>
       </w:r>
@@ -875,7 +875,7 @@
         <w:rPr>
           <w:i/>
           <w:color w:val="64748B"/>
-          <w:sz w:val="18"/>
+          <w:sz w:val="15"/>
         </w:rPr>
         <w:tab/>
         <w:t>2000-03 – 2002-08</w:t>
@@ -884,13 +884,13 @@
     <w:p>
       <w:pPr>
         <w:pStyle w:val="ListBullet"/>
-        <w:spacing w:before="20" w:after="20"/>
+        <w:spacing w:before="17" w:after="17"/>
         <w:ind w:left="288"/>
       </w:pPr>
       <w:r>
         <w:rPr>
           <w:color w:val="1E293B"/>
-          <w:sz w:val="19"/>
+          <w:sz w:val="16"/>
         </w:rPr>
         <w:t>Inteligência Artificial</w:t>
       </w:r>
@@ -898,13 +898,13 @@
     <w:p>
       <w:pPr>
         <w:pStyle w:val="ListBullet"/>
-        <w:spacing w:before="20" w:after="20"/>
+        <w:spacing w:before="17" w:after="17"/>
         <w:ind w:left="288"/>
       </w:pPr>
       <w:r>
         <w:rPr>
           <w:color w:val="1E293B"/>
-          <w:sz w:val="19"/>
+          <w:sz w:val="16"/>
         </w:rPr>
         <w:t>Sistemas Multiagentes</w:t>
       </w:r>
@@ -912,20 +912,20 @@
     <w:p>
       <w:pPr>
         <w:pStyle w:val="ListBullet"/>
-        <w:spacing w:before="20" w:after="20"/>
+        <w:spacing w:before="17" w:after="17"/>
         <w:ind w:left="288"/>
       </w:pPr>
       <w:r>
         <w:rPr>
           <w:color w:val="1E293B"/>
-          <w:sz w:val="19"/>
+          <w:sz w:val="16"/>
         </w:rPr>
         <w:t>Engenharia de Software</w:t>
       </w:r>
     </w:p>
     <w:p>
       <w:pPr>
-        <w:spacing w:before="120" w:after="0"/>
+        <w:spacing w:before="102" w:after="0"/>
         <w:tabs>
           <w:tab w:val="right" w:pos="9360"/>
         </w:tabs>
@@ -934,14 +934,14 @@
         <w:rPr>
           <w:b/>
           <w:color w:val="1E293B"/>
-          <w:sz w:val="21"/>
+          <w:sz w:val="17"/>
         </w:rPr>
         <w:t>Bacharelado in Ciência da Computação</w:t>
       </w:r>
       <w:r>
         <w:rPr>
           <w:color w:val="64748B"/>
-          <w:sz w:val="20"/>
+          <w:sz w:val="17"/>
         </w:rPr>
         <w:t xml:space="preserve">  Universidade Federal do Ceará (UFC)</w:t>
       </w:r>
@@ -949,7 +949,7 @@
         <w:rPr>
           <w:i/>
           <w:color w:val="64748B"/>
-          <w:sz w:val="18"/>
+          <w:sz w:val="15"/>
         </w:rPr>
         <w:tab/>
         <w:t>1996-01 – 2000-01</w:t>
@@ -957,7 +957,7 @@
     </w:p>
     <w:p>
       <w:pPr>
-        <w:spacing w:before="160" w:after="40"/>
+        <w:spacing w:before="136" w:after="34"/>
         <w:pBdr>
           <w:bottom w:val="single" w:sz="4" w:space="1" w:color="CBD5E1"/>
         </w:pBdr>
@@ -966,196 +966,196 @@
         <w:rPr>
           <w:b/>
           <w:color w:val="2563EB"/>
-          <w:sz w:val="26"/>
+          <w:sz w:val="22"/>
         </w:rPr>
         <w:t>Skills</w:t>
       </w:r>
     </w:p>
     <w:p>
       <w:pPr>
-        <w:spacing w:before="40" w:after="40"/>
+        <w:spacing w:before="34" w:after="34"/>
       </w:pPr>
       <w:r>
         <w:rPr>
           <w:b/>
-          <w:sz w:val="20"/>
+          <w:sz w:val="17"/>
         </w:rPr>
         <w:t>Backend</w:t>
       </w:r>
       <w:r>
         <w:rPr>
           <w:color w:val="64748B"/>
-          <w:sz w:val="19"/>
+          <w:sz w:val="16"/>
         </w:rPr>
         <w:t xml:space="preserve"> (Especialista)</w:t>
       </w:r>
       <w:r>
         <w:rPr>
           <w:color w:val="1E293B"/>
-          <w:sz w:val="19"/>
+          <w:sz w:val="16"/>
         </w:rPr>
         <w:t>: Python, Django, FastAPI, Flask, Falcon, GraphQL, Strawberry GraphQL, REST API, JSON:API, Celery, Kafka, WebSockets, PHP, Yii, Laravel, Ruby on Rails, Java, C</w:t>
       </w:r>
     </w:p>
     <w:p>
       <w:pPr>
-        <w:spacing w:before="40" w:after="40"/>
+        <w:spacing w:before="34" w:after="34"/>
       </w:pPr>
       <w:r>
         <w:rPr>
           <w:b/>
-          <w:sz w:val="20"/>
+          <w:sz w:val="17"/>
         </w:rPr>
         <w:t>Frontend</w:t>
       </w:r>
       <w:r>
         <w:rPr>
           <w:color w:val="64748B"/>
-          <w:sz w:val="19"/>
+          <w:sz w:val="16"/>
         </w:rPr>
         <w:t xml:space="preserve"> (Avançado)</w:t>
       </w:r>
       <w:r>
         <w:rPr>
           <w:color w:val="1E293B"/>
-          <w:sz w:val="19"/>
+          <w:sz w:val="16"/>
         </w:rPr>
         <w:t>: JavaScript, TypeScript, VueJS, NuxtJS, PrimeVue, Tailwind CSS, Pinia, EmberJS, Backbone/Marionette, HTML, CSS, SCSS/SASS, BEM</w:t>
       </w:r>
     </w:p>
     <w:p>
       <w:pPr>
-        <w:spacing w:before="40" w:after="40"/>
+        <w:spacing w:before="34" w:after="34"/>
       </w:pPr>
       <w:r>
         <w:rPr>
           <w:b/>
-          <w:sz w:val="20"/>
+          <w:sz w:val="17"/>
         </w:rPr>
         <w:t>Engenharia de IA e ML</w:t>
       </w:r>
       <w:r>
         <w:rPr>
           <w:color w:val="64748B"/>
-          <w:sz w:val="19"/>
+          <w:sz w:val="16"/>
         </w:rPr>
         <w:t xml:space="preserve"> (Avançado)</w:t>
       </w:r>
       <w:r>
         <w:rPr>
           <w:color w:val="1E293B"/>
-          <w:sz w:val="19"/>
+          <w:sz w:val="16"/>
         </w:rPr>
         <w:t>: Desenvolvimento de aplicações com LLM, Model Context Protocol (MCP), Claude Agent SDK, Ferramentas agentivas, Busca vetorial, Milvus, Embeddings, Sentence Transformers, PyTorch, Snowflake</w:t>
       </w:r>
     </w:p>
     <w:p>
       <w:pPr>
-        <w:spacing w:before="40" w:after="40"/>
+        <w:spacing w:before="34" w:after="34"/>
       </w:pPr>
       <w:r>
         <w:rPr>
           <w:b/>
-          <w:sz w:val="20"/>
+          <w:sz w:val="17"/>
         </w:rPr>
         <w:t>DevOps e CI/CD</w:t>
       </w:r>
       <w:r>
         <w:rPr>
           <w:color w:val="64748B"/>
-          <w:sz w:val="19"/>
+          <w:sz w:val="16"/>
         </w:rPr>
         <w:t xml:space="preserve"> (Especialista)</w:t>
       </w:r>
       <w:r>
         <w:rPr>
           <w:color w:val="1E293B"/>
-          <w:sz w:val="19"/>
+          <w:sz w:val="16"/>
         </w:rPr>
         <w:t>: CI/CD, Jenkins, TeamCity, GitLab CI, Docker, Builds multi-arquitetura, Ansible, HashiCorp Vault, Sealed Secrets, uv, mise, prek, ruff, pytest, Bash, Git, GitFlow, GitHub, GitLab</w:t>
       </w:r>
     </w:p>
     <w:p>
       <w:pPr>
-        <w:spacing w:before="40" w:after="40"/>
+        <w:spacing w:before="34" w:after="34"/>
       </w:pPr>
       <w:r>
         <w:rPr>
           <w:b/>
-          <w:sz w:val="20"/>
+          <w:sz w:val="17"/>
         </w:rPr>
         <w:t>Cloud e Orquestração</w:t>
       </w:r>
       <w:r>
         <w:rPr>
           <w:color w:val="64748B"/>
-          <w:sz w:val="19"/>
+          <w:sz w:val="16"/>
         </w:rPr>
         <w:t xml:space="preserve"> (Avançado)</w:t>
       </w:r>
       <w:r>
         <w:rPr>
           <w:color w:val="1E293B"/>
-          <w:sz w:val="19"/>
+          <w:sz w:val="16"/>
         </w:rPr>
         <w:t>: Kubernetes, Helm, Kustomize, AWS EKS, AWS, Google Cloud, mTLS, OAuth 2.0, OpenTelemetry, Sentry</w:t>
       </w:r>
     </w:p>
     <w:p>
       <w:pPr>
-        <w:spacing w:before="40" w:after="40"/>
+        <w:spacing w:before="34" w:after="34"/>
       </w:pPr>
       <w:r>
         <w:rPr>
           <w:b/>
-          <w:sz w:val="20"/>
+          <w:sz w:val="17"/>
         </w:rPr>
         <w:t>Bancos de Dados</w:t>
       </w:r>
       <w:r>
         <w:rPr>
           <w:color w:val="64748B"/>
-          <w:sz w:val="19"/>
+          <w:sz w:val="16"/>
         </w:rPr>
         <w:t xml:space="preserve"> (Avançado)</w:t>
       </w:r>
       <w:r>
         <w:rPr>
           <w:color w:val="1E293B"/>
-          <w:sz w:val="19"/>
+          <w:sz w:val="16"/>
         </w:rPr>
         <w:t>: PostgreSQL, MySQL, Oracle, Redis, Milvus, Snowflake</w:t>
       </w:r>
     </w:p>
     <w:p>
       <w:pPr>
-        <w:spacing w:before="40" w:after="40"/>
+        <w:spacing w:before="34" w:after="34"/>
       </w:pPr>
       <w:r>
         <w:rPr>
           <w:b/>
-          <w:sz w:val="20"/>
+          <w:sz w:val="17"/>
         </w:rPr>
         <w:t>Processos e Liderança</w:t>
       </w:r>
       <w:r>
         <w:rPr>
           <w:color w:val="64748B"/>
-          <w:sz w:val="19"/>
+          <w:sz w:val="16"/>
         </w:rPr>
         <w:t xml:space="preserve"> (Especialista)</w:t>
       </w:r>
       <w:r>
         <w:rPr>
           <w:color w:val="1E293B"/>
-          <w:sz w:val="19"/>
+          <w:sz w:val="16"/>
         </w:rPr>
         <w:t>: Gerência de Configuração de Software, CMMI, Avaliação SCAMPI, Scrum, Kanban, Liderança Técnica, Code Review, Mentoria</w:t>
       </w:r>
     </w:p>
     <w:p>
       <w:pPr>
-        <w:spacing w:before="160" w:after="40"/>
+        <w:spacing w:before="136" w:after="34"/>
         <w:pBdr>
           <w:bottom w:val="single" w:sz="4" w:space="1" w:color="CBD5E1"/>
         </w:pBdr>
@@ -1164,14 +1164,14 @@
         <w:rPr>
           <w:b/>
           <w:color w:val="2563EB"/>
-          <w:sz w:val="26"/>
+          <w:sz w:val="22"/>
         </w:rPr>
         <w:t>Awards</w:t>
       </w:r>
     </w:p>
     <w:p>
       <w:pPr>
-        <w:spacing w:before="120" w:after="0"/>
+        <w:spacing w:before="102" w:after="0"/>
         <w:tabs>
           <w:tab w:val="right" w:pos="9360"/>
         </w:tabs>
@@ -1182,7 +1182,7 @@
             <w:b/>
             <w:color w:val="2563EB"/>
             <w:u w:val="single"/>
-            <w:sz w:val="21"/>
+            <w:sz w:val="18"/>
           </w:rPr>
           <w:t>Melhor Aplicação das Américas — Sea Hunter</w:t>
         </w:r>
@@ -1190,7 +1190,7 @@
       <w:r>
         <w:rPr>
           <w:color w:val="64748B"/>
-          <w:sz w:val="20"/>
+          <w:sz w:val="17"/>
         </w:rPr>
         <w:t xml:space="preserve">  Asia Java Mobile Challenge (SingTel, Optus e Sun Microsystems)</w:t>
       </w:r>
@@ -1198,7 +1198,7 @@
         <w:rPr>
           <w:i/>
           <w:color w:val="64748B"/>
-          <w:sz w:val="18"/>
+          <w:sz w:val="15"/>
         </w:rPr>
         <w:tab/>
         <w:t>2002</w:t>
@@ -1206,20 +1206,20 @@
     </w:p>
     <w:p>
       <w:pPr>
-        <w:spacing w:before="40" w:after="40"/>
+        <w:spacing w:before="34" w:after="34"/>
         <w:ind w:left="144"/>
       </w:pPr>
       <w:r>
         <w:rPr>
           <w:color w:val="1E293B"/>
-          <w:sz w:val="19"/>
+          <w:sz w:val="16"/>
         </w:rPr>
         <w:t>O Sea Hunter, jogo mobile em J2ME desenvolvido no CESAR (Brasil) para os primeiros aparelhos com suporte a Java, foi selecionado entre os 20 finalistas, escolhidos dentre mais de 1.000 inscritos de 23 países.</w:t>
       </w:r>
     </w:p>
     <w:p>
       <w:pPr>
-        <w:spacing w:before="160" w:after="40"/>
+        <w:spacing w:before="136" w:after="34"/>
         <w:pBdr>
           <w:bottom w:val="single" w:sz="4" w:space="1" w:color="CBD5E1"/>
         </w:pBdr>
@@ -1228,14 +1228,14 @@
         <w:rPr>
           <w:b/>
           <w:color w:val="2563EB"/>
-          <w:sz w:val="26"/>
+          <w:sz w:val="22"/>
         </w:rPr>
         <w:t>Certifications</w:t>
       </w:r>
     </w:p>
     <w:p>
       <w:pPr>
-        <w:spacing w:before="120" w:after="0"/>
+        <w:spacing w:before="102" w:after="0"/>
         <w:tabs>
           <w:tab w:val="right" w:pos="9360"/>
         </w:tabs>
@@ -1244,14 +1244,14 @@
         <w:rPr>
           <w:b/>
           <w:color w:val="1E293B"/>
-          <w:sz w:val="21"/>
+          <w:sz w:val="17"/>
         </w:rPr>
         <w:t>IA para Devs (54h)</w:t>
       </w:r>
       <w:r>
         <w:rPr>
           <w:color w:val="64748B"/>
-          <w:sz w:val="20"/>
+          <w:sz w:val="17"/>
         </w:rPr>
         <w:t xml:space="preserve">  CESAR School</w:t>
       </w:r>
@@ -1259,7 +1259,7 @@
         <w:rPr>
           <w:i/>
           <w:color w:val="64748B"/>
-          <w:sz w:val="18"/>
+          <w:sz w:val="15"/>
         </w:rPr>
         <w:tab/>
         <w:t>2025-08</w:t>
@@ -1267,7 +1267,7 @@
     </w:p>
     <w:p>
       <w:pPr>
-        <w:spacing w:before="120" w:after="0"/>
+        <w:spacing w:before="102" w:after="0"/>
         <w:tabs>
           <w:tab w:val="right" w:pos="9360"/>
         </w:tabs>
@@ -1278,7 +1278,7 @@
             <w:b/>
             <w:color w:val="2563EB"/>
             <w:u w:val="single"/>
-            <w:sz w:val="21"/>
+            <w:sz w:val="18"/>
           </w:rPr>
           <w:t>Certified ScrumMaster (CSM)</w:t>
         </w:r>
@@ -1286,7 +1286,7 @@
       <w:r>
         <w:rPr>
           <w:color w:val="64748B"/>
-          <w:sz w:val="20"/>
+          <w:sz w:val="17"/>
         </w:rPr>
         <w:t xml:space="preserve">  Scrum Alliance</w:t>
       </w:r>
@@ -1294,7 +1294,7 @@
         <w:rPr>
           <w:i/>
           <w:color w:val="64748B"/>
-          <w:sz w:val="18"/>
+          <w:sz w:val="15"/>
         </w:rPr>
         <w:tab/>
         <w:t>2017-10</w:t>
@@ -1302,7 +1302,7 @@
     </w:p>
     <w:p>
       <w:pPr>
-        <w:spacing w:before="120" w:after="0"/>
+        <w:spacing w:before="102" w:after="0"/>
         <w:tabs>
           <w:tab w:val="right" w:pos="9360"/>
         </w:tabs>
@@ -1311,14 +1311,14 @@
         <w:rPr>
           <w:b/>
           <w:color w:val="1E293B"/>
-          <w:sz w:val="21"/>
+          <w:sz w:val="17"/>
         </w:rPr>
         <w:t>Zend PHP Certified Developer</w:t>
       </w:r>
       <w:r>
         <w:rPr>
           <w:color w:val="64748B"/>
-          <w:sz w:val="20"/>
+          <w:sz w:val="17"/>
         </w:rPr>
         <w:t xml:space="preserve">  Zend Technologies, Ltd.</w:t>
       </w:r>
@@ -1326,7 +1326,7 @@
         <w:rPr>
           <w:i/>
           <w:color w:val="64748B"/>
-          <w:sz w:val="18"/>
+          <w:sz w:val="15"/>
         </w:rPr>
         <w:tab/>
         <w:t>2014-10</w:t>
@@ -1334,7 +1334,7 @@
     </w:p>
     <w:p>
       <w:pPr>
-        <w:spacing w:before="160" w:after="40"/>
+        <w:spacing w:before="136" w:after="34"/>
         <w:pBdr>
           <w:bottom w:val="single" w:sz="4" w:space="1" w:color="CBD5E1"/>
         </w:pBdr>
@@ -1343,14 +1343,14 @@
         <w:rPr>
           <w:b/>
           <w:color w:val="2563EB"/>
-          <w:sz w:val="26"/>
+          <w:sz w:val="22"/>
         </w:rPr>
         <w:t>Publications</w:t>
       </w:r>
     </w:p>
     <w:p>
       <w:pPr>
-        <w:spacing w:before="120" w:after="0"/>
+        <w:spacing w:before="102" w:after="0"/>
         <w:tabs>
           <w:tab w:val="right" w:pos="9360"/>
         </w:tabs>
@@ -1359,14 +1359,14 @@
         <w:rPr>
           <w:b/>
           <w:color w:val="1E293B"/>
-          <w:sz w:val="21"/>
+          <w:sz w:val="17"/>
         </w:rPr>
         <w:t>Software Configuration Management Diversity: A Commercial Case Study</w:t>
       </w:r>
       <w:r>
         <w:rPr>
           <w:color w:val="64748B"/>
-          <w:sz w:val="20"/>
+          <w:sz w:val="17"/>
         </w:rPr>
         <w:t xml:space="preserve">  BCS-CMSG — The CMDB and CMS: the Powerhouse of Service Management</w:t>
       </w:r>
@@ -1374,7 +1374,7 @@
         <w:rPr>
           <w:i/>
           <w:color w:val="64748B"/>
-          <w:sz w:val="18"/>
+          <w:sz w:val="15"/>
         </w:rPr>
         <w:tab/>
         <w:t>2008-07</w:t>
@@ -1382,20 +1382,20 @@
     </w:p>
     <w:p>
       <w:pPr>
-        <w:spacing w:before="40" w:after="40"/>
+        <w:spacing w:before="34" w:after="34"/>
         <w:ind w:left="144"/>
       </w:pPr>
       <w:r>
         <w:rPr>
           <w:color w:val="1E293B"/>
-          <w:sz w:val="19"/>
+          <w:sz w:val="16"/>
         </w:rPr>
         <w:t>Autores: T. H. B. Oliveira, R. Albuquerque.</w:t>
       </w:r>
     </w:p>
     <w:p>
       <w:pPr>
-        <w:spacing w:before="120" w:after="0"/>
+        <w:spacing w:before="102" w:after="0"/>
         <w:tabs>
           <w:tab w:val="right" w:pos="9360"/>
         </w:tabs>
@@ -1404,14 +1404,14 @@
         <w:rPr>
           <w:b/>
           <w:color w:val="1E293B"/>
-          <w:sz w:val="21"/>
+          <w:sz w:val="17"/>
         </w:rPr>
         <w:t>Desenvolvendo Projeto Conceitual de Jogos Wireless</w:t>
       </w:r>
       <w:r>
         <w:rPr>
           <w:color w:val="64748B"/>
-          <w:sz w:val="20"/>
+          <w:sz w:val="17"/>
         </w:rPr>
         <w:t xml:space="preserve">  I Workshop Brasileiro de Jogos e Entretenimento Digital (WJOGOS), SIBGRAPI 2002, Fortaleza, Brasil</w:t>
       </w:r>
@@ -1419,7 +1419,7 @@
         <w:rPr>
           <w:i/>
           <w:color w:val="64748B"/>
-          <w:sz w:val="18"/>
+          <w:sz w:val="15"/>
         </w:rPr>
         <w:tab/>
         <w:t>2002-10</w:t>
@@ -1427,20 +1427,20 @@
     </w:p>
     <w:p>
       <w:pPr>
-        <w:spacing w:before="40" w:after="40"/>
+        <w:spacing w:before="34" w:after="34"/>
         <w:ind w:left="144"/>
       </w:pPr>
       <w:r>
         <w:rPr>
           <w:color w:val="1E293B"/>
-          <w:sz w:val="19"/>
+          <w:sz w:val="16"/>
         </w:rPr>
         <w:t>Autores: D. R. Silva, A. Damasceno, E. Perazzo, P. Macedo, R. Albuquerque, G. L. Ramalho.</w:t>
       </w:r>
     </w:p>
     <w:p>
       <w:pPr>
-        <w:spacing w:before="120" w:after="0"/>
+        <w:spacing w:before="102" w:after="0"/>
         <w:tabs>
           <w:tab w:val="right" w:pos="9360"/>
         </w:tabs>
@@ -1449,14 +1449,14 @@
         <w:rPr>
           <w:b/>
           <w:color w:val="1E293B"/>
-          <w:sz w:val="21"/>
+          <w:sz w:val="17"/>
         </w:rPr>
         <w:t>Embedding a J2ME-Based Inference Engine in Handheld Devices: The KEOPS Case Study</w:t>
       </w:r>
       <w:r>
         <w:rPr>
           <w:color w:val="64748B"/>
-          <w:sz w:val="20"/>
+          <w:sz w:val="17"/>
         </w:rPr>
         <w:t xml:space="preserve">  Workshop on Ubiquitous Agents on Embedded, Wearable and Mobile Devices, Itália</w:t>
       </w:r>
@@ -1464,7 +1464,7 @@
         <w:rPr>
           <w:i/>
           <w:color w:val="64748B"/>
-          <w:sz w:val="18"/>
+          <w:sz w:val="15"/>
         </w:rPr>
         <w:tab/>
         <w:t>2002</w:t>
@@ -1472,20 +1472,20 @@
     </w:p>
     <w:p>
       <w:pPr>
-        <w:spacing w:before="40" w:after="40"/>
+        <w:spacing w:before="34" w:after="34"/>
         <w:ind w:left="144"/>
       </w:pPr>
       <w:r>
         <w:rPr>
           <w:color w:val="1E293B"/>
-          <w:sz w:val="19"/>
+          <w:sz w:val="16"/>
         </w:rPr>
         <w:t>Autores: R. Albuquerque, P. Guedes, C. Figueira Filho, J. Robin, G. Ramalho.</w:t>
       </w:r>
     </w:p>
     <w:p>
       <w:pPr>
-        <w:spacing w:before="120" w:after="0"/>
+        <w:spacing w:before="102" w:after="0"/>
         <w:tabs>
           <w:tab w:val="right" w:pos="9360"/>
         </w:tabs>
@@ -1494,14 +1494,14 @@
         <w:rPr>
           <w:b/>
           <w:color w:val="1E293B"/>
-          <w:sz w:val="21"/>
+          <w:sz w:val="17"/>
         </w:rPr>
         <w:t>KSACI: A Handheld Device Infrastructure for Agent Communication</w:t>
       </w:r>
       <w:r>
         <w:rPr>
           <w:color w:val="64748B"/>
-          <w:sz w:val="20"/>
+          <w:sz w:val="17"/>
         </w:rPr>
         <w:t xml:space="preserve">  Conferência ATAL 2001, Seattle, EUA</w:t>
       </w:r>
@@ -1509,7 +1509,7 @@
         <w:rPr>
           <w:i/>
           <w:color w:val="64748B"/>
-          <w:sz w:val="18"/>
+          <w:sz w:val="15"/>
         </w:rPr>
         <w:tab/>
         <w:t>2001</w:t>
@@ -1517,20 +1517,20 @@
     </w:p>
     <w:p>
       <w:pPr>
-        <w:spacing w:before="40" w:after="40"/>
+        <w:spacing w:before="34" w:after="34"/>
         <w:ind w:left="144"/>
       </w:pPr>
       <w:r>
         <w:rPr>
           <w:color w:val="1E293B"/>
-          <w:sz w:val="19"/>
+          <w:sz w:val="16"/>
         </w:rPr>
         <w:t>Autores: R. Albuquerque, J. Hubner, G. Eliano de Paula, J. Sichman, G. Ramalho.</w:t>
       </w:r>
     </w:p>
     <w:p>
       <w:pPr>
-        <w:spacing w:before="160" w:after="40"/>
+        <w:spacing w:before="136" w:after="34"/>
         <w:pBdr>
           <w:bottom w:val="single" w:sz="4" w:space="1" w:color="CBD5E1"/>
         </w:pBdr>
@@ -1539,18 +1539,18 @@
         <w:rPr>
           <w:b/>
           <w:color w:val="2563EB"/>
-          <w:sz w:val="26"/>
+          <w:sz w:val="22"/>
         </w:rPr>
         <w:t>Languages</w:t>
       </w:r>
     </w:p>
     <w:p>
       <w:pPr>
-        <w:spacing w:before="40"/>
+        <w:spacing w:before="34"/>
       </w:pPr>
       <w:r>
         <w:rPr>
-          <w:sz w:val="20"/>
+          <w:sz w:val="17"/>
         </w:rPr>
         <w:t>Português (Nativo) | Inglês (Proficiência profissional)</w:t>
       </w:r>

--- a/latest/pt_br/resume.docx
+++ b/latest/pt_br/resume.docx
@@ -36,7 +36,7 @@
           <w:color w:val="64748B"/>
           <w:sz w:val="15"/>
         </w:rPr>
-        <w:t>ryan.leite@gmail.com | +55 81 98255-0011 | Fortaleza, Ceará, BR | LinkedIn: ryalb</w:t>
+        <w:t>ryan.leite@gmail.com | +55 81 98255-0011 | Fortaleza, Ceará, BR | linkedin.com/in/ryalb</w:t>
       </w:r>
     </w:p>
     <w:p>
@@ -48,7 +48,7 @@
           <w:color w:val="1E293B"/>
           <w:sz w:val="17"/>
         </w:rPr>
-        <w:t>Engenheiro backend sênior com 26 anos de experiência em produção, atualmente o maior contribuidor de 2026 de uma plataforma de ML em produção para triagem automática de issues e detecção de duplicatas — FastAPI, Kafka, busca vetorial com Milvus e Snowflake em Kubernetes. Entrega plataformas internas sozinho, do modelo de dados à implantação em produção: onboarding de times em Django/GraphQL/Celery, uma plataforma de métricas de engenharia com nove dashboards alimentados pela CI, dois apps de colaboração em tempo real e ferramentas de desenvolvimento com IA — um corretor autônomo de bugs sobre o Claude Agent SDK que abre pull requests sob um limiar de confiança e um servidor MCP que serve ferramentas de triagem ao Claude Code, Cursor e Xcode. A automação de entrega atravessa todos os cargos, do ClearCase e Ant ao Jenkins, Docker e Kubernetes, além de programas de cobertura de testes e de toolchain em cinco repositórios. Poliglota por necessidade e não por preferência, com sistemas em produção em Java, C, PHP, Ruby e Python. No início da carreira, uniu desenvolvimento full-stack e liderança técnica de equipes Scrum à definição da prática de gerência de configuração de software em escala institucional, liderando uma equipe de 10 engenheiros em uma avaliação CMMI Nível 3 como avaliador SCAMPI treinado. Mestre em Ciência da Computação (Inteligência Artificial).</w:t>
+        <w:t>Engenheiro backend sênior, 26 anos em produção. Co-responsável por uma plataforma de ML em produção para triagem automática de issues e detecção de duplicatas — FastAPI sobre Kafka, busca vetorial com Milvus e Snowflake em Kubernetes/AWS EKS — e entrega plataformas internas sozinho, do modelo de dados à implantação: onboarding de times (Django/GraphQL/Celery), uma plataforma de métricas de engenharia com nove dashboards alimentados pela CI e ferramentas de desenvolvimento com IA sobre o Claude Agent SDK e o MCP. Sistemas em produção em Java, C, PHP, Ruby e Python. Antes, liderou uma equipe de 10 engenheiros em uma avaliação CMMI Nível 3 como avaliador SCAMPI treinado. Mestre em Ciência da Computação (Inteligência Artificial).</w:t>
       </w:r>
     </w:p>
     <w:p>
@@ -64,7 +64,7 @@
           <w:color w:val="2563EB"/>
           <w:sz w:val="22"/>
         </w:rPr>
-        <w:t>Work Experience</w:t>
+        <w:t>Experiência Profissional</w:t>
       </w:r>
     </w:p>
     <w:p>
@@ -123,7 +123,7 @@
           <w:color w:val="1E293B"/>
           <w:sz w:val="16"/>
         </w:rPr>
-        <w:t>Maior contribuidor de 2026 em uma plataforma de ML em produção para triagem automática de issues e detecção de duplicatas: FastAPI, Kafka, busca vetorial com Milvus, Snowflake, Kubernetes na AWS EKS.</w:t>
+        <w:t>Co-responsável por uma plataforma de ML em produção para triagem automática de issues e detecção de duplicatas: FastAPI, Kafka, busca vetorial com Milvus, Snowflake, Kubernetes na AWS EKS.</w:t>
       </w:r>
     </w:p>
     <w:p>
@@ -207,7 +207,21 @@
           <w:color w:val="1E293B"/>
           <w:sz w:val="16"/>
         </w:rPr>
-        <w:t>Conduzi programas de cobertura de testes e de toolchain em cinco repositórios: milhares de novos testes, Poetry para uv, pre-commit para prek, gates de ruff e tipos, relatórios de cobertura na CI.</w:t>
+        <w:t>Elevei a cobertura de testes em cinco repositórios, adicionando milhares de testes e integrando o relatório de cobertura à CI.</w:t>
+      </w:r>
+    </w:p>
+    <w:p>
+      <w:pPr>
+        <w:pStyle w:val="ListBullet"/>
+        <w:spacing w:before="17" w:after="17"/>
+        <w:ind w:left="288"/>
+      </w:pPr>
+      <w:r>
+        <w:rPr>
+          <w:color w:val="1E293B"/>
+          <w:sz w:val="16"/>
+        </w:rPr>
+        <w:t>Padronizei o toolchain Python nos mesmos cinco repositórios: Poetry para uv, pre-commit para prek, além de gates de ruff e de tipos.</w:t>
       </w:r>
     </w:p>
     <w:p>
@@ -266,7 +280,7 @@
           <w:color w:val="1E293B"/>
           <w:sz w:val="16"/>
         </w:rPr>
-        <w:t>Desenvolvi e mantive serviços de backend para duas plataformas web simultâneas em Python (Django e Flask), garantindo qualidade de nível de produção por meio de formatação, análise estática e testes automatizados como gates na CI.</w:t>
+        <w:t>Desenvolvi e mantive serviços de backend para duas plataformas web simultâneas em Python (Django e Flask).</w:t>
       </w:r>
     </w:p>
     <w:p>
@@ -294,7 +308,7 @@
           <w:color w:val="1E293B"/>
           <w:sz w:val="16"/>
         </w:rPr>
-        <w:t>Fui responsável pela esteira de CI/CD de ponta a ponta (Docker, Git/GitFlow, Jenkins), entregando ciclos de build, teste e implantação totalmente automatizados.</w:t>
+        <w:t>Fui responsável pela esteira de CI/CD de ponta a ponta nas duas plataformas (Docker, Git/GitFlow, Jenkins) — build, teste e implantação automatizados, com gates de formatação, análise estática e testes aplicados na CI.</w:t>
       </w:r>
     </w:p>
     <w:p>
@@ -353,7 +367,7 @@
           <w:color w:val="1E293B"/>
           <w:sz w:val="16"/>
         </w:rPr>
-        <w:t>Entreguei quatro aplicações web em produção utilizando PHP (Yii), Python (Flask/Falcon), Ruby on Rails e JavaScript (Backbone/Marionette, EmberJS, VueJS).</w:t>
+        <w:t>Entreguei quatro aplicações web em produção ao longo de nove anos e quatro projetos de clientes, cada uma em uma stack de linguagem diferente — PHP (Yii), Python (Flask/Falcon), Ruby on Rails e JavaScript (Backbone/Marionette, EmberJS, VueJS).</w:t>
       </w:r>
     </w:p>
     <w:p>
@@ -846,7 +860,7 @@
           <w:color w:val="2563EB"/>
           <w:sz w:val="22"/>
         </w:rPr>
-        <w:t>Education</w:t>
+        <w:t>Formação Acadêmica</w:t>
       </w:r>
     </w:p>
     <w:p>
@@ -968,7 +982,7 @@
           <w:color w:val="2563EB"/>
           <w:sz w:val="22"/>
         </w:rPr>
-        <w:t>Skills</w:t>
+        <w:t>Competências</w:t>
       </w:r>
     </w:p>
     <w:p>
@@ -1166,7 +1180,7 @@
           <w:color w:val="2563EB"/>
           <w:sz w:val="22"/>
         </w:rPr>
-        <w:t>Awards</w:t>
+        <w:t>Prêmios</w:t>
       </w:r>
     </w:p>
     <w:p>
@@ -1230,7 +1244,7 @@
           <w:color w:val="2563EB"/>
           <w:sz w:val="22"/>
         </w:rPr>
-        <w:t>Certifications</w:t>
+        <w:t>Certificações</w:t>
       </w:r>
     </w:p>
     <w:p>
@@ -1345,7 +1359,7 @@
           <w:color w:val="2563EB"/>
           <w:sz w:val="22"/>
         </w:rPr>
-        <w:t>Publications</w:t>
+        <w:t>Publicações</w:t>
       </w:r>
     </w:p>
     <w:p>
@@ -1390,7 +1404,7 @@
           <w:color w:val="1E293B"/>
           <w:sz w:val="16"/>
         </w:rPr>
-        <w:t>Autores: T. H. B. Oliveira, R. Albuquerque.</w:t>
+        <w:t>Segundo de dois autores. Estudo de caso comercial sobre sustentar práticas diversas de gerência de configuração de software dentro de uma mesma organização, publicado enquanto liderava a equipe corporativa de GCS do CESAR.</w:t>
       </w:r>
     </w:p>
     <w:p>
@@ -1406,14 +1420,14 @@
           <w:color w:val="1E293B"/>
           <w:sz w:val="17"/>
         </w:rPr>
-        <w:t>Desenvolvendo Projeto Conceitual de Jogos Wireless</w:t>
+        <w:t>Desenvolvendo o Projeto Conceitual de Jogos Wireless</w:t>
       </w:r>
       <w:r>
         <w:rPr>
           <w:color w:val="64748B"/>
           <w:sz w:val="17"/>
         </w:rPr>
-        <w:t xml:space="preserve">  I Workshop Brasileiro de Jogos e Entretenimento Digital (WJOGOS), SIBGRAPI 2002, Fortaleza, Brasil</w:t>
+        <w:t xml:space="preserve">  I Workshop Brasileiro de Jogos e Entretenimento Digital (WJOGOS), SIBGRAPI 2002, Fortaleza, Brasil — p. 141–144</w:t>
       </w:r>
       <w:r>
         <w:rPr>
@@ -1435,7 +1449,7 @@
           <w:color w:val="1E293B"/>
           <w:sz w:val="16"/>
         </w:rPr>
-        <w:t>Autores: D. R. Silva, A. Damasceno, E. Perazzo, P. Macedo, R. Albuquerque, G. L. Ramalho.</w:t>
+        <w:t>Quinto de seis autores. Métodos de projeto conceitual para jogos wireless, a partir do trabalho inicial do CESAR com jogos móveis em J2ME.</w:t>
       </w:r>
     </w:p>
     <w:p>
@@ -1451,14 +1465,14 @@
           <w:color w:val="1E293B"/>
           <w:sz w:val="17"/>
         </w:rPr>
-        <w:t>Embedding a J2ME-Based Inference Engine in Handheld Devices: The KEOPS Case Study</w:t>
+        <w:t>Embedding J2ME-based Inference Engine in Handheld Devices: The KEOPS Case Study</w:t>
       </w:r>
       <w:r>
         <w:rPr>
           <w:color w:val="64748B"/>
           <w:sz w:val="17"/>
         </w:rPr>
-        <w:t xml:space="preserve">  Workshop on Ubiquitous Agents on Embedded, Wearable and Mobile Devices, Itália</w:t>
+        <w:t xml:space="preserve">  Proceedings of the First International Workshop on Ubiquitous Agents on Embedded, Wearable and Mobile Devices, Bologna, Itália</w:t>
       </w:r>
       <w:r>
         <w:rPr>
@@ -1480,7 +1494,7 @@
           <w:color w:val="1E293B"/>
           <w:sz w:val="16"/>
         </w:rPr>
-        <w:t>Autores: R. Albuquerque, P. Guedes, C. Figueira Filho, J. Robin, G. Ramalho.</w:t>
+        <w:t>Primeiro autor. Estudo de caso sobre embarcar um motor de inferência em J2ME em dispositivos de mão com recursos restritos.</w:t>
       </w:r>
     </w:p>
     <w:p>
@@ -1490,20 +1504,23 @@
           <w:tab w:val="right" w:pos="9360"/>
         </w:tabs>
       </w:pPr>
-      <w:r>
-        <w:rPr>
-          <w:b/>
-          <w:color w:val="1E293B"/>
-          <w:sz w:val="17"/>
-        </w:rPr>
-        <w:t>KSACI: A Handheld Device Infrastructure for Agent Communication</w:t>
-      </w:r>
+      <w:hyperlink r:id="rId11">
+        <w:r>
+          <w:rPr>
+            <w:b/>
+            <w:color w:val="2563EB"/>
+            <w:u w:val="single"/>
+            <w:sz w:val="18"/>
+          </w:rPr>
+          <w:t>KSACI: A Handheld Device Infrastructure for Agents Communication</w:t>
+        </w:r>
+      </w:hyperlink>
       <w:r>
         <w:rPr>
           <w:color w:val="64748B"/>
           <w:sz w:val="17"/>
         </w:rPr>
-        <w:t xml:space="preserve">  Conferência ATAL 2001, Seattle, EUA</w:t>
+        <w:t xml:space="preserve">  Intelligent Agents VIII (LNAI 2333), ATAL 2001, Seattle, EUA — Springer, p. 423–435</w:t>
       </w:r>
       <w:r>
         <w:rPr>
@@ -1525,7 +1542,7 @@
           <w:color w:val="1E293B"/>
           <w:sz w:val="16"/>
         </w:rPr>
-        <w:t>Autores: R. Albuquerque, J. Hubner, G. Eliano de Paula, J. Sichman, G. Ramalho.</w:t>
+        <w:t>Primeiro autor. Infraestrutura de comunicação para agentes executando em dispositivos de mão — construída sobre o framework SACI, com KQML como linguagem externa e XML como interna, demonstrada em emuladores de celular J2ME da época.</w:t>
       </w:r>
     </w:p>
     <w:p>
@@ -1541,7 +1558,7 @@
           <w:color w:val="2563EB"/>
           <w:sz w:val="22"/>
         </w:rPr>
-        <w:t>Languages</w:t>
+        <w:t>Idiomas</w:t>
       </w:r>
     </w:p>
     <w:p>

--- a/latest/pt_br/resume.docx
+++ b/latest/pt_br/resume.docx
@@ -36,7 +36,7 @@
           <w:color w:val="64748B"/>
           <w:sz w:val="15"/>
         </w:rPr>
-        <w:t>ryan.leite@gmail.com | +55 81 98255-0011 | Fortaleza, Ceará, BR | linkedin.com/in/ryalb</w:t>
+        <w:t>ryan.leite@gmail.com | +55 81 98255-0011 | Fortaleza, Ceará, BR | linkedin.com/in/ryalb | lattes.cnpq.br/3280302693405113</w:t>
       </w:r>
     </w:p>
     <w:p>
@@ -80,7 +80,7 @@
           <w:color w:val="1E293B"/>
           <w:sz w:val="17"/>
         </w:rPr>
-        <w:t>Engenheiro de Software Backend Sênior</w:t>
+        <w:t>Principal Technical Manager · Engenharia de Backend e Plataforma</w:t>
       </w:r>
       <w:r>
         <w:rPr>
@@ -109,7 +109,7 @@
           <w:color w:val="1E293B"/>
           <w:sz w:val="16"/>
         </w:rPr>
-        <w:t>Engenharia de backend e de plataforma para sistemas de produtividade baseados em ML: co-responsabilidade por uma plataforma de ML em produção, quatro plataformas e apps internos construídos sozinho, ferramentas com IA/LLM e programas de qualidade em cinco repositórios.</w:t>
+        <w:t>Engenharia de backend e de plataforma para sistemas de produtividade baseados em ML: co-responsabilidade por uma plataforma de ML em produção, quatro plataformas e apps internos construídos sozinho, ferramentas com IA/LLM e programas de qualidade em cinco repositórios. Implantações em Kubernetes escritas como Helm charts, com overlays de Kustomize.</w:t>
       </w:r>
     </w:p>
     <w:p>
@@ -137,7 +137,7 @@
           <w:color w:val="1E293B"/>
           <w:sz w:val="16"/>
         </w:rPr>
-        <w:t>Construí sozinho uma plataforma de onboarding de times (Django 6, GraphQL, Celery, Kubernetes) que substituiu um processo manual de nove etapas.</w:t>
+        <w:t>Desenvolvi uma plataforma de onboarding de times (Django 6, GraphQL, Celery, Kubernetes) que automatiza um processo manual de nove etapas, com acompanhamento de progresso, notificações aos usuários e triggers de atualização.</w:t>
       </w:r>
     </w:p>
     <w:p>
@@ -151,7 +151,7 @@
           <w:color w:val="1E293B"/>
           <w:sz w:val="16"/>
         </w:rPr>
-        <w:t>Construí sozinho uma plataforma de métricas de engenharia (Django + GraphQL, Nuxt 4, PostgreSQL em Kubernetes) com nove dashboards sobre cobertura, linhas de código, pull requests e correções de bugs vindos da CI.</w:t>
+        <w:t>Desenvolvi uma plataforma de métricas de engenharia (Django + GraphQL, Nuxt 4, PostgreSQL em Kubernetes) com nove dashboards sobre cobertura, linhas de código, pull requests e correções de bugs vindos da CI.</w:t>
       </w:r>
     </w:p>
     <w:p>
@@ -193,7 +193,7 @@
           <w:color w:val="1E293B"/>
           <w:sz w:val="16"/>
         </w:rPr>
-        <w:t>Entreguei sozinho dois apps de tempo real: planning poker com WebSockets em Django Channels, e retrospectivas em GraphQL com máquina de estados de seis fases.</w:t>
+        <w:t>Entreguei dois apps de tempo real: planning poker com WebSockets em Django Channels, e retrospectivas em GraphQL com máquina de estados de seis fases.</w:t>
       </w:r>
     </w:p>
     <w:p>
@@ -207,7 +207,7 @@
           <w:color w:val="1E293B"/>
           <w:sz w:val="16"/>
         </w:rPr>
-        <w:t>Elevei a cobertura de testes em cinco repositórios, adicionando milhares de testes e integrando o relatório de cobertura à CI.</w:t>
+        <w:t>Elevei a cobertura de testes em cinco repositórios — um de 0% para ~80%, escrevendo toda a suíte de testes, e os outros quatro de cerca de 50% para ~80% — e integrei o relatório de cobertura à CI.</w:t>
       </w:r>
     </w:p>
     <w:p>
@@ -237,7 +237,7 @@
           <w:color w:val="1E293B"/>
           <w:sz w:val="17"/>
         </w:rPr>
-        <w:t>Engenheiro de Software Backend Sênior</w:t>
+        <w:t>Senior Technical Manager · Serviços de Backend em Python</w:t>
       </w:r>
       <w:r>
         <w:rPr>
@@ -324,7 +324,7 @@
           <w:color w:val="1E293B"/>
           <w:sz w:val="17"/>
         </w:rPr>
-        <w:t>Engenheiro de Software Full-Stack Sênior</w:t>
+        <w:t>Senior Technical Manager · Entrega Full-Stack e Liderança Técnica</w:t>
       </w:r>
       <w:r>
         <w:rPr>
@@ -367,7 +367,7 @@
           <w:color w:val="1E293B"/>
           <w:sz w:val="16"/>
         </w:rPr>
-        <w:t>Entreguei quatro aplicações web em produção ao longo de nove anos e quatro projetos de clientes, cada uma em uma stack de linguagem diferente — PHP (Yii), Python (Flask/Falcon), Ruby on Rails e JavaScript (Backbone/Marionette, EmberJS, VueJS).</w:t>
+        <w:t>Participei do desenvolvimento de quatro aplicações web em produção ao longo de nove anos e quatro projetos de clientes, cada uma em uma stack de linguagem diferente — PHP (Yii), Python (Flask/Falcon), Ruby on Rails e JavaScript (Backbone/Marionette, EmberJS, VueJS).</w:t>
       </w:r>
     </w:p>
     <w:p>
@@ -395,7 +395,7 @@
           <w:color w:val="1E293B"/>
           <w:sz w:val="16"/>
         </w:rPr>
-        <w:t>Conduzi a direção técnica de equipes Scrum, liderando planejamento de sprints, práticas de code review e compromissos de entrega.</w:t>
+        <w:t>Exerci o papel de liderança técnica em quatro projetos de clientes, com equipes Scrum de 6 a 15 engenheiros, conduzindo planejamento de sprints, práticas de code review e compromissos de entrega.</w:t>
       </w:r>
     </w:p>
     <w:p>
@@ -411,7 +411,7 @@
           <w:color w:val="1E293B"/>
           <w:sz w:val="17"/>
         </w:rPr>
-        <w:t>Engenheiro de Software Full-Stack Sênior</w:t>
+        <w:t>Technical Manager · Telefonia e Java Corporativo</w:t>
       </w:r>
       <w:r>
         <w:rPr>
@@ -1008,7 +1008,7 @@
           <w:color w:val="1E293B"/>
           <w:sz w:val="16"/>
         </w:rPr>
-        <w:t>: Python, Django, FastAPI, Flask, Falcon, GraphQL, Strawberry GraphQL, REST API, JSON:API, Celery, Kafka, WebSockets, PHP, Yii, Laravel, Ruby on Rails, Java, C</w:t>
+        <w:t>: Python, Django, FastAPI, Flask, Falcon, GraphQL, Strawberry GraphQL, REST API, JSON:API, Celery, Kafka, WebSockets, PHP, Yii, Laravel, Ruby on Rails, Java</w:t>
       </w:r>
     </w:p>
     <w:p>
@@ -1060,7 +1060,7 @@
           <w:color w:val="1E293B"/>
           <w:sz w:val="16"/>
         </w:rPr>
-        <w:t>: Desenvolvimento de aplicações com LLM, Model Context Protocol (MCP), Claude Agent SDK, Ferramentas agentivas, Busca vetorial, Milvus, Embeddings, Sentence Transformers, PyTorch, Snowflake</w:t>
+        <w:t>: Desenvolvimento de aplicações com LLM, Model Context Protocol (MCP), Claude Agent SDK, Ferramentas agentivas, Busca vetorial, Milvus, Snowflake</w:t>
       </w:r>
     </w:p>
     <w:p>
@@ -1112,7 +1112,7 @@
           <w:color w:val="1E293B"/>
           <w:sz w:val="16"/>
         </w:rPr>
-        <w:t>: Kubernetes, Helm, Kustomize, AWS EKS, AWS, Google Cloud, mTLS, OAuth 2.0, OpenTelemetry, Sentry</w:t>
+        <w:t>: Kubernetes, Helm, Kustomize, AWS EKS, AWS, Google Cloud, mTLS, OAuth 2.0, Sentry, Monitoramento de erros</w:t>
       </w:r>
     </w:p>
     <w:p>
@@ -1348,6 +1348,102 @@
     </w:p>
     <w:p>
       <w:pPr>
+        <w:spacing w:before="102" w:after="0"/>
+        <w:tabs>
+          <w:tab w:val="right" w:pos="9360"/>
+        </w:tabs>
+      </w:pPr>
+      <w:r>
+        <w:rPr>
+          <w:b/>
+          <w:color w:val="1E293B"/>
+          <w:sz w:val="17"/>
+        </w:rPr>
+        <w:t>Rational ClearCase Fundamentals for Windows (16h)</w:t>
+      </w:r>
+      <w:r>
+        <w:rPr>
+          <w:color w:val="64748B"/>
+          <w:sz w:val="17"/>
+        </w:rPr>
+        <w:t xml:space="preserve">  Rational Software do Brasil</w:t>
+      </w:r>
+      <w:r>
+        <w:rPr>
+          <w:i/>
+          <w:color w:val="64748B"/>
+          <w:sz w:val="15"/>
+        </w:rPr>
+        <w:tab/>
+        <w:t>2002</w:t>
+      </w:r>
+    </w:p>
+    <w:p>
+      <w:pPr>
+        <w:spacing w:before="102" w:after="0"/>
+        <w:tabs>
+          <w:tab w:val="right" w:pos="9360"/>
+        </w:tabs>
+      </w:pPr>
+      <w:r>
+        <w:rPr>
+          <w:b/>
+          <w:color w:val="1E293B"/>
+          <w:sz w:val="17"/>
+        </w:rPr>
+        <w:t>Rational ClearCase Administration for Windows (16h)</w:t>
+      </w:r>
+      <w:r>
+        <w:rPr>
+          <w:color w:val="64748B"/>
+          <w:sz w:val="17"/>
+        </w:rPr>
+        <w:t xml:space="preserve">  Rational Software do Brasil</w:t>
+      </w:r>
+      <w:r>
+        <w:rPr>
+          <w:i/>
+          <w:color w:val="64748B"/>
+          <w:sz w:val="15"/>
+        </w:rPr>
+        <w:tab/>
+        <w:t>2002</w:t>
+      </w:r>
+    </w:p>
+    <w:p>
+      <w:pPr>
+        <w:spacing w:before="102" w:after="0"/>
+        <w:tabs>
+          <w:tab w:val="right" w:pos="9360"/>
+        </w:tabs>
+      </w:pPr>
+      <w:r>
+        <w:rPr>
+          <w:b/>
+          <w:color w:val="1E293B"/>
+          <w:sz w:val="17"/>
+        </w:rPr>
+        <w:t>Applying Rational ClearCase Metadata for Windows (8h)</w:t>
+      </w:r>
+      <w:r>
+        <w:rPr>
+          <w:color w:val="64748B"/>
+          <w:sz w:val="17"/>
+        </w:rPr>
+        <w:t xml:space="preserve">  Rational Software do Brasil</w:t>
+      </w:r>
+      <w:r>
+        <w:rPr>
+          <w:i/>
+          <w:color w:val="64748B"/>
+          <w:sz w:val="15"/>
+        </w:rPr>
+        <w:tab/>
+        <w:t>2002</w:t>
+      </w:r>
+    </w:p>
+    <w:p>
+      <w:pPr>
         <w:spacing w:before="136" w:after="34"/>
         <w:pBdr>
           <w:bottom w:val="single" w:sz="4" w:space="1" w:color="CBD5E1"/>
@@ -1529,7 +1625,7 @@
           <w:sz w:val="15"/>
         </w:rPr>
         <w:tab/>
-        <w:t>2001</w:t>
+        <w:t>2002</w:t>
       </w:r>
     </w:p>
     <w:p>

--- a/latest/pt_br/resume.docx
+++ b/latest/pt_br/resume.docx
@@ -4,56 +4,56 @@
   <w:body>
     <w:p>
       <w:pPr>
-        <w:spacing w:before="204" w:after="68"/>
+        <w:spacing w:before="192" w:after="64"/>
       </w:pPr>
       <w:r>
         <w:rPr>
           <w:b/>
           <w:color w:val="1E293B"/>
-          <w:sz w:val="34"/>
+          <w:sz w:val="32"/>
         </w:rPr>
         <w:t>Ryan Leite Albuquerque</w:t>
       </w:r>
     </w:p>
     <w:p>
       <w:pPr>
-        <w:spacing w:before="0" w:after="34"/>
+        <w:spacing w:before="0" w:after="32"/>
       </w:pPr>
       <w:r>
         <w:rPr>
           <w:color w:val="2563EB"/>
-          <w:sz w:val="20"/>
+          <w:sz w:val="19"/>
         </w:rPr>
         <w:t>Engenheiro de Software Sênior</w:t>
       </w:r>
     </w:p>
     <w:p>
       <w:pPr>
-        <w:spacing w:before="0" w:after="68"/>
+        <w:spacing w:before="0" w:after="64"/>
       </w:pPr>
       <w:r>
         <w:rPr>
           <w:color w:val="64748B"/>
-          <w:sz w:val="15"/>
+          <w:sz w:val="14"/>
         </w:rPr>
         <w:t>ryan.leite@gmail.com | +55 81 98255-0011 | Fortaleza, Ceará, BR | linkedin.com/in/ryalb | lattes.cnpq.br/3280302693405113</w:t>
       </w:r>
     </w:p>
     <w:p>
       <w:pPr>
-        <w:spacing w:after="102"/>
+        <w:spacing w:after="96"/>
       </w:pPr>
       <w:r>
         <w:rPr>
           <w:color w:val="1E293B"/>
-          <w:sz w:val="17"/>
+          <w:sz w:val="16"/>
         </w:rPr>
-        <w:t>Engenheiro backend sênior, 26 anos em produção. Co-responsável por uma plataforma de ML em produção para triagem automática de issues e detecção de duplicatas — FastAPI sobre Kafka, busca vetorial com Milvus e Snowflake em Kubernetes/AWS EKS — e entrega plataformas internas sozinho, do modelo de dados à implantação: onboarding de times (Django/GraphQL/Celery), uma plataforma de métricas de engenharia com nove dashboards alimentados pela CI e ferramentas de desenvolvimento com IA sobre o Claude Agent SDK e o MCP. Sistemas em produção em Java, C, PHP, Ruby e Python. Antes, liderou uma equipe de 10 engenheiros em uma avaliação CMMI Nível 3 como avaliador SCAMPI treinado. Mestre em Ciência da Computação (Inteligência Artificial).</w:t>
+        <w:t>Engenheiro backend sênior, 26 anos em produção. Co-responsável por uma plataforma de ML em produção para triagem automática de issues e detecção de duplicatas — FastAPI sobre Kafka, busca vetorial com Milvus e Snowflake em Kubernetes/AWS EKS — e entrega plataformas internas sozinho, do modelo de dados à implantação: onboarding de times (Django/GraphQL/Celery), uma plataforma de métricas de engenharia com nove dashboards alimentados pela CI e ferramentas de desenvolvimento com IA sobre o Claude Agent SDK e o MCP. Sistemas em produção em Java, PHP, Ruby e Python. Antes, liderou uma equipe de 10 engenheiros em uma avaliação CMMI Nível 3 como avaliador SCAMPI treinado. Mestre em Ciência da Computação (Inteligência Artificial).</w:t>
       </w:r>
     </w:p>
     <w:p>
       <w:pPr>
-        <w:spacing w:before="136" w:after="34"/>
+        <w:spacing w:before="128" w:after="32"/>
         <w:pBdr>
           <w:bottom w:val="single" w:sz="4" w:space="1" w:color="CBD5E1"/>
         </w:pBdr>
@@ -62,14 +62,14 @@
         <w:rPr>
           <w:b/>
           <w:color w:val="2563EB"/>
-          <w:sz w:val="22"/>
+          <w:sz w:val="20"/>
         </w:rPr>
         <w:t>Experiência Profissional</w:t>
       </w:r>
     </w:p>
     <w:p>
       <w:pPr>
-        <w:spacing w:before="102" w:after="0"/>
+        <w:spacing w:before="96" w:after="0"/>
         <w:tabs>
           <w:tab w:val="right" w:pos="9360"/>
         </w:tabs>
@@ -78,14 +78,14 @@
         <w:rPr>
           <w:b/>
           <w:color w:val="1E293B"/>
-          <w:sz w:val="17"/>
+          <w:sz w:val="16"/>
         </w:rPr>
         <w:t>Principal Technical Manager · Engenharia de Backend e Plataforma</w:t>
       </w:r>
       <w:r>
         <w:rPr>
           <w:color w:val="64748B"/>
-          <w:sz w:val="17"/>
+          <w:sz w:val="16"/>
         </w:rPr>
         <w:t xml:space="preserve">  CESAR (Centro de Estudos e Sistemas Avançados do Recife) | Recife, PE, Brasil</w:t>
       </w:r>
@@ -93,7 +93,7 @@
         <w:rPr>
           <w:i/>
           <w:color w:val="64748B"/>
-          <w:sz w:val="15"/>
+          <w:sz w:val="14"/>
         </w:rPr>
         <w:tab/>
         <w:t>2026-01 – Presente</w:t>
@@ -101,13 +101,13 @@
     </w:p>
     <w:p>
       <w:pPr>
-        <w:spacing w:before="34" w:after="34"/>
+        <w:spacing w:before="32" w:after="32"/>
         <w:ind w:left="144"/>
       </w:pPr>
       <w:r>
         <w:rPr>
           <w:color w:val="1E293B"/>
-          <w:sz w:val="16"/>
+          <w:sz w:val="15"/>
         </w:rPr>
         <w:t>Engenharia de backend e de plataforma para sistemas de produtividade baseados em ML: co-responsabilidade por uma plataforma de ML em produção, quatro plataformas e apps internos construídos sozinho, ferramentas com IA/LLM e programas de qualidade em cinco repositórios. Implantações em Kubernetes escritas como Helm charts, com overlays de Kustomize.</w:t>
       </w:r>
@@ -115,13 +115,13 @@
     <w:p>
       <w:pPr>
         <w:pStyle w:val="ListBullet"/>
-        <w:spacing w:before="17" w:after="17"/>
+        <w:spacing w:before="16" w:after="16"/>
         <w:ind w:left="288"/>
       </w:pPr>
       <w:r>
         <w:rPr>
           <w:color w:val="1E293B"/>
-          <w:sz w:val="16"/>
+          <w:sz w:val="15"/>
         </w:rPr>
         <w:t>Co-responsável por uma plataforma de ML em produção para triagem automática de issues e detecção de duplicatas: FastAPI, Kafka, busca vetorial com Milvus, Snowflake, Kubernetes na AWS EKS.</w:t>
       </w:r>
@@ -129,13 +129,13 @@
     <w:p>
       <w:pPr>
         <w:pStyle w:val="ListBullet"/>
-        <w:spacing w:before="17" w:after="17"/>
+        <w:spacing w:before="16" w:after="16"/>
         <w:ind w:left="288"/>
       </w:pPr>
       <w:r>
         <w:rPr>
           <w:color w:val="1E293B"/>
-          <w:sz w:val="16"/>
+          <w:sz w:val="15"/>
         </w:rPr>
         <w:t>Desenvolvi uma plataforma de onboarding de times (Django 6, GraphQL, Celery, Kubernetes) que automatiza um processo manual de nove etapas, com acompanhamento de progresso, notificações aos usuários e triggers de atualização.</w:t>
       </w:r>
@@ -143,13 +143,13 @@
     <w:p>
       <w:pPr>
         <w:pStyle w:val="ListBullet"/>
-        <w:spacing w:before="17" w:after="17"/>
+        <w:spacing w:before="16" w:after="16"/>
         <w:ind w:left="288"/>
       </w:pPr>
       <w:r>
         <w:rPr>
           <w:color w:val="1E293B"/>
-          <w:sz w:val="16"/>
+          <w:sz w:val="15"/>
         </w:rPr>
         <w:t>Desenvolvi uma plataforma de métricas de engenharia (Django + GraphQL, Nuxt 4, PostgreSQL em Kubernetes) com nove dashboards sobre cobertura, linhas de código, pull requests e correções de bugs vindos da CI.</w:t>
       </w:r>
@@ -157,13 +157,13 @@
     <w:p>
       <w:pPr>
         <w:pStyle w:val="ListBullet"/>
-        <w:spacing w:before="17" w:after="17"/>
+        <w:spacing w:before="16" w:after="16"/>
         <w:ind w:left="288"/>
       </w:pPr>
       <w:r>
         <w:rPr>
           <w:color w:val="1E293B"/>
-          <w:sz w:val="16"/>
+          <w:sz w:val="15"/>
         </w:rPr>
         <w:t>Criei um app web self-service que dispara a coleta de métricas sob demanda com streaming de log ao vivo, além de CronJobs semanais no Kubernetes cobrindo três repositórios.</w:t>
       </w:r>
@@ -171,13 +171,13 @@
     <w:p>
       <w:pPr>
         <w:pStyle w:val="ListBullet"/>
-        <w:spacing w:before="17" w:after="17"/>
+        <w:spacing w:before="16" w:after="16"/>
         <w:ind w:left="288"/>
       </w:pPr>
       <w:r>
         <w:rPr>
           <w:color w:val="1E293B"/>
-          <w:sz w:val="16"/>
+          <w:sz w:val="15"/>
         </w:rPr>
         <w:t>Entreguei ferramentas de desenvolvimento com IA: um corretor de bugs autônomo sobre o Claude Agent SDK que abre pull requests sob um limiar de confiança, e um servidor MCP que serve seis ferramentas de triagem ao Claude Code, Cursor e Xcode.</w:t>
       </w:r>
@@ -185,13 +185,13 @@
     <w:p>
       <w:pPr>
         <w:pStyle w:val="ListBullet"/>
-        <w:spacing w:before="17" w:after="17"/>
+        <w:spacing w:before="16" w:after="16"/>
         <w:ind w:left="288"/>
       </w:pPr>
       <w:r>
         <w:rPr>
           <w:color w:val="1E293B"/>
-          <w:sz w:val="16"/>
+          <w:sz w:val="15"/>
         </w:rPr>
         <w:t>Entreguei dois apps de tempo real: planning poker com WebSockets em Django Channels, e retrospectivas em GraphQL com máquina de estados de seis fases.</w:t>
       </w:r>
@@ -199,13 +199,13 @@
     <w:p>
       <w:pPr>
         <w:pStyle w:val="ListBullet"/>
-        <w:spacing w:before="17" w:after="17"/>
+        <w:spacing w:before="16" w:after="16"/>
         <w:ind w:left="288"/>
       </w:pPr>
       <w:r>
         <w:rPr>
           <w:color w:val="1E293B"/>
-          <w:sz w:val="16"/>
+          <w:sz w:val="15"/>
         </w:rPr>
         <w:t>Elevei a cobertura de testes em cinco repositórios — um de 0% para ~80%, escrevendo toda a suíte de testes, e os outros quatro de cerca de 50% para ~80% — e integrei o relatório de cobertura à CI.</w:t>
       </w:r>
@@ -213,20 +213,20 @@
     <w:p>
       <w:pPr>
         <w:pStyle w:val="ListBullet"/>
-        <w:spacing w:before="17" w:after="17"/>
+        <w:spacing w:before="16" w:after="16"/>
         <w:ind w:left="288"/>
       </w:pPr>
       <w:r>
         <w:rPr>
           <w:color w:val="1E293B"/>
-          <w:sz w:val="16"/>
+          <w:sz w:val="15"/>
         </w:rPr>
         <w:t>Padronizei o toolchain Python nos mesmos cinco repositórios: Poetry para uv, pre-commit para prek, além de gates de ruff e de tipos.</w:t>
       </w:r>
     </w:p>
     <w:p>
       <w:pPr>
-        <w:spacing w:before="102" w:after="0"/>
+        <w:spacing w:before="96" w:after="0"/>
         <w:tabs>
           <w:tab w:val="right" w:pos="9360"/>
         </w:tabs>
@@ -235,14 +235,14 @@
         <w:rPr>
           <w:b/>
           <w:color w:val="1E293B"/>
-          <w:sz w:val="17"/>
+          <w:sz w:val="16"/>
         </w:rPr>
         <w:t>Senior Technical Manager · Serviços de Backend em Python</w:t>
       </w:r>
       <w:r>
         <w:rPr>
           <w:color w:val="64748B"/>
-          <w:sz w:val="17"/>
+          <w:sz w:val="16"/>
         </w:rPr>
         <w:t xml:space="preserve">  CESAR (Centro de Estudos e Sistemas Avançados do Recife) | Recife, PE, Brasil</w:t>
       </w:r>
@@ -250,7 +250,7 @@
         <w:rPr>
           <w:i/>
           <w:color w:val="64748B"/>
-          <w:sz w:val="15"/>
+          <w:sz w:val="14"/>
         </w:rPr>
         <w:tab/>
         <w:t>2022-10 – 2025-12</w:t>
@@ -258,13 +258,13 @@
     </w:p>
     <w:p>
       <w:pPr>
-        <w:spacing w:before="34" w:after="34"/>
+        <w:spacing w:before="32" w:after="32"/>
         <w:ind w:left="144"/>
       </w:pPr>
       <w:r>
         <w:rPr>
           <w:color w:val="1E293B"/>
-          <w:sz w:val="16"/>
+          <w:sz w:val="15"/>
         </w:rPr>
         <w:t>Serviços de backend em Python para duas plataformas web simultâneas, padronizados em contratos JSON:API, com responsabilidade de ponta a ponta pela esteira de CI/CD e gates automatizados de qualidade.</w:t>
       </w:r>
@@ -272,13 +272,13 @@
     <w:p>
       <w:pPr>
         <w:pStyle w:val="ListBullet"/>
-        <w:spacing w:before="17" w:after="17"/>
+        <w:spacing w:before="16" w:after="16"/>
         <w:ind w:left="288"/>
       </w:pPr>
       <w:r>
         <w:rPr>
           <w:color w:val="1E293B"/>
-          <w:sz w:val="16"/>
+          <w:sz w:val="15"/>
         </w:rPr>
         <w:t>Desenvolvi e mantive serviços de backend para duas plataformas web simultâneas em Python (Django e Flask).</w:t>
       </w:r>
@@ -286,13 +286,13 @@
     <w:p>
       <w:pPr>
         <w:pStyle w:val="ListBullet"/>
-        <w:spacing w:before="17" w:after="17"/>
+        <w:spacing w:before="16" w:after="16"/>
         <w:ind w:left="288"/>
       </w:pPr>
       <w:r>
         <w:rPr>
           <w:color w:val="1E293B"/>
-          <w:sz w:val="16"/>
+          <w:sz w:val="15"/>
         </w:rPr>
         <w:t>Projetei e implementei APIs REST seguindo a especificação JSON:API, padronizando os contratos de resposta entre equipes e reduzindo retrabalho de integração entre os times de backend e frontend.</w:t>
       </w:r>
@@ -300,20 +300,34 @@
     <w:p>
       <w:pPr>
         <w:pStyle w:val="ListBullet"/>
-        <w:spacing w:before="17" w:after="17"/>
+        <w:spacing w:before="16" w:after="16"/>
         <w:ind w:left="288"/>
       </w:pPr>
       <w:r>
         <w:rPr>
           <w:color w:val="1E293B"/>
-          <w:sz w:val="16"/>
+          <w:sz w:val="15"/>
         </w:rPr>
         <w:t>Fui responsável pela esteira de CI/CD de ponta a ponta nas duas plataformas (Docker, Git/GitFlow, Jenkins) — build, teste e implantação automatizados, com gates de formatação, análise estática e testes aplicados na CI.</w:t>
       </w:r>
     </w:p>
     <w:p>
       <w:pPr>
-        <w:spacing w:before="102" w:after="0"/>
+        <w:pStyle w:val="ListBullet"/>
+        <w:spacing w:before="16" w:after="16"/>
+        <w:ind w:left="288"/>
+      </w:pPr>
+      <w:r>
+        <w:rPr>
+          <w:color w:val="1E293B"/>
+          <w:sz w:val="15"/>
+        </w:rPr>
+        <w:t>Configurei e operei o monitoramento de erros com Sentry nas duas plataformas — criando projetos por ambiente e instrumentando as aplicações de frontend e backend.</w:t>
+      </w:r>
+    </w:p>
+    <w:p>
+      <w:pPr>
+        <w:spacing w:before="96" w:after="0"/>
         <w:tabs>
           <w:tab w:val="right" w:pos="9360"/>
         </w:tabs>
@@ -322,14 +336,14 @@
         <w:rPr>
           <w:b/>
           <w:color w:val="1E293B"/>
-          <w:sz w:val="17"/>
+          <w:sz w:val="16"/>
         </w:rPr>
         <w:t>Senior Technical Manager · Entrega Full-Stack e Liderança Técnica</w:t>
       </w:r>
       <w:r>
         <w:rPr>
           <w:color w:val="64748B"/>
-          <w:sz w:val="17"/>
+          <w:sz w:val="16"/>
         </w:rPr>
         <w:t xml:space="preserve">  CESAR (Centro de Estudos e Sistemas Avançados do Recife) | Recife, PE, Brasil</w:t>
       </w:r>
@@ -337,7 +351,7 @@
         <w:rPr>
           <w:i/>
           <w:color w:val="64748B"/>
-          <w:sz w:val="15"/>
+          <w:sz w:val="14"/>
         </w:rPr>
         <w:tab/>
         <w:t>2013-06 – 2022-09</w:t>
@@ -345,13 +359,13 @@
     </w:p>
     <w:p>
       <w:pPr>
-        <w:spacing w:before="34" w:after="34"/>
+        <w:spacing w:before="32" w:after="32"/>
         <w:ind w:left="144"/>
       </w:pPr>
       <w:r>
         <w:rPr>
           <w:color w:val="1E293B"/>
-          <w:sz w:val="16"/>
+          <w:sz w:val="15"/>
         </w:rPr>
         <w:t>Nove anos em quatro projetos de clientes: quatro aplicações web em produção em quatro stacks de linguagem, os ambientes de CI/CD por trás delas e a direção técnica das equipes Scrum.</w:t>
       </w:r>
@@ -359,13 +373,13 @@
     <w:p>
       <w:pPr>
         <w:pStyle w:val="ListBullet"/>
-        <w:spacing w:before="17" w:after="17"/>
+        <w:spacing w:before="16" w:after="16"/>
         <w:ind w:left="288"/>
       </w:pPr>
       <w:r>
         <w:rPr>
           <w:color w:val="1E293B"/>
-          <w:sz w:val="16"/>
+          <w:sz w:val="15"/>
         </w:rPr>
         <w:t>Participei do desenvolvimento de quatro aplicações web em produção ao longo de nove anos e quatro projetos de clientes, cada uma em uma stack de linguagem diferente — PHP (Yii), Python (Flask/Falcon), Ruby on Rails e JavaScript (Backbone/Marionette, EmberJS, VueJS).</w:t>
       </w:r>
@@ -373,13 +387,13 @@
     <w:p>
       <w:pPr>
         <w:pStyle w:val="ListBullet"/>
-        <w:spacing w:before="17" w:after="17"/>
+        <w:spacing w:before="16" w:after="16"/>
         <w:ind w:left="288"/>
       </w:pPr>
       <w:r>
         <w:rPr>
           <w:color w:val="1E293B"/>
-          <w:sz w:val="16"/>
+          <w:sz w:val="15"/>
         </w:rPr>
         <w:t>Construí e mantive ambientes de CI/CD com Git/GitFlow, TeamCity, Jenkins, Ansible e HashiCorp Vault, viabilizando implantações seguras, reprodutíveis e totalmente automatizadas.</w:t>
       </w:r>
@@ -387,20 +401,20 @@
     <w:p>
       <w:pPr>
         <w:pStyle w:val="ListBullet"/>
-        <w:spacing w:before="17" w:after="17"/>
+        <w:spacing w:before="16" w:after="16"/>
         <w:ind w:left="288"/>
       </w:pPr>
       <w:r>
         <w:rPr>
           <w:color w:val="1E293B"/>
-          <w:sz w:val="16"/>
+          <w:sz w:val="15"/>
         </w:rPr>
         <w:t>Exerci o papel de liderança técnica em quatro projetos de clientes, com equipes Scrum de 6 a 15 engenheiros, conduzindo planejamento de sprints, práticas de code review e compromissos de entrega.</w:t>
       </w:r>
     </w:p>
     <w:p>
       <w:pPr>
-        <w:spacing w:before="102" w:after="0"/>
+        <w:spacing w:before="96" w:after="0"/>
         <w:tabs>
           <w:tab w:val="right" w:pos="9360"/>
         </w:tabs>
@@ -409,14 +423,14 @@
         <w:rPr>
           <w:b/>
           <w:color w:val="1E293B"/>
-          <w:sz w:val="17"/>
+          <w:sz w:val="16"/>
         </w:rPr>
-        <w:t>Technical Manager · Telefonia e Java Corporativo</w:t>
+        <w:t>Technical Manager · Java Corporativo e Mobile</w:t>
       </w:r>
       <w:r>
         <w:rPr>
           <w:color w:val="64748B"/>
-          <w:sz w:val="17"/>
+          <w:sz w:val="16"/>
         </w:rPr>
         <w:t xml:space="preserve">  CESAR (Centro de Estudos e Sistemas Avançados do Recife) | Recife, PE, Brasil</w:t>
       </w:r>
@@ -424,7 +438,7 @@
         <w:rPr>
           <w:i/>
           <w:color w:val="64748B"/>
-          <w:sz w:val="15"/>
+          <w:sz w:val="14"/>
         </w:rPr>
         <w:tab/>
         <w:t>2009-01 – 2013-06</w:t>
@@ -432,41 +446,27 @@
     </w:p>
     <w:p>
       <w:pPr>
-        <w:spacing w:before="34" w:after="34"/>
+        <w:spacing w:before="32" w:after="32"/>
         <w:ind w:left="144"/>
       </w:pPr>
       <w:r>
         <w:rPr>
           <w:color w:val="1E293B"/>
-          <w:sz w:val="16"/>
+          <w:sz w:val="15"/>
         </w:rPr>
-        <w:t>Telefonia em C sobre o Asterisk, uma aplicação corporativa web e mobile em Java de ponta a ponta, e as ferramentas de CI/CD e de Scrum por trás delas — além de uma plataforma nacional mantida com tráfego ativo.</w:t>
+        <w:t>Uma aplicação corporativa web e mobile em Java construída de ponta a ponta, as ferramentas de CI/CD e de Scrum por trás dela, e uma plataforma nacional em produção mantida com tráfego ativo.</w:t>
       </w:r>
     </w:p>
     <w:p>
       <w:pPr>
         <w:pStyle w:val="ListBullet"/>
-        <w:spacing w:before="17" w:after="17"/>
+        <w:spacing w:before="16" w:after="16"/>
         <w:ind w:left="288"/>
       </w:pPr>
       <w:r>
         <w:rPr>
           <w:color w:val="1E293B"/>
-          <w:sz w:val="16"/>
-        </w:rPr>
-        <w:t>Desenvolvi uma plataforma de telefonia em C sobre o Asterisk, cobrindo a lógica de fluxo de chamadas e integrações.</w:t>
-      </w:r>
-    </w:p>
-    <w:p>
-      <w:pPr>
-        <w:pStyle w:val="ListBullet"/>
-        <w:spacing w:before="17" w:after="17"/>
-        <w:ind w:left="288"/>
-      </w:pPr>
-      <w:r>
-        <w:rPr>
-          <w:color w:val="1E293B"/>
-          <w:sz w:val="16"/>
+          <w:sz w:val="15"/>
         </w:rPr>
         <w:t>Construí de ponta a ponta uma aplicação corporativa web e mobile utilizando Java EE/ME, Android, Apache Struts 2, Apache CXF, Spring, Hibernate, Oracle e Apache Tomcat.</w:t>
       </w:r>
@@ -474,13 +474,13 @@
     <w:p>
       <w:pPr>
         <w:pStyle w:val="ListBullet"/>
-        <w:spacing w:before="17" w:after="17"/>
+        <w:spacing w:before="16" w:after="16"/>
         <w:ind w:left="288"/>
       </w:pPr>
       <w:r>
         <w:rPr>
           <w:color w:val="1E293B"/>
-          <w:sz w:val="16"/>
+          <w:sz w:val="15"/>
         </w:rPr>
         <w:t>Implementei um ambiente completo de CI/CD (Subversion/Git, Maven, TeamCity, Tomcat) para builds e implantações automatizadas.</w:t>
       </w:r>
@@ -488,13 +488,13 @@
     <w:p>
       <w:pPr>
         <w:pStyle w:val="ListBullet"/>
-        <w:spacing w:before="17" w:after="17"/>
+        <w:spacing w:before="16" w:after="16"/>
         <w:ind w:left="288"/>
       </w:pPr>
       <w:r>
         <w:rPr>
           <w:color w:val="1E293B"/>
-          <w:sz w:val="16"/>
+          <w:sz w:val="15"/>
         </w:rPr>
         <w:t>Desenvolvi uma integração de task board Scrum para o Mantis (PHP), dando visibilidade compartilhada das sprints a equipes remotas distribuídas.</w:t>
       </w:r>
@@ -502,20 +502,20 @@
     <w:p>
       <w:pPr>
         <w:pStyle w:val="ListBullet"/>
-        <w:spacing w:before="17" w:after="17"/>
+        <w:spacing w:before="16" w:after="16"/>
         <w:ind w:left="288"/>
       </w:pPr>
       <w:r>
         <w:rPr>
           <w:color w:val="1E293B"/>
-          <w:sz w:val="16"/>
+          <w:sz w:val="15"/>
         </w:rPr>
         <w:t>Mantive uma plataforma web de abrangência nacional em produção, entregando novas funcionalidades com tráfego ativo.</w:t>
       </w:r>
     </w:p>
     <w:p>
       <w:pPr>
-        <w:spacing w:before="102" w:after="0"/>
+        <w:spacing w:before="96" w:after="0"/>
         <w:tabs>
           <w:tab w:val="right" w:pos="9360"/>
         </w:tabs>
@@ -524,14 +524,14 @@
         <w:rPr>
           <w:b/>
           <w:color w:val="1E293B"/>
-          <w:sz w:val="17"/>
+          <w:sz w:val="16"/>
         </w:rPr>
         <w:t>Engenheiro Sênior de Gerência de Configuração de Software</w:t>
       </w:r>
       <w:r>
         <w:rPr>
           <w:color w:val="64748B"/>
-          <w:sz w:val="17"/>
+          <w:sz w:val="16"/>
         </w:rPr>
         <w:t xml:space="preserve">  CESAR (Centro de Estudos e Sistemas Avançados do Recife) | Recife, PE, Brasil</w:t>
       </w:r>
@@ -539,7 +539,7 @@
         <w:rPr>
           <w:i/>
           <w:color w:val="64748B"/>
-          <w:sz w:val="15"/>
+          <w:sz w:val="14"/>
         </w:rPr>
         <w:tab/>
         <w:t>2005-01 – 2009-01</w:t>
@@ -547,13 +547,13 @@
     </w:p>
     <w:p>
       <w:pPr>
-        <w:spacing w:before="34" w:after="34"/>
+        <w:spacing w:before="32" w:after="32"/>
         <w:ind w:left="144"/>
       </w:pPr>
       <w:r>
         <w:rPr>
           <w:color w:val="1E293B"/>
-          <w:sz w:val="16"/>
+          <w:sz w:val="15"/>
         </w:rPr>
         <w:t>Liderança da equipe corporativa de Gerência de Configuração de Software em uma avaliação formal CMMI 1.2 Nível 3, definindo os processos, ferramentas e automações de GCS adotados como padrão da empresa.</w:t>
       </w:r>
@@ -561,13 +561,13 @@
     <w:p>
       <w:pPr>
         <w:pStyle w:val="ListBullet"/>
-        <w:spacing w:before="17" w:after="17"/>
+        <w:spacing w:before="16" w:after="16"/>
         <w:ind w:left="288"/>
       </w:pPr>
       <w:r>
         <w:rPr>
           <w:color w:val="1E293B"/>
-          <w:sz w:val="16"/>
+          <w:sz w:val="15"/>
         </w:rPr>
         <w:t>Liderei uma equipe de 10 engenheiros de Gerência de Configuração de Software em uma avaliação formal CMMI 1.2 Nível 3 bem-sucedida, atuando como avaliador SCAMPI treinado.</w:t>
       </w:r>
@@ -575,13 +575,13 @@
     <w:p>
       <w:pPr>
         <w:pStyle w:val="ListBullet"/>
-        <w:spacing w:before="17" w:after="17"/>
+        <w:spacing w:before="16" w:after="16"/>
         <w:ind w:left="288"/>
       </w:pPr>
       <w:r>
         <w:rPr>
           <w:color w:val="1E293B"/>
-          <w:sz w:val="16"/>
+          <w:sz w:val="15"/>
         </w:rPr>
         <w:t>Defini e mantive os processos corporativos de GCS como líder de GCS dentro do Grupo de Processos de Engenharia de Software (SEPG).</w:t>
       </w:r>
@@ -589,13 +589,13 @@
     <w:p>
       <w:pPr>
         <w:pStyle w:val="ListBullet"/>
-        <w:spacing w:before="17" w:after="17"/>
+        <w:spacing w:before="16" w:after="16"/>
         <w:ind w:left="288"/>
       </w:pPr>
       <w:r>
         <w:rPr>
           <w:color w:val="1E293B"/>
-          <w:sz w:val="16"/>
+          <w:sz w:val="15"/>
         </w:rPr>
         <w:t>Implantei processos de GCS em múltiplos projetos simultâneos utilizando Rational ClearCase, ClearDDTS, CVS, Subversion, Mantis, Apache Ant e Luntbuild.</w:t>
       </w:r>
@@ -603,20 +603,20 @@
     <w:p>
       <w:pPr>
         <w:pStyle w:val="ListBullet"/>
-        <w:spacing w:before="17" w:after="17"/>
+        <w:spacing w:before="16" w:after="16"/>
         <w:ind w:left="288"/>
       </w:pPr>
       <w:r>
         <w:rPr>
           <w:color w:val="1E293B"/>
-          <w:sz w:val="16"/>
+          <w:sz w:val="15"/>
         </w:rPr>
         <w:t>Desenvolvi ferramentas de automação e extensões para o Mantis (PHP, Shell) para rastreamento de defeitos, rastreabilidade de requisitos e relatórios de code review, posteriormente adotadas como padrão corporativo.</w:t>
       </w:r>
     </w:p>
     <w:p>
       <w:pPr>
-        <w:spacing w:before="102" w:after="0"/>
+        <w:spacing w:before="96" w:after="0"/>
         <w:tabs>
           <w:tab w:val="right" w:pos="9360"/>
         </w:tabs>
@@ -625,14 +625,14 @@
         <w:rPr>
           <w:b/>
           <w:color w:val="1E293B"/>
-          <w:sz w:val="17"/>
+          <w:sz w:val="16"/>
         </w:rPr>
         <w:t>Engenheiro de Gerência de Configuração de Software</w:t>
       </w:r>
       <w:r>
         <w:rPr>
           <w:color w:val="64748B"/>
-          <w:sz w:val="17"/>
+          <w:sz w:val="16"/>
         </w:rPr>
         <w:t xml:space="preserve">  CESAR (Centro de Estudos e Sistemas Avançados do Recife) | Recife, PE, Brasil</w:t>
       </w:r>
@@ -640,7 +640,7 @@
         <w:rPr>
           <w:i/>
           <w:color w:val="64748B"/>
-          <w:sz w:val="15"/>
+          <w:sz w:val="14"/>
         </w:rPr>
         <w:tab/>
         <w:t>2001-10 – 2005-01</w:t>
@@ -648,13 +648,13 @@
     </w:p>
     <w:p>
       <w:pPr>
-        <w:spacing w:before="34" w:after="34"/>
+        <w:spacing w:before="32" w:after="32"/>
         <w:ind w:left="144"/>
       </w:pPr>
       <w:r>
         <w:rPr>
           <w:color w:val="1E293B"/>
-          <w:sz w:val="16"/>
+          <w:sz w:val="15"/>
         </w:rPr>
         <w:t>Definição e automação de processos de GCS para programas multi-site de dispositivos móveis, contribuindo para a certificação CMM Nível 2 e para uma alta de ~20% nas notas de avaliação do cliente.</w:t>
       </w:r>
@@ -662,13 +662,13 @@
     <w:p>
       <w:pPr>
         <w:pStyle w:val="ListBullet"/>
-        <w:spacing w:before="17" w:after="17"/>
+        <w:spacing w:before="16" w:after="16"/>
         <w:ind w:left="288"/>
       </w:pPr>
       <w:r>
         <w:rPr>
           <w:color w:val="1E293B"/>
-          <w:sz w:val="16"/>
+          <w:sz w:val="15"/>
         </w:rPr>
         <w:t>Defini e implementei processos de GCS para projetos multi-site de desenvolvimento de dispositivos móveis utilizando Rational ClearCase e ClearDDTS, contribuindo para a certificação CMM Nível 2 da organização.</w:t>
       </w:r>
@@ -676,20 +676,20 @@
     <w:p>
       <w:pPr>
         <w:pStyle w:val="ListBullet"/>
-        <w:spacing w:before="17" w:after="17"/>
+        <w:spacing w:before="16" w:after="16"/>
         <w:ind w:left="288"/>
       </w:pPr>
       <w:r>
         <w:rPr>
           <w:color w:val="1E293B"/>
-          <w:sz w:val="16"/>
+          <w:sz w:val="15"/>
         </w:rPr>
         <w:t>Elevei em cerca de 20% as notas de avaliação do cliente quanto ao desempenho de GCS, automatizando atividades de gerência de configuração em aproximadamente doze projetos.</w:t>
       </w:r>
     </w:p>
     <w:p>
       <w:pPr>
-        <w:spacing w:before="102" w:after="0"/>
+        <w:spacing w:before="96" w:after="0"/>
         <w:tabs>
           <w:tab w:val="right" w:pos="9360"/>
         </w:tabs>
@@ -698,14 +698,14 @@
         <w:rPr>
           <w:b/>
           <w:color w:val="1E293B"/>
-          <w:sz w:val="17"/>
+          <w:sz w:val="16"/>
         </w:rPr>
         <w:t>Engenheiro de Software Júnior</w:t>
       </w:r>
       <w:r>
         <w:rPr>
           <w:color w:val="64748B"/>
-          <w:sz w:val="17"/>
+          <w:sz w:val="16"/>
         </w:rPr>
         <w:t xml:space="preserve">  CESAR (Centro de Estudos e Sistemas Avançados do Recife) | Recife, PE, Brasil</w:t>
       </w:r>
@@ -713,7 +713,7 @@
         <w:rPr>
           <w:i/>
           <w:color w:val="64748B"/>
-          <w:sz w:val="15"/>
+          <w:sz w:val="14"/>
         </w:rPr>
         <w:tab/>
         <w:t>2001-01 – 2001-10</w:t>
@@ -721,13 +721,13 @@
     </w:p>
     <w:p>
       <w:pPr>
-        <w:spacing w:before="34" w:after="34"/>
+        <w:spacing w:before="32" w:after="32"/>
         <w:ind w:left="144"/>
       </w:pPr>
       <w:r>
         <w:rPr>
           <w:color w:val="1E293B"/>
-          <w:sz w:val="16"/>
+          <w:sz w:val="15"/>
         </w:rPr>
         <w:t>Primeira prática de desenvolvimento mobile em J2ME do instituto: mais de 15 aplicações entregues, incluindo um jogo premiado internacionalmente.</w:t>
       </w:r>
@@ -735,13 +735,13 @@
     <w:p>
       <w:pPr>
         <w:pStyle w:val="ListBullet"/>
-        <w:spacing w:before="17" w:after="17"/>
+        <w:spacing w:before="16" w:after="16"/>
         <w:ind w:left="288"/>
       </w:pPr>
       <w:r>
         <w:rPr>
           <w:color w:val="1E293B"/>
-          <w:sz w:val="16"/>
+          <w:sz w:val="15"/>
         </w:rPr>
         <w:t>Fui pioneiro no desenvolvimento de aplicações J2ME no CESAR, estabelecendo a primeira prática de desenvolvimento mobile do instituto.</w:t>
       </w:r>
@@ -749,13 +749,13 @@
     <w:p>
       <w:pPr>
         <w:pStyle w:val="ListBullet"/>
-        <w:spacing w:before="17" w:after="17"/>
+        <w:spacing w:before="16" w:after="16"/>
         <w:ind w:left="288"/>
       </w:pPr>
       <w:r>
         <w:rPr>
           <w:color w:val="1E293B"/>
-          <w:sz w:val="16"/>
+          <w:sz w:val="15"/>
         </w:rPr>
         <w:t>Desenvolvi mais de 15 aplicações móveis, principalmente jogos, para os primeiros aparelhos com suporte a Java.</w:t>
       </w:r>
@@ -763,20 +763,20 @@
     <w:p>
       <w:pPr>
         <w:pStyle w:val="ListBullet"/>
-        <w:spacing w:before="17" w:after="17"/>
+        <w:spacing w:before="16" w:after="16"/>
         <w:ind w:left="288"/>
       </w:pPr>
       <w:r>
         <w:rPr>
           <w:color w:val="1E293B"/>
-          <w:sz w:val="16"/>
+          <w:sz w:val="15"/>
         </w:rPr>
         <w:t>Escrevi o Sea Hunter, premiado como Melhor Aplicação das Américas no Asia Java Mobile Challenge.</w:t>
       </w:r>
     </w:p>
     <w:p>
       <w:pPr>
-        <w:spacing w:before="102" w:after="0"/>
+        <w:spacing w:before="96" w:after="0"/>
         <w:tabs>
           <w:tab w:val="right" w:pos="9360"/>
         </w:tabs>
@@ -785,14 +785,14 @@
         <w:rPr>
           <w:b/>
           <w:color w:val="1E293B"/>
-          <w:sz w:val="17"/>
+          <w:sz w:val="16"/>
         </w:rPr>
         <w:t>Engenheiro de Software Júnior</w:t>
       </w:r>
       <w:r>
         <w:rPr>
           <w:color w:val="64748B"/>
-          <w:sz w:val="17"/>
+          <w:sz w:val="16"/>
         </w:rPr>
         <w:t xml:space="preserve">  CESAR (Centro de Estudos e Sistemas Avançados do Recife) | Recife, PE, Brasil</w:t>
       </w:r>
@@ -800,7 +800,7 @@
         <w:rPr>
           <w:i/>
           <w:color w:val="64748B"/>
-          <w:sz w:val="15"/>
+          <w:sz w:val="14"/>
         </w:rPr>
         <w:tab/>
         <w:t>2000-06 – 2000-12</w:t>
@@ -808,13 +808,13 @@
     </w:p>
     <w:p>
       <w:pPr>
-        <w:spacing w:before="34" w:after="34"/>
+        <w:spacing w:before="32" w:after="32"/>
         <w:ind w:left="144"/>
       </w:pPr>
       <w:r>
         <w:rPr>
           <w:color w:val="1E293B"/>
-          <w:sz w:val="16"/>
+          <w:sz w:val="15"/>
         </w:rPr>
         <w:t>Desenvolvimento web em Java: uma aplicação WAP em J2SE para gestão de jogos lotéricos e um portal de e-commerce que apoiou uma pesquisa de mestrado.</w:t>
       </w:r>
@@ -822,13 +822,13 @@
     <w:p>
       <w:pPr>
         <w:pStyle w:val="ListBullet"/>
-        <w:spacing w:before="17" w:after="17"/>
+        <w:spacing w:before="16" w:after="16"/>
         <w:ind w:left="288"/>
       </w:pPr>
       <w:r>
         <w:rPr>
           <w:color w:val="1E293B"/>
-          <w:sz w:val="16"/>
+          <w:sz w:val="15"/>
         </w:rPr>
         <w:t>Desenvolvi uma aplicação WAP em J2SE para gestão de jogos lotéricos.</w:t>
       </w:r>
@@ -836,20 +836,20 @@
     <w:p>
       <w:pPr>
         <w:pStyle w:val="ListBullet"/>
-        <w:spacing w:before="17" w:after="17"/>
+        <w:spacing w:before="16" w:after="16"/>
         <w:ind w:left="288"/>
       </w:pPr>
       <w:r>
         <w:rPr>
           <w:color w:val="1E293B"/>
-          <w:sz w:val="16"/>
+          <w:sz w:val="15"/>
         </w:rPr>
         <w:t>Construí um portal de e-commerce utilizado para validar a pesquisa de dissertação de mestrado de um integrante da equipe.</w:t>
       </w:r>
     </w:p>
     <w:p>
       <w:pPr>
-        <w:spacing w:before="136" w:after="34"/>
+        <w:spacing w:before="128" w:after="32"/>
         <w:pBdr>
           <w:bottom w:val="single" w:sz="4" w:space="1" w:color="CBD5E1"/>
         </w:pBdr>
@@ -858,14 +858,14 @@
         <w:rPr>
           <w:b/>
           <w:color w:val="2563EB"/>
-          <w:sz w:val="22"/>
+          <w:sz w:val="20"/>
         </w:rPr>
         <w:t>Formação Acadêmica</w:t>
       </w:r>
     </w:p>
     <w:p>
       <w:pPr>
-        <w:spacing w:before="102" w:after="0"/>
+        <w:spacing w:before="96" w:after="0"/>
         <w:tabs>
           <w:tab w:val="right" w:pos="9360"/>
         </w:tabs>
@@ -874,14 +874,14 @@
         <w:rPr>
           <w:b/>
           <w:color w:val="1E293B"/>
-          <w:sz w:val="17"/>
+          <w:sz w:val="16"/>
         </w:rPr>
         <w:t>Mestrado in Ciência da Computação</w:t>
       </w:r>
       <w:r>
         <w:rPr>
           <w:color w:val="64748B"/>
-          <w:sz w:val="17"/>
+          <w:sz w:val="16"/>
         </w:rPr>
         <w:t xml:space="preserve">  Universidade Federal de Pernambuco (UFPE)</w:t>
       </w:r>
@@ -889,7 +889,7 @@
         <w:rPr>
           <w:i/>
           <w:color w:val="64748B"/>
-          <w:sz w:val="15"/>
+          <w:sz w:val="14"/>
         </w:rPr>
         <w:tab/>
         <w:t>2000-03 – 2002-08</w:t>
@@ -898,13 +898,13 @@
     <w:p>
       <w:pPr>
         <w:pStyle w:val="ListBullet"/>
-        <w:spacing w:before="17" w:after="17"/>
+        <w:spacing w:before="16" w:after="16"/>
         <w:ind w:left="288"/>
       </w:pPr>
       <w:r>
         <w:rPr>
           <w:color w:val="1E293B"/>
-          <w:sz w:val="16"/>
+          <w:sz w:val="15"/>
         </w:rPr>
         <w:t>Inteligência Artificial</w:t>
       </w:r>
@@ -912,13 +912,13 @@
     <w:p>
       <w:pPr>
         <w:pStyle w:val="ListBullet"/>
-        <w:spacing w:before="17" w:after="17"/>
+        <w:spacing w:before="16" w:after="16"/>
         <w:ind w:left="288"/>
       </w:pPr>
       <w:r>
         <w:rPr>
           <w:color w:val="1E293B"/>
-          <w:sz w:val="16"/>
+          <w:sz w:val="15"/>
         </w:rPr>
         <w:t>Sistemas Multiagentes</w:t>
       </w:r>
@@ -926,20 +926,20 @@
     <w:p>
       <w:pPr>
         <w:pStyle w:val="ListBullet"/>
-        <w:spacing w:before="17" w:after="17"/>
+        <w:spacing w:before="16" w:after="16"/>
         <w:ind w:left="288"/>
       </w:pPr>
       <w:r>
         <w:rPr>
           <w:color w:val="1E293B"/>
-          <w:sz w:val="16"/>
+          <w:sz w:val="15"/>
         </w:rPr>
         <w:t>Engenharia de Software</w:t>
       </w:r>
     </w:p>
     <w:p>
       <w:pPr>
-        <w:spacing w:before="102" w:after="0"/>
+        <w:spacing w:before="96" w:after="0"/>
         <w:tabs>
           <w:tab w:val="right" w:pos="9360"/>
         </w:tabs>
@@ -948,14 +948,14 @@
         <w:rPr>
           <w:b/>
           <w:color w:val="1E293B"/>
-          <w:sz w:val="17"/>
+          <w:sz w:val="16"/>
         </w:rPr>
         <w:t>Bacharelado in Ciência da Computação</w:t>
       </w:r>
       <w:r>
         <w:rPr>
           <w:color w:val="64748B"/>
-          <w:sz w:val="17"/>
+          <w:sz w:val="16"/>
         </w:rPr>
         <w:t xml:space="preserve">  Universidade Federal do Ceará (UFC)</w:t>
       </w:r>
@@ -963,15 +963,15 @@
         <w:rPr>
           <w:i/>
           <w:color w:val="64748B"/>
-          <w:sz w:val="15"/>
+          <w:sz w:val="14"/>
         </w:rPr>
         <w:tab/>
-        <w:t>1996-01 – 2000-01</w:t>
+        <w:t>1996-01 – 1999-12</w:t>
       </w:r>
     </w:p>
     <w:p>
       <w:pPr>
-        <w:spacing w:before="136" w:after="34"/>
+        <w:spacing w:before="128" w:after="32"/>
         <w:pBdr>
           <w:bottom w:val="single" w:sz="4" w:space="1" w:color="CBD5E1"/>
         </w:pBdr>
@@ -980,196 +980,196 @@
         <w:rPr>
           <w:b/>
           <w:color w:val="2563EB"/>
-          <w:sz w:val="22"/>
+          <w:sz w:val="20"/>
         </w:rPr>
         <w:t>Competências</w:t>
       </w:r>
     </w:p>
     <w:p>
       <w:pPr>
-        <w:spacing w:before="34" w:after="34"/>
+        <w:spacing w:before="32" w:after="32"/>
       </w:pPr>
       <w:r>
         <w:rPr>
           <w:b/>
-          <w:sz w:val="17"/>
+          <w:sz w:val="16"/>
         </w:rPr>
         <w:t>Backend</w:t>
       </w:r>
       <w:r>
         <w:rPr>
           <w:color w:val="64748B"/>
-          <w:sz w:val="16"/>
+          <w:sz w:val="15"/>
         </w:rPr>
         <w:t xml:space="preserve"> (Especialista)</w:t>
       </w:r>
       <w:r>
         <w:rPr>
           <w:color w:val="1E293B"/>
-          <w:sz w:val="16"/>
+          <w:sz w:val="15"/>
         </w:rPr>
         <w:t>: Python, Django, FastAPI, Flask, Falcon, GraphQL, Strawberry GraphQL, REST API, JSON:API, Celery, Kafka, WebSockets, PHP, Yii, Laravel, Ruby on Rails, Java</w:t>
       </w:r>
     </w:p>
     <w:p>
       <w:pPr>
-        <w:spacing w:before="34" w:after="34"/>
+        <w:spacing w:before="32" w:after="32"/>
       </w:pPr>
       <w:r>
         <w:rPr>
           <w:b/>
-          <w:sz w:val="17"/>
+          <w:sz w:val="16"/>
         </w:rPr>
         <w:t>Frontend</w:t>
       </w:r>
       <w:r>
         <w:rPr>
           <w:color w:val="64748B"/>
-          <w:sz w:val="16"/>
+          <w:sz w:val="15"/>
         </w:rPr>
         <w:t xml:space="preserve"> (Avançado)</w:t>
       </w:r>
       <w:r>
         <w:rPr>
           <w:color w:val="1E293B"/>
-          <w:sz w:val="16"/>
+          <w:sz w:val="15"/>
         </w:rPr>
         <w:t>: JavaScript, TypeScript, VueJS, NuxtJS, PrimeVue, Tailwind CSS, Pinia, EmberJS, Backbone/Marionette, HTML, CSS, SCSS/SASS, BEM</w:t>
       </w:r>
     </w:p>
     <w:p>
       <w:pPr>
-        <w:spacing w:before="34" w:after="34"/>
+        <w:spacing w:before="32" w:after="32"/>
       </w:pPr>
       <w:r>
         <w:rPr>
           <w:b/>
-          <w:sz w:val="17"/>
+          <w:sz w:val="16"/>
         </w:rPr>
         <w:t>Engenharia de IA e ML</w:t>
       </w:r>
       <w:r>
         <w:rPr>
           <w:color w:val="64748B"/>
-          <w:sz w:val="16"/>
+          <w:sz w:val="15"/>
         </w:rPr>
         <w:t xml:space="preserve"> (Avançado)</w:t>
       </w:r>
       <w:r>
         <w:rPr>
           <w:color w:val="1E293B"/>
-          <w:sz w:val="16"/>
+          <w:sz w:val="15"/>
         </w:rPr>
         <w:t>: Desenvolvimento de aplicações com LLM, Model Context Protocol (MCP), Claude Agent SDK, Ferramentas agentivas, Busca vetorial, Milvus, Snowflake</w:t>
       </w:r>
     </w:p>
     <w:p>
       <w:pPr>
-        <w:spacing w:before="34" w:after="34"/>
+        <w:spacing w:before="32" w:after="32"/>
       </w:pPr>
       <w:r>
         <w:rPr>
           <w:b/>
-          <w:sz w:val="17"/>
+          <w:sz w:val="16"/>
         </w:rPr>
         <w:t>DevOps e CI/CD</w:t>
       </w:r>
       <w:r>
         <w:rPr>
           <w:color w:val="64748B"/>
-          <w:sz w:val="16"/>
+          <w:sz w:val="15"/>
         </w:rPr>
         <w:t xml:space="preserve"> (Especialista)</w:t>
       </w:r>
       <w:r>
         <w:rPr>
           <w:color w:val="1E293B"/>
-          <w:sz w:val="16"/>
+          <w:sz w:val="15"/>
         </w:rPr>
         <w:t>: CI/CD, Jenkins, TeamCity, GitLab CI, Docker, Builds multi-arquitetura, Ansible, HashiCorp Vault, Sealed Secrets, uv, mise, prek, ruff, pytest, Bash, Git, GitFlow, GitHub, GitLab</w:t>
       </w:r>
     </w:p>
     <w:p>
       <w:pPr>
-        <w:spacing w:before="34" w:after="34"/>
+        <w:spacing w:before="32" w:after="32"/>
       </w:pPr>
       <w:r>
         <w:rPr>
           <w:b/>
-          <w:sz w:val="17"/>
+          <w:sz w:val="16"/>
         </w:rPr>
         <w:t>Cloud e Orquestração</w:t>
       </w:r>
       <w:r>
         <w:rPr>
           <w:color w:val="64748B"/>
-          <w:sz w:val="16"/>
+          <w:sz w:val="15"/>
         </w:rPr>
         <w:t xml:space="preserve"> (Avançado)</w:t>
       </w:r>
       <w:r>
         <w:rPr>
           <w:color w:val="1E293B"/>
-          <w:sz w:val="16"/>
+          <w:sz w:val="15"/>
         </w:rPr>
         <w:t>: Kubernetes, Helm, Kustomize, AWS EKS, AWS, Google Cloud, mTLS, OAuth 2.0, Sentry, Monitoramento de erros</w:t>
       </w:r>
     </w:p>
     <w:p>
       <w:pPr>
-        <w:spacing w:before="34" w:after="34"/>
+        <w:spacing w:before="32" w:after="32"/>
       </w:pPr>
       <w:r>
         <w:rPr>
           <w:b/>
-          <w:sz w:val="17"/>
+          <w:sz w:val="16"/>
         </w:rPr>
         <w:t>Bancos de Dados</w:t>
       </w:r>
       <w:r>
         <w:rPr>
           <w:color w:val="64748B"/>
-          <w:sz w:val="16"/>
+          <w:sz w:val="15"/>
         </w:rPr>
         <w:t xml:space="preserve"> (Avançado)</w:t>
       </w:r>
       <w:r>
         <w:rPr>
           <w:color w:val="1E293B"/>
-          <w:sz w:val="16"/>
+          <w:sz w:val="15"/>
         </w:rPr>
         <w:t>: PostgreSQL, MySQL, Oracle, Redis, Milvus, Snowflake</w:t>
       </w:r>
     </w:p>
     <w:p>
       <w:pPr>
-        <w:spacing w:before="34" w:after="34"/>
+        <w:spacing w:before="32" w:after="32"/>
       </w:pPr>
       <w:r>
         <w:rPr>
           <w:b/>
-          <w:sz w:val="17"/>
+          <w:sz w:val="16"/>
         </w:rPr>
         <w:t>Processos e Liderança</w:t>
       </w:r>
       <w:r>
         <w:rPr>
           <w:color w:val="64748B"/>
-          <w:sz w:val="16"/>
+          <w:sz w:val="15"/>
         </w:rPr>
         <w:t xml:space="preserve"> (Especialista)</w:t>
       </w:r>
       <w:r>
         <w:rPr>
           <w:color w:val="1E293B"/>
-          <w:sz w:val="16"/>
+          <w:sz w:val="15"/>
         </w:rPr>
         <w:t>: Gerência de Configuração de Software, CMMI, Avaliação SCAMPI, Scrum, Kanban, Liderança Técnica, Code Review, Mentoria</w:t>
       </w:r>
     </w:p>
     <w:p>
       <w:pPr>
-        <w:spacing w:before="136" w:after="34"/>
+        <w:spacing w:before="128" w:after="32"/>
         <w:pBdr>
           <w:bottom w:val="single" w:sz="4" w:space="1" w:color="CBD5E1"/>
         </w:pBdr>
@@ -1178,14 +1178,14 @@
         <w:rPr>
           <w:b/>
           <w:color w:val="2563EB"/>
-          <w:sz w:val="22"/>
+          <w:sz w:val="20"/>
         </w:rPr>
         <w:t>Prêmios</w:t>
       </w:r>
     </w:p>
     <w:p>
       <w:pPr>
-        <w:spacing w:before="102" w:after="0"/>
+        <w:spacing w:before="96" w:after="0"/>
         <w:tabs>
           <w:tab w:val="right" w:pos="9360"/>
         </w:tabs>
@@ -1196,7 +1196,7 @@
             <w:b/>
             <w:color w:val="2563EB"/>
             <w:u w:val="single"/>
-            <w:sz w:val="18"/>
+            <w:sz w:val="17"/>
           </w:rPr>
           <w:t>Melhor Aplicação das Américas — Sea Hunter</w:t>
         </w:r>
@@ -1204,7 +1204,7 @@
       <w:r>
         <w:rPr>
           <w:color w:val="64748B"/>
-          <w:sz w:val="17"/>
+          <w:sz w:val="16"/>
         </w:rPr>
         <w:t xml:space="preserve">  Asia Java Mobile Challenge (SingTel, Optus e Sun Microsystems)</w:t>
       </w:r>
@@ -1212,7 +1212,7 @@
         <w:rPr>
           <w:i/>
           <w:color w:val="64748B"/>
-          <w:sz w:val="15"/>
+          <w:sz w:val="14"/>
         </w:rPr>
         <w:tab/>
         <w:t>2002</w:t>
@@ -1220,20 +1220,20 @@
     </w:p>
     <w:p>
       <w:pPr>
-        <w:spacing w:before="34" w:after="34"/>
+        <w:spacing w:before="32" w:after="32"/>
         <w:ind w:left="144"/>
       </w:pPr>
       <w:r>
         <w:rPr>
           <w:color w:val="1E293B"/>
-          <w:sz w:val="16"/>
+          <w:sz w:val="15"/>
         </w:rPr>
         <w:t>O Sea Hunter, jogo mobile em J2ME desenvolvido no CESAR (Brasil) para os primeiros aparelhos com suporte a Java, foi selecionado entre os 20 finalistas, escolhidos dentre mais de 1.000 inscritos de 23 países.</w:t>
       </w:r>
     </w:p>
     <w:p>
       <w:pPr>
-        <w:spacing w:before="136" w:after="34"/>
+        <w:spacing w:before="128" w:after="32"/>
         <w:pBdr>
           <w:bottom w:val="single" w:sz="4" w:space="1" w:color="CBD5E1"/>
         </w:pBdr>
@@ -1242,14 +1242,14 @@
         <w:rPr>
           <w:b/>
           <w:color w:val="2563EB"/>
-          <w:sz w:val="22"/>
+          <w:sz w:val="20"/>
         </w:rPr>
         <w:t>Certificações</w:t>
       </w:r>
     </w:p>
     <w:p>
       <w:pPr>
-        <w:spacing w:before="102" w:after="0"/>
+        <w:spacing w:before="96" w:after="0"/>
         <w:tabs>
           <w:tab w:val="right" w:pos="9360"/>
         </w:tabs>
@@ -1258,14 +1258,14 @@
         <w:rPr>
           <w:b/>
           <w:color w:val="1E293B"/>
-          <w:sz w:val="17"/>
+          <w:sz w:val="16"/>
         </w:rPr>
         <w:t>IA para Devs (54h)</w:t>
       </w:r>
       <w:r>
         <w:rPr>
           <w:color w:val="64748B"/>
-          <w:sz w:val="17"/>
+          <w:sz w:val="16"/>
         </w:rPr>
         <w:t xml:space="preserve">  CESAR School</w:t>
       </w:r>
@@ -1273,7 +1273,7 @@
         <w:rPr>
           <w:i/>
           <w:color w:val="64748B"/>
-          <w:sz w:val="15"/>
+          <w:sz w:val="14"/>
         </w:rPr>
         <w:tab/>
         <w:t>2025-08</w:t>
@@ -1281,7 +1281,7 @@
     </w:p>
     <w:p>
       <w:pPr>
-        <w:spacing w:before="102" w:after="0"/>
+        <w:spacing w:before="96" w:after="0"/>
         <w:tabs>
           <w:tab w:val="right" w:pos="9360"/>
         </w:tabs>
@@ -1292,7 +1292,7 @@
             <w:b/>
             <w:color w:val="2563EB"/>
             <w:u w:val="single"/>
-            <w:sz w:val="18"/>
+            <w:sz w:val="17"/>
           </w:rPr>
           <w:t>Certified ScrumMaster (CSM)</w:t>
         </w:r>
@@ -1300,7 +1300,7 @@
       <w:r>
         <w:rPr>
           <w:color w:val="64748B"/>
-          <w:sz w:val="17"/>
+          <w:sz w:val="16"/>
         </w:rPr>
         <w:t xml:space="preserve">  Scrum Alliance</w:t>
       </w:r>
@@ -1308,7 +1308,7 @@
         <w:rPr>
           <w:i/>
           <w:color w:val="64748B"/>
-          <w:sz w:val="15"/>
+          <w:sz w:val="14"/>
         </w:rPr>
         <w:tab/>
         <w:t>2017-10</w:t>
@@ -1316,7 +1316,7 @@
     </w:p>
     <w:p>
       <w:pPr>
-        <w:spacing w:before="102" w:after="0"/>
+        <w:spacing w:before="96" w:after="0"/>
         <w:tabs>
           <w:tab w:val="right" w:pos="9360"/>
         </w:tabs>
@@ -1325,14 +1325,14 @@
         <w:rPr>
           <w:b/>
           <w:color w:val="1E293B"/>
-          <w:sz w:val="17"/>
+          <w:sz w:val="16"/>
         </w:rPr>
         <w:t>Zend PHP Certified Developer</w:t>
       </w:r>
       <w:r>
         <w:rPr>
           <w:color w:val="64748B"/>
-          <w:sz w:val="17"/>
+          <w:sz w:val="16"/>
         </w:rPr>
         <w:t xml:space="preserve">  Zend Technologies, Ltd.</w:t>
       </w:r>
@@ -1340,7 +1340,7 @@
         <w:rPr>
           <w:i/>
           <w:color w:val="64748B"/>
-          <w:sz w:val="15"/>
+          <w:sz w:val="14"/>
         </w:rPr>
         <w:tab/>
         <w:t>2014-10</w:t>
@@ -1348,7 +1348,7 @@
     </w:p>
     <w:p>
       <w:pPr>
-        <w:spacing w:before="102" w:after="0"/>
+        <w:spacing w:before="96" w:after="0"/>
         <w:tabs>
           <w:tab w:val="right" w:pos="9360"/>
         </w:tabs>
@@ -1357,14 +1357,14 @@
         <w:rPr>
           <w:b/>
           <w:color w:val="1E293B"/>
-          <w:sz w:val="17"/>
+          <w:sz w:val="16"/>
         </w:rPr>
         <w:t>Rational ClearCase Fundamentals for Windows (16h)</w:t>
       </w:r>
       <w:r>
         <w:rPr>
           <w:color w:val="64748B"/>
-          <w:sz w:val="17"/>
+          <w:sz w:val="16"/>
         </w:rPr>
         <w:t xml:space="preserve">  Rational Software do Brasil</w:t>
       </w:r>
@@ -1372,7 +1372,7 @@
         <w:rPr>
           <w:i/>
           <w:color w:val="64748B"/>
-          <w:sz w:val="15"/>
+          <w:sz w:val="14"/>
         </w:rPr>
         <w:tab/>
         <w:t>2002</w:t>
@@ -1380,7 +1380,7 @@
     </w:p>
     <w:p>
       <w:pPr>
-        <w:spacing w:before="102" w:after="0"/>
+        <w:spacing w:before="96" w:after="0"/>
         <w:tabs>
           <w:tab w:val="right" w:pos="9360"/>
         </w:tabs>
@@ -1389,14 +1389,14 @@
         <w:rPr>
           <w:b/>
           <w:color w:val="1E293B"/>
-          <w:sz w:val="17"/>
+          <w:sz w:val="16"/>
         </w:rPr>
         <w:t>Rational ClearCase Administration for Windows (16h)</w:t>
       </w:r>
       <w:r>
         <w:rPr>
           <w:color w:val="64748B"/>
-          <w:sz w:val="17"/>
+          <w:sz w:val="16"/>
         </w:rPr>
         <w:t xml:space="preserve">  Rational Software do Brasil</w:t>
       </w:r>
@@ -1404,7 +1404,7 @@
         <w:rPr>
           <w:i/>
           <w:color w:val="64748B"/>
-          <w:sz w:val="15"/>
+          <w:sz w:val="14"/>
         </w:rPr>
         <w:tab/>
         <w:t>2002</w:t>
@@ -1412,7 +1412,7 @@
     </w:p>
     <w:p>
       <w:pPr>
-        <w:spacing w:before="102" w:after="0"/>
+        <w:spacing w:before="96" w:after="0"/>
         <w:tabs>
           <w:tab w:val="right" w:pos="9360"/>
         </w:tabs>
@@ -1421,14 +1421,14 @@
         <w:rPr>
           <w:b/>
           <w:color w:val="1E293B"/>
-          <w:sz w:val="17"/>
+          <w:sz w:val="16"/>
         </w:rPr>
         <w:t>Applying Rational ClearCase Metadata for Windows (8h)</w:t>
       </w:r>
       <w:r>
         <w:rPr>
           <w:color w:val="64748B"/>
-          <w:sz w:val="17"/>
+          <w:sz w:val="16"/>
         </w:rPr>
         <w:t xml:space="preserve">  Rational Software do Brasil</w:t>
       </w:r>
@@ -1436,7 +1436,7 @@
         <w:rPr>
           <w:i/>
           <w:color w:val="64748B"/>
-          <w:sz w:val="15"/>
+          <w:sz w:val="14"/>
         </w:rPr>
         <w:tab/>
         <w:t>2002</w:t>
@@ -1444,7 +1444,7 @@
     </w:p>
     <w:p>
       <w:pPr>
-        <w:spacing w:before="136" w:after="34"/>
+        <w:spacing w:before="128" w:after="32"/>
         <w:pBdr>
           <w:bottom w:val="single" w:sz="4" w:space="1" w:color="CBD5E1"/>
         </w:pBdr>
@@ -1453,14 +1453,14 @@
         <w:rPr>
           <w:b/>
           <w:color w:val="2563EB"/>
-          <w:sz w:val="22"/>
+          <w:sz w:val="20"/>
         </w:rPr>
         <w:t>Publicações</w:t>
       </w:r>
     </w:p>
     <w:p>
       <w:pPr>
-        <w:spacing w:before="102" w:after="0"/>
+        <w:spacing w:before="96" w:after="0"/>
         <w:tabs>
           <w:tab w:val="right" w:pos="9360"/>
         </w:tabs>
@@ -1469,14 +1469,14 @@
         <w:rPr>
           <w:b/>
           <w:color w:val="1E293B"/>
-          <w:sz w:val="17"/>
+          <w:sz w:val="16"/>
         </w:rPr>
         <w:t>Software Configuration Management Diversity: A Commercial Case Study</w:t>
       </w:r>
       <w:r>
         <w:rPr>
           <w:color w:val="64748B"/>
-          <w:sz w:val="17"/>
+          <w:sz w:val="16"/>
         </w:rPr>
         <w:t xml:space="preserve">  BCS-CMSG — The CMDB and CMS: the Powerhouse of Service Management</w:t>
       </w:r>
@@ -1484,7 +1484,7 @@
         <w:rPr>
           <w:i/>
           <w:color w:val="64748B"/>
-          <w:sz w:val="15"/>
+          <w:sz w:val="14"/>
         </w:rPr>
         <w:tab/>
         <w:t>2008-07</w:t>
@@ -1492,20 +1492,20 @@
     </w:p>
     <w:p>
       <w:pPr>
-        <w:spacing w:before="34" w:after="34"/>
+        <w:spacing w:before="32" w:after="32"/>
         <w:ind w:left="144"/>
       </w:pPr>
       <w:r>
         <w:rPr>
           <w:color w:val="1E293B"/>
-          <w:sz w:val="16"/>
+          <w:sz w:val="15"/>
         </w:rPr>
         <w:t>Segundo de dois autores. Estudo de caso comercial sobre sustentar práticas diversas de gerência de configuração de software dentro de uma mesma organização, publicado enquanto liderava a equipe corporativa de GCS do CESAR.</w:t>
       </w:r>
     </w:p>
     <w:p>
       <w:pPr>
-        <w:spacing w:before="102" w:after="0"/>
+        <w:spacing w:before="96" w:after="0"/>
         <w:tabs>
           <w:tab w:val="right" w:pos="9360"/>
         </w:tabs>
@@ -1514,14 +1514,14 @@
         <w:rPr>
           <w:b/>
           <w:color w:val="1E293B"/>
-          <w:sz w:val="17"/>
+          <w:sz w:val="16"/>
         </w:rPr>
         <w:t>Desenvolvendo o Projeto Conceitual de Jogos Wireless</w:t>
       </w:r>
       <w:r>
         <w:rPr>
           <w:color w:val="64748B"/>
-          <w:sz w:val="17"/>
+          <w:sz w:val="16"/>
         </w:rPr>
         <w:t xml:space="preserve">  I Workshop Brasileiro de Jogos e Entretenimento Digital (WJOGOS), SIBGRAPI 2002, Fortaleza, Brasil — p. 141–144</w:t>
       </w:r>
@@ -1529,7 +1529,7 @@
         <w:rPr>
           <w:i/>
           <w:color w:val="64748B"/>
-          <w:sz w:val="15"/>
+          <w:sz w:val="14"/>
         </w:rPr>
         <w:tab/>
         <w:t>2002-10</w:t>
@@ -1537,20 +1537,20 @@
     </w:p>
     <w:p>
       <w:pPr>
-        <w:spacing w:before="34" w:after="34"/>
+        <w:spacing w:before="32" w:after="32"/>
         <w:ind w:left="144"/>
       </w:pPr>
       <w:r>
         <w:rPr>
           <w:color w:val="1E293B"/>
-          <w:sz w:val="16"/>
+          <w:sz w:val="15"/>
         </w:rPr>
         <w:t>Quinto de seis autores. Métodos de projeto conceitual para jogos wireless, a partir do trabalho inicial do CESAR com jogos móveis em J2ME.</w:t>
       </w:r>
     </w:p>
     <w:p>
       <w:pPr>
-        <w:spacing w:before="102" w:after="0"/>
+        <w:spacing w:before="96" w:after="0"/>
         <w:tabs>
           <w:tab w:val="right" w:pos="9360"/>
         </w:tabs>
@@ -1559,14 +1559,14 @@
         <w:rPr>
           <w:b/>
           <w:color w:val="1E293B"/>
-          <w:sz w:val="17"/>
+          <w:sz w:val="16"/>
         </w:rPr>
         <w:t>Embedding J2ME-based Inference Engine in Handheld Devices: The KEOPS Case Study</w:t>
       </w:r>
       <w:r>
         <w:rPr>
           <w:color w:val="64748B"/>
-          <w:sz w:val="17"/>
+          <w:sz w:val="16"/>
         </w:rPr>
         <w:t xml:space="preserve">  Proceedings of the First International Workshop on Ubiquitous Agents on Embedded, Wearable and Mobile Devices, Bologna, Itália</w:t>
       </w:r>
@@ -1574,7 +1574,7 @@
         <w:rPr>
           <w:i/>
           <w:color w:val="64748B"/>
-          <w:sz w:val="15"/>
+          <w:sz w:val="14"/>
         </w:rPr>
         <w:tab/>
         <w:t>2002</w:t>
@@ -1582,20 +1582,20 @@
     </w:p>
     <w:p>
       <w:pPr>
-        <w:spacing w:before="34" w:after="34"/>
+        <w:spacing w:before="32" w:after="32"/>
         <w:ind w:left="144"/>
       </w:pPr>
       <w:r>
         <w:rPr>
           <w:color w:val="1E293B"/>
-          <w:sz w:val="16"/>
+          <w:sz w:val="15"/>
         </w:rPr>
         <w:t>Primeiro autor. Estudo de caso sobre embarcar um motor de inferência em J2ME em dispositivos de mão com recursos restritos.</w:t>
       </w:r>
     </w:p>
     <w:p>
       <w:pPr>
-        <w:spacing w:before="102" w:after="0"/>
+        <w:spacing w:before="96" w:after="0"/>
         <w:tabs>
           <w:tab w:val="right" w:pos="9360"/>
         </w:tabs>
@@ -1606,7 +1606,7 @@
             <w:b/>
             <w:color w:val="2563EB"/>
             <w:u w:val="single"/>
-            <w:sz w:val="18"/>
+            <w:sz w:val="17"/>
           </w:rPr>
           <w:t>KSACI: A Handheld Device Infrastructure for Agents Communication</w:t>
         </w:r>
@@ -1614,7 +1614,7 @@
       <w:r>
         <w:rPr>
           <w:color w:val="64748B"/>
-          <w:sz w:val="17"/>
+          <w:sz w:val="16"/>
         </w:rPr>
         <w:t xml:space="preserve">  Intelligent Agents VIII (LNAI 2333), ATAL 2001, Seattle, EUA — Springer, p. 423–435</w:t>
       </w:r>
@@ -1622,7 +1622,7 @@
         <w:rPr>
           <w:i/>
           <w:color w:val="64748B"/>
-          <w:sz w:val="15"/>
+          <w:sz w:val="14"/>
         </w:rPr>
         <w:tab/>
         <w:t>2002</w:t>
@@ -1630,20 +1630,20 @@
     </w:p>
     <w:p>
       <w:pPr>
-        <w:spacing w:before="34" w:after="34"/>
+        <w:spacing w:before="32" w:after="32"/>
         <w:ind w:left="144"/>
       </w:pPr>
       <w:r>
         <w:rPr>
           <w:color w:val="1E293B"/>
-          <w:sz w:val="16"/>
+          <w:sz w:val="15"/>
         </w:rPr>
         <w:t>Primeiro autor. Infraestrutura de comunicação para agentes executando em dispositivos de mão — construída sobre o framework SACI, com KQML como linguagem externa e XML como interna, demonstrada em emuladores de celular J2ME da época.</w:t>
       </w:r>
     </w:p>
     <w:p>
       <w:pPr>
-        <w:spacing w:before="136" w:after="34"/>
+        <w:spacing w:before="128" w:after="32"/>
         <w:pBdr>
           <w:bottom w:val="single" w:sz="4" w:space="1" w:color="CBD5E1"/>
         </w:pBdr>
@@ -1652,18 +1652,18 @@
         <w:rPr>
           <w:b/>
           <w:color w:val="2563EB"/>
-          <w:sz w:val="22"/>
+          <w:sz w:val="20"/>
         </w:rPr>
         <w:t>Idiomas</w:t>
       </w:r>
     </w:p>
     <w:p>
       <w:pPr>
-        <w:spacing w:before="34"/>
+        <w:spacing w:before="32"/>
       </w:pPr>
       <w:r>
         <w:rPr>
-          <w:sz w:val="17"/>
+          <w:sz w:val="16"/>
         </w:rPr>
         <w:t>Português (Nativo) | Inglês (Proficiência profissional)</w:t>
       </w:r>

--- a/latest/pt_br/resume.docx
+++ b/latest/pt_br/resume.docx
@@ -48,7 +48,205 @@
           <w:color w:val="1E293B"/>
           <w:sz w:val="16"/>
         </w:rPr>
-        <w:t>Engenheiro backend sênior, 26 anos em produção. Co-responsável por uma plataforma de ML em produção para triagem automática de issues e detecção de duplicatas — FastAPI sobre Kafka, busca vetorial com Milvus e Snowflake em Kubernetes/AWS EKS — e entrega plataformas internas sozinho, do modelo de dados à implantação: onboarding de times (Django/GraphQL/Celery), uma plataforma de métricas de engenharia com nove dashboards alimentados pela CI e ferramentas de desenvolvimento com IA sobre o Claude Agent SDK e o MCP. Sistemas em produção em Java, PHP, Ruby e Python. Antes, liderou uma equipe de 10 engenheiros em uma avaliação CMMI Nível 3 como avaliador SCAMPI treinado. Mestre em Ciência da Computação (Inteligência Artificial).</w:t>
+        <w:t>Engenheiro de backend e plataforma, 26 anos em produção. Co-responsável por uma plataforma de ML em produção para triagem automática de issues e detecção de duplicatas — FastAPI sobre Kafka, busca vetorial com Milvus e Snowflake em Kubernetes/AWS EKS — e entrega plataformas internas do modelo de dados à implantação: onboarding de times (Django/GraphQL/Celery), uma plataforma de métricas de engenharia com nove dashboards alimentados pela CI e ferramentas de desenvolvimento com IA sobre o Claude Agent SDK e o MCP. Antes, conduziu serviços de backend em Python para duas plataformas web simultâneas com contratos JSON:API, sendo responsável de ponta a ponta pela CI/CD e pelo Sentry, e foi líder técnico de equipes Scrum de 6 a 15 engenheiros em quatro projetos de clientes. Mestre em Ciência da Computação (Inteligência Artificial).</w:t>
+      </w:r>
+    </w:p>
+    <w:p>
+      <w:pPr>
+        <w:spacing w:before="128" w:after="32"/>
+        <w:pBdr>
+          <w:bottom w:val="single" w:sz="4" w:space="1" w:color="CBD5E1"/>
+        </w:pBdr>
+      </w:pPr>
+      <w:r>
+        <w:rPr>
+          <w:b/>
+          <w:color w:val="2563EB"/>
+          <w:sz w:val="20"/>
+        </w:rPr>
+        <w:t>Competências</w:t>
+      </w:r>
+    </w:p>
+    <w:p>
+      <w:pPr>
+        <w:spacing w:before="32" w:after="32"/>
+      </w:pPr>
+      <w:r>
+        <w:rPr>
+          <w:b/>
+          <w:sz w:val="16"/>
+        </w:rPr>
+        <w:t>Backend</w:t>
+      </w:r>
+      <w:r>
+        <w:rPr>
+          <w:color w:val="64748B"/>
+          <w:sz w:val="15"/>
+        </w:rPr>
+        <w:t xml:space="preserve"> (Especialista)</w:t>
+      </w:r>
+      <w:r>
+        <w:rPr>
+          <w:color w:val="1E293B"/>
+          <w:sz w:val="15"/>
+        </w:rPr>
+        <w:t>: Python, Django, FastAPI, Flask, Falcon, GraphQL, Strawberry GraphQL, REST API, JSON:API, Celery, Kafka, WebSockets, PHP, Yii, Laravel, Ruby on Rails, Java</w:t>
+      </w:r>
+    </w:p>
+    <w:p>
+      <w:pPr>
+        <w:spacing w:before="32" w:after="32"/>
+      </w:pPr>
+      <w:r>
+        <w:rPr>
+          <w:b/>
+          <w:sz w:val="16"/>
+        </w:rPr>
+        <w:t>Frontend</w:t>
+      </w:r>
+      <w:r>
+        <w:rPr>
+          <w:color w:val="64748B"/>
+          <w:sz w:val="15"/>
+        </w:rPr>
+        <w:t xml:space="preserve"> (Avançado)</w:t>
+      </w:r>
+      <w:r>
+        <w:rPr>
+          <w:color w:val="1E293B"/>
+          <w:sz w:val="15"/>
+        </w:rPr>
+        <w:t>: JavaScript, TypeScript, VueJS, NuxtJS, PrimeVue, Tailwind CSS, Pinia, EmberJS, Backbone/Marionette, HTML, CSS, SCSS/SASS, BEM</w:t>
+      </w:r>
+    </w:p>
+    <w:p>
+      <w:pPr>
+        <w:spacing w:before="32" w:after="32"/>
+      </w:pPr>
+      <w:r>
+        <w:rPr>
+          <w:b/>
+          <w:sz w:val="16"/>
+        </w:rPr>
+        <w:t>Engenharia de IA e ML</w:t>
+      </w:r>
+      <w:r>
+        <w:rPr>
+          <w:color w:val="64748B"/>
+          <w:sz w:val="15"/>
+        </w:rPr>
+        <w:t xml:space="preserve"> (Avançado)</w:t>
+      </w:r>
+      <w:r>
+        <w:rPr>
+          <w:color w:val="1E293B"/>
+          <w:sz w:val="15"/>
+        </w:rPr>
+        <w:t>: Desenvolvimento de aplicações com LLM, Model Context Protocol (MCP), Claude Agent SDK, Ferramentas agentivas, Busca vetorial, Milvus, Snowflake</w:t>
+      </w:r>
+    </w:p>
+    <w:p>
+      <w:pPr>
+        <w:spacing w:before="32" w:after="32"/>
+      </w:pPr>
+      <w:r>
+        <w:rPr>
+          <w:b/>
+          <w:sz w:val="16"/>
+        </w:rPr>
+        <w:t>DevOps e CI/CD</w:t>
+      </w:r>
+      <w:r>
+        <w:rPr>
+          <w:color w:val="64748B"/>
+          <w:sz w:val="15"/>
+        </w:rPr>
+        <w:t xml:space="preserve"> (Especialista)</w:t>
+      </w:r>
+      <w:r>
+        <w:rPr>
+          <w:color w:val="1E293B"/>
+          <w:sz w:val="15"/>
+        </w:rPr>
+        <w:t>: CI/CD, Jenkins, TeamCity, GitLab CI, Docker, Builds multi-arquitetura, Ansible, HashiCorp Vault, Sealed Secrets, uv, mise, prek, ruff, pytest, Bash, Git, GitFlow, GitHub, GitLab</w:t>
+      </w:r>
+    </w:p>
+    <w:p>
+      <w:pPr>
+        <w:spacing w:before="32" w:after="32"/>
+      </w:pPr>
+      <w:r>
+        <w:rPr>
+          <w:b/>
+          <w:sz w:val="16"/>
+        </w:rPr>
+        <w:t>Cloud e Orquestração</w:t>
+      </w:r>
+      <w:r>
+        <w:rPr>
+          <w:color w:val="64748B"/>
+          <w:sz w:val="15"/>
+        </w:rPr>
+        <w:t xml:space="preserve"> (Avançado)</w:t>
+      </w:r>
+      <w:r>
+        <w:rPr>
+          <w:color w:val="1E293B"/>
+          <w:sz w:val="15"/>
+        </w:rPr>
+        <w:t>: Kubernetes, Helm, Kustomize, AWS EKS, AWS, Google Cloud, mTLS, OAuth 2.0, Sentry, Monitoramento de erros</w:t>
+      </w:r>
+    </w:p>
+    <w:p>
+      <w:pPr>
+        <w:spacing w:before="32" w:after="32"/>
+      </w:pPr>
+      <w:r>
+        <w:rPr>
+          <w:b/>
+          <w:sz w:val="16"/>
+        </w:rPr>
+        <w:t>Bancos de Dados</w:t>
+      </w:r>
+      <w:r>
+        <w:rPr>
+          <w:color w:val="64748B"/>
+          <w:sz w:val="15"/>
+        </w:rPr>
+        <w:t xml:space="preserve"> (Avançado)</w:t>
+      </w:r>
+      <w:r>
+        <w:rPr>
+          <w:color w:val="1E293B"/>
+          <w:sz w:val="15"/>
+        </w:rPr>
+        <w:t>: PostgreSQL, MySQL, Oracle, Redis, Milvus, Snowflake</w:t>
+      </w:r>
+    </w:p>
+    <w:p>
+      <w:pPr>
+        <w:spacing w:before="32" w:after="32"/>
+      </w:pPr>
+      <w:r>
+        <w:rPr>
+          <w:b/>
+          <w:sz w:val="16"/>
+        </w:rPr>
+        <w:t>Processos e Liderança</w:t>
+      </w:r>
+      <w:r>
+        <w:rPr>
+          <w:color w:val="64748B"/>
+          <w:sz w:val="15"/>
+        </w:rPr>
+        <w:t xml:space="preserve"> (Especialista)</w:t>
+      </w:r>
+      <w:r>
+        <w:rPr>
+          <w:color w:val="1E293B"/>
+          <w:sz w:val="15"/>
+        </w:rPr>
+        <w:t>: Gerência de Configuração de Software, CMMI, Avaliação SCAMPI, Scrum, Kanban, Liderança Técnica, Code Review, Mentoria</w:t>
       </w:r>
     </w:p>
     <w:p>
@@ -109,7 +307,7 @@
           <w:color w:val="1E293B"/>
           <w:sz w:val="15"/>
         </w:rPr>
-        <w:t>Engenharia de backend e de plataforma para sistemas de produtividade baseados em ML: co-responsabilidade por uma plataforma de ML em produção, quatro plataformas e apps internos construídos sozinho, ferramentas com IA/LLM e programas de qualidade em cinco repositórios. Implantações em Kubernetes escritas como Helm charts, com overlays de Kustomize.</w:t>
+        <w:t>Engenharia de backend e de plataforma para sistemas de produtividade baseados em ML: co-responsabilidade por uma plataforma de ML em produção, quatro plataformas e apps internos, ferramentas com IA/LLM e programas de qualidade em cinco repositórios. Implantações em Kubernetes escritas como Helm charts, com overlays de Kustomize.</w:t>
       </w:r>
     </w:p>
     <w:p>
@@ -982,268 +1180,6 @@
           <w:color w:val="2563EB"/>
           <w:sz w:val="20"/>
         </w:rPr>
-        <w:t>Competências</w:t>
-      </w:r>
-    </w:p>
-    <w:p>
-      <w:pPr>
-        <w:spacing w:before="32" w:after="32"/>
-      </w:pPr>
-      <w:r>
-        <w:rPr>
-          <w:b/>
-          <w:sz w:val="16"/>
-        </w:rPr>
-        <w:t>Backend</w:t>
-      </w:r>
-      <w:r>
-        <w:rPr>
-          <w:color w:val="64748B"/>
-          <w:sz w:val="15"/>
-        </w:rPr>
-        <w:t xml:space="preserve"> (Especialista)</w:t>
-      </w:r>
-      <w:r>
-        <w:rPr>
-          <w:color w:val="1E293B"/>
-          <w:sz w:val="15"/>
-        </w:rPr>
-        <w:t>: Python, Django, FastAPI, Flask, Falcon, GraphQL, Strawberry GraphQL, REST API, JSON:API, Celery, Kafka, WebSockets, PHP, Yii, Laravel, Ruby on Rails, Java</w:t>
-      </w:r>
-    </w:p>
-    <w:p>
-      <w:pPr>
-        <w:spacing w:before="32" w:after="32"/>
-      </w:pPr>
-      <w:r>
-        <w:rPr>
-          <w:b/>
-          <w:sz w:val="16"/>
-        </w:rPr>
-        <w:t>Frontend</w:t>
-      </w:r>
-      <w:r>
-        <w:rPr>
-          <w:color w:val="64748B"/>
-          <w:sz w:val="15"/>
-        </w:rPr>
-        <w:t xml:space="preserve"> (Avançado)</w:t>
-      </w:r>
-      <w:r>
-        <w:rPr>
-          <w:color w:val="1E293B"/>
-          <w:sz w:val="15"/>
-        </w:rPr>
-        <w:t>: JavaScript, TypeScript, VueJS, NuxtJS, PrimeVue, Tailwind CSS, Pinia, EmberJS, Backbone/Marionette, HTML, CSS, SCSS/SASS, BEM</w:t>
-      </w:r>
-    </w:p>
-    <w:p>
-      <w:pPr>
-        <w:spacing w:before="32" w:after="32"/>
-      </w:pPr>
-      <w:r>
-        <w:rPr>
-          <w:b/>
-          <w:sz w:val="16"/>
-        </w:rPr>
-        <w:t>Engenharia de IA e ML</w:t>
-      </w:r>
-      <w:r>
-        <w:rPr>
-          <w:color w:val="64748B"/>
-          <w:sz w:val="15"/>
-        </w:rPr>
-        <w:t xml:space="preserve"> (Avançado)</w:t>
-      </w:r>
-      <w:r>
-        <w:rPr>
-          <w:color w:val="1E293B"/>
-          <w:sz w:val="15"/>
-        </w:rPr>
-        <w:t>: Desenvolvimento de aplicações com LLM, Model Context Protocol (MCP), Claude Agent SDK, Ferramentas agentivas, Busca vetorial, Milvus, Snowflake</w:t>
-      </w:r>
-    </w:p>
-    <w:p>
-      <w:pPr>
-        <w:spacing w:before="32" w:after="32"/>
-      </w:pPr>
-      <w:r>
-        <w:rPr>
-          <w:b/>
-          <w:sz w:val="16"/>
-        </w:rPr>
-        <w:t>DevOps e CI/CD</w:t>
-      </w:r>
-      <w:r>
-        <w:rPr>
-          <w:color w:val="64748B"/>
-          <w:sz w:val="15"/>
-        </w:rPr>
-        <w:t xml:space="preserve"> (Especialista)</w:t>
-      </w:r>
-      <w:r>
-        <w:rPr>
-          <w:color w:val="1E293B"/>
-          <w:sz w:val="15"/>
-        </w:rPr>
-        <w:t>: CI/CD, Jenkins, TeamCity, GitLab CI, Docker, Builds multi-arquitetura, Ansible, HashiCorp Vault, Sealed Secrets, uv, mise, prek, ruff, pytest, Bash, Git, GitFlow, GitHub, GitLab</w:t>
-      </w:r>
-    </w:p>
-    <w:p>
-      <w:pPr>
-        <w:spacing w:before="32" w:after="32"/>
-      </w:pPr>
-      <w:r>
-        <w:rPr>
-          <w:b/>
-          <w:sz w:val="16"/>
-        </w:rPr>
-        <w:t>Cloud e Orquestração</w:t>
-      </w:r>
-      <w:r>
-        <w:rPr>
-          <w:color w:val="64748B"/>
-          <w:sz w:val="15"/>
-        </w:rPr>
-        <w:t xml:space="preserve"> (Avançado)</w:t>
-      </w:r>
-      <w:r>
-        <w:rPr>
-          <w:color w:val="1E293B"/>
-          <w:sz w:val="15"/>
-        </w:rPr>
-        <w:t>: Kubernetes, Helm, Kustomize, AWS EKS, AWS, Google Cloud, mTLS, OAuth 2.0, Sentry, Monitoramento de erros</w:t>
-      </w:r>
-    </w:p>
-    <w:p>
-      <w:pPr>
-        <w:spacing w:before="32" w:after="32"/>
-      </w:pPr>
-      <w:r>
-        <w:rPr>
-          <w:b/>
-          <w:sz w:val="16"/>
-        </w:rPr>
-        <w:t>Bancos de Dados</w:t>
-      </w:r>
-      <w:r>
-        <w:rPr>
-          <w:color w:val="64748B"/>
-          <w:sz w:val="15"/>
-        </w:rPr>
-        <w:t xml:space="preserve"> (Avançado)</w:t>
-      </w:r>
-      <w:r>
-        <w:rPr>
-          <w:color w:val="1E293B"/>
-          <w:sz w:val="15"/>
-        </w:rPr>
-        <w:t>: PostgreSQL, MySQL, Oracle, Redis, Milvus, Snowflake</w:t>
-      </w:r>
-    </w:p>
-    <w:p>
-      <w:pPr>
-        <w:spacing w:before="32" w:after="32"/>
-      </w:pPr>
-      <w:r>
-        <w:rPr>
-          <w:b/>
-          <w:sz w:val="16"/>
-        </w:rPr>
-        <w:t>Processos e Liderança</w:t>
-      </w:r>
-      <w:r>
-        <w:rPr>
-          <w:color w:val="64748B"/>
-          <w:sz w:val="15"/>
-        </w:rPr>
-        <w:t xml:space="preserve"> (Especialista)</w:t>
-      </w:r>
-      <w:r>
-        <w:rPr>
-          <w:color w:val="1E293B"/>
-          <w:sz w:val="15"/>
-        </w:rPr>
-        <w:t>: Gerência de Configuração de Software, CMMI, Avaliação SCAMPI, Scrum, Kanban, Liderança Técnica, Code Review, Mentoria</w:t>
-      </w:r>
-    </w:p>
-    <w:p>
-      <w:pPr>
-        <w:spacing w:before="128" w:after="32"/>
-        <w:pBdr>
-          <w:bottom w:val="single" w:sz="4" w:space="1" w:color="CBD5E1"/>
-        </w:pBdr>
-      </w:pPr>
-      <w:r>
-        <w:rPr>
-          <w:b/>
-          <w:color w:val="2563EB"/>
-          <w:sz w:val="20"/>
-        </w:rPr>
-        <w:t>Prêmios</w:t>
-      </w:r>
-    </w:p>
-    <w:p>
-      <w:pPr>
-        <w:spacing w:before="96" w:after="0"/>
-        <w:tabs>
-          <w:tab w:val="right" w:pos="9360"/>
-        </w:tabs>
-      </w:pPr>
-      <w:hyperlink r:id="rId9">
-        <w:r>
-          <w:rPr>
-            <w:b/>
-            <w:color w:val="2563EB"/>
-            <w:u w:val="single"/>
-            <w:sz w:val="17"/>
-          </w:rPr>
-          <w:t>Melhor Aplicação das Américas — Sea Hunter</w:t>
-        </w:r>
-      </w:hyperlink>
-      <w:r>
-        <w:rPr>
-          <w:color w:val="64748B"/>
-          <w:sz w:val="16"/>
-        </w:rPr>
-        <w:t xml:space="preserve">  Asia Java Mobile Challenge (SingTel, Optus e Sun Microsystems)</w:t>
-      </w:r>
-      <w:r>
-        <w:rPr>
-          <w:i/>
-          <w:color w:val="64748B"/>
-          <w:sz w:val="14"/>
-        </w:rPr>
-        <w:tab/>
-        <w:t>2002</w:t>
-      </w:r>
-    </w:p>
-    <w:p>
-      <w:pPr>
-        <w:spacing w:before="32" w:after="32"/>
-        <w:ind w:left="144"/>
-      </w:pPr>
-      <w:r>
-        <w:rPr>
-          <w:color w:val="1E293B"/>
-          <w:sz w:val="15"/>
-        </w:rPr>
-        <w:t>O Sea Hunter, jogo mobile em J2ME desenvolvido no CESAR (Brasil) para os primeiros aparelhos com suporte a Java, foi selecionado entre os 20 finalistas, escolhidos dentre mais de 1.000 inscritos de 23 países.</w:t>
-      </w:r>
-    </w:p>
-    <w:p>
-      <w:pPr>
-        <w:spacing w:before="128" w:after="32"/>
-        <w:pBdr>
-          <w:bottom w:val="single" w:sz="4" w:space="1" w:color="CBD5E1"/>
-        </w:pBdr>
-      </w:pPr>
-      <w:r>
-        <w:rPr>
-          <w:b/>
-          <w:color w:val="2563EB"/>
-          <w:sz w:val="20"/>
-        </w:rPr>
         <w:t>Certificações</w:t>
       </w:r>
     </w:p>
@@ -1286,7 +1222,7 @@
           <w:tab w:val="right" w:pos="9360"/>
         </w:tabs>
       </w:pPr>
-      <w:hyperlink r:id="rId10">
+      <w:hyperlink r:id="rId9">
         <w:r>
           <w:rPr>
             <w:b/>
@@ -1600,7 +1536,7 @@
           <w:tab w:val="right" w:pos="9360"/>
         </w:tabs>
       </w:pPr>
-      <w:hyperlink r:id="rId11">
+      <w:hyperlink r:id="rId10">
         <w:r>
           <w:rPr>
             <w:b/>
@@ -1639,6 +1575,70 @@
           <w:sz w:val="15"/>
         </w:rPr>
         <w:t>Primeiro autor. Infraestrutura de comunicação para agentes executando em dispositivos de mão — construída sobre o framework SACI, com KQML como linguagem externa e XML como interna, demonstrada em emuladores de celular J2ME da época.</w:t>
+      </w:r>
+    </w:p>
+    <w:p>
+      <w:pPr>
+        <w:spacing w:before="128" w:after="32"/>
+        <w:pBdr>
+          <w:bottom w:val="single" w:sz="4" w:space="1" w:color="CBD5E1"/>
+        </w:pBdr>
+      </w:pPr>
+      <w:r>
+        <w:rPr>
+          <w:b/>
+          <w:color w:val="2563EB"/>
+          <w:sz w:val="20"/>
+        </w:rPr>
+        <w:t>Prêmios</w:t>
+      </w:r>
+    </w:p>
+    <w:p>
+      <w:pPr>
+        <w:spacing w:before="96" w:after="0"/>
+        <w:tabs>
+          <w:tab w:val="right" w:pos="9360"/>
+        </w:tabs>
+      </w:pPr>
+      <w:hyperlink r:id="rId11">
+        <w:r>
+          <w:rPr>
+            <w:b/>
+            <w:color w:val="2563EB"/>
+            <w:u w:val="single"/>
+            <w:sz w:val="17"/>
+          </w:rPr>
+          <w:t>Melhor Aplicação das Américas — Sea Hunter</w:t>
+        </w:r>
+      </w:hyperlink>
+      <w:r>
+        <w:rPr>
+          <w:color w:val="64748B"/>
+          <w:sz w:val="16"/>
+        </w:rPr>
+        <w:t xml:space="preserve">  Asia Java Mobile Challenge (SingTel, Optus e Sun Microsystems)</w:t>
+      </w:r>
+      <w:r>
+        <w:rPr>
+          <w:i/>
+          <w:color w:val="64748B"/>
+          <w:sz w:val="14"/>
+        </w:rPr>
+        <w:tab/>
+        <w:t>2002</w:t>
+      </w:r>
+    </w:p>
+    <w:p>
+      <w:pPr>
+        <w:spacing w:before="32" w:after="32"/>
+        <w:ind w:left="144"/>
+      </w:pPr>
+      <w:r>
+        <w:rPr>
+          <w:color w:val="1E293B"/>
+          <w:sz w:val="15"/>
+        </w:rPr>
+        <w:t>O Sea Hunter, jogo mobile em J2ME desenvolvido no CESAR (Brasil) para os primeiros aparelhos com suporte a Java, foi selecionado entre os 20 finalistas, escolhidos dentre mais de 1.000 inscritos de 23 países.</w:t>
       </w:r>
     </w:p>
     <w:p>

--- a/latest/pt_br/resume.docx
+++ b/latest/pt_br/resume.docx
@@ -48,7 +48,7 @@
           <w:color w:val="1E293B"/>
           <w:sz w:val="16"/>
         </w:rPr>
-        <w:t>Engenheiro de backend e plataforma, 26 anos em produção. Co-responsável por uma plataforma de ML em produção para triagem automática de issues e detecção de duplicatas — FastAPI sobre Kafka, busca vetorial com Milvus e Snowflake em Kubernetes/AWS EKS — e entrega plataformas internas do modelo de dados à implantação: onboarding de times (Django/GraphQL/Celery), uma plataforma de métricas de engenharia com nove dashboards alimentados pela CI e ferramentas de desenvolvimento com IA sobre o Claude Agent SDK e o MCP. Antes, conduziu serviços de backend em Python para duas plataformas web simultâneas com contratos JSON:API, sendo responsável de ponta a ponta pela CI/CD e pelo Sentry, e foi líder técnico de equipes Scrum de 6 a 15 engenheiros em quatro projetos de clientes. Mestre em Ciência da Computação (Inteligência Artificial).</w:t>
+        <w:t>Engenheiro de backend e plataforma, 26 anos em produção. Co-responsável por uma plataforma de ML em produção para triagem automática de issues e detecção de duplicatas — FastAPI sobre Kafka, busca vetorial com Milvus e Snowflake em Kubernetes/AWS EKS — e entrega plataformas internas do modelo de dados à implantação: onboarding de times (Django/GraphQL/Celery), uma plataforma de métricas de engenharia com nove dashboards alimentados pela CI e ferramentas de desenvolvimento com IA sobre o Claude Agent SDK e o MCP. Antes: serviços de backend em Python com contratos JSON:API, responsabilidade pela CI/CD e pelo Sentry, e liderança técnica de equipes Scrum de 6 a 15 engenheiros. Mestre em Ciência da Computação (Inteligência Artificial).</w:t>
       </w:r>
     </w:p>
     <w:p>
@@ -116,7 +116,7 @@
           <w:color w:val="1E293B"/>
           <w:sz w:val="15"/>
         </w:rPr>
-        <w:t>: JavaScript, TypeScript, VueJS, NuxtJS, PrimeVue, Tailwind CSS, Pinia, EmberJS, Backbone/Marionette, HTML, CSS, SCSS/SASS, BEM</w:t>
+        <w:t>: JavaScript, TypeScript, VueJS, NuxtJS, PrimeVue, Tailwind CSS, Pinia, EmberJS, Backbone/Marionette, SCSS/SASS</w:t>
       </w:r>
     </w:p>
     <w:p>
@@ -168,7 +168,7 @@
           <w:color w:val="1E293B"/>
           <w:sz w:val="15"/>
         </w:rPr>
-        <w:t>: CI/CD, Jenkins, TeamCity, GitLab CI, Docker, Builds multi-arquitetura, Ansible, HashiCorp Vault, Sealed Secrets, uv, mise, prek, ruff, pytest, Bash, Git, GitFlow, GitHub, GitLab</w:t>
+        <w:t>: CI/CD, Jenkins, TeamCity, GitLab CI, Docker, Builds multi-arquitetura, Ansible, HashiCorp Vault, Sealed Secrets, uv, prek, ruff, pytest, Git, GitFlow</w:t>
       </w:r>
     </w:p>
     <w:p>
@@ -194,7 +194,7 @@
           <w:color w:val="1E293B"/>
           <w:sz w:val="15"/>
         </w:rPr>
-        <w:t>: Kubernetes, Helm, Kustomize, AWS EKS, AWS, Google Cloud, mTLS, OAuth 2.0, Sentry, Monitoramento de erros</w:t>
+        <w:t>: Kubernetes, Helm, Kustomize, AWS EKS, AWS, Google Cloud, mTLS, OAuth 2.0, Sentry</w:t>
       </w:r>
     </w:p>
     <w:p>
@@ -363,7 +363,7 @@
           <w:color w:val="1E293B"/>
           <w:sz w:val="15"/>
         </w:rPr>
-        <w:t>Criei um app web self-service que dispara a coleta de métricas sob demanda com streaming de log ao vivo, além de CronJobs semanais no Kubernetes cobrindo três repositórios.</w:t>
+        <w:t>Desenvolvi um app web self-service que dispara a coleta de métricas sob demanda com streaming de log ao vivo, além de CronJobs semanais no Kubernetes cobrindo três repositórios.</w:t>
       </w:r>
     </w:p>
     <w:p>
@@ -435,7 +435,7 @@
           <w:color w:val="1E293B"/>
           <w:sz w:val="16"/>
         </w:rPr>
-        <w:t>Senior Technical Manager · Serviços de Backend em Python</w:t>
+        <w:t>Senior Technical Manager · Serviços de Backend em PHP e Python</w:t>
       </w:r>
       <w:r>
         <w:rPr>
@@ -464,7 +464,7 @@
           <w:color w:val="1E293B"/>
           <w:sz w:val="15"/>
         </w:rPr>
-        <w:t>Serviços de backend em Python para duas plataformas web simultâneas, padronizados em contratos JSON:API, com responsabilidade de ponta a ponta pela esteira de CI/CD e gates automatizados de qualidade.</w:t>
+        <w:t>Serviços de backend para quatro plataformas web simultâneas — duas aplicações de clientes e os dois sistemas institucionais do CESAR — padronizados em contratos JSON:API, com responsabilidade de ponta a ponta pela esteira de CI/CD e gates automatizados de qualidade.</w:t>
       </w:r>
     </w:p>
     <w:p>
@@ -478,7 +478,7 @@
           <w:color w:val="1E293B"/>
           <w:sz w:val="15"/>
         </w:rPr>
-        <w:t>Desenvolvi e mantive serviços de backend para duas plataformas web simultâneas em Python (Django e Flask).</w:t>
+        <w:t>Desenvolvi e mantive serviços de backend para duas aplicações web de clientes em Python (Django e Flask).</w:t>
       </w:r>
     </w:p>
     <w:p>
@@ -492,7 +492,7 @@
           <w:color w:val="1E293B"/>
           <w:sz w:val="15"/>
         </w:rPr>
-        <w:t>Projetei e implementei APIs REST seguindo a especificação JSON:API, padronizando os contratos de resposta entre equipes e reduzindo retrabalho de integração entre os times de backend e frontend.</w:t>
+        <w:t>Desenvolvi e mantive em paralelo os dois sistemas institucionais do CESAR: a plataforma de portfólio (API em Laravel 9, front-end em Nuxt 2) e, a partir de 2024, o sistema de pesquisas (API em Flask 3 com SQLAlchemy, cache em Redis, jobs agendados e documentação Swagger, front-end em Nuxt 3).</w:t>
       </w:r>
     </w:p>
     <w:p>
@@ -506,7 +506,7 @@
           <w:color w:val="1E293B"/>
           <w:sz w:val="15"/>
         </w:rPr>
-        <w:t>Fui responsável pela esteira de CI/CD de ponta a ponta nas duas plataformas (Docker, Git/GitFlow, Jenkins) — build, teste e implantação automatizados, com gates de formatação, análise estática e testes aplicados na CI.</w:t>
+        <w:t>Projetei e implementei APIs REST seguindo a especificação JSON:API nas duas stacks, padronizando os contratos de resposta e reduzindo retrabalho de integração entre os times de backend e frontend.</w:t>
       </w:r>
     </w:p>
     <w:p>
@@ -520,7 +520,35 @@
           <w:color w:val="1E293B"/>
           <w:sz w:val="15"/>
         </w:rPr>
-        <w:t>Configurei e operei o monitoramento de erros com Sentry nas duas plataformas — criando projetos por ambiente e instrumentando as aplicações de frontend e backend.</w:t>
+        <w:t>Fui responsável pela esteira de CI/CD de ponta a ponta nas quatro plataformas (Docker, Git/GitFlow, Jenkins) — build, teste e implantação automatizados, com gates de formatação, análise estática e testes aplicados na CI.</w:t>
+      </w:r>
+    </w:p>
+    <w:p>
+      <w:pPr>
+        <w:pStyle w:val="ListBullet"/>
+        <w:spacing w:before="16" w:after="16"/>
+        <w:ind w:left="288"/>
+      </w:pPr>
+      <w:r>
+        <w:rPr>
+          <w:color w:val="1E293B"/>
+          <w:sz w:val="15"/>
+        </w:rPr>
+        <w:t>Operei o monitoramento de erros com Sentry em três das quatro plataformas, em duas instâncias distintas — uma do cliente e a do CESAR — criando projetos por ambiente e instrumentando as aplicações de frontend e de backend.</w:t>
+      </w:r>
+    </w:p>
+    <w:p>
+      <w:pPr>
+        <w:pStyle w:val="ListBullet"/>
+        <w:spacing w:before="16" w:after="16"/>
+        <w:ind w:left="288"/>
+      </w:pPr>
+      <w:r>
+        <w:rPr>
+          <w:color w:val="1E293B"/>
+          <w:sz w:val="15"/>
+        </w:rPr>
+        <w:t>Escrevi todas as suítes de testes unitários e de integração do backend das duas aplicações de clientes, alcançando ~50% de cobertura em uma e ~98% na outra.</w:t>
       </w:r>
     </w:p>
     <w:p>
@@ -594,6 +622,20 @@
           <w:sz w:val="15"/>
         </w:rPr>
         <w:t>Construí e mantive ambientes de CI/CD com Git/GitFlow, TeamCity, Jenkins, Ansible e HashiCorp Vault, viabilizando implantações seguras, reprodutíveis e totalmente automatizadas.</w:t>
+      </w:r>
+    </w:p>
+    <w:p>
+      <w:pPr>
+        <w:pStyle w:val="ListBullet"/>
+        <w:spacing w:before="16" w:after="16"/>
+        <w:ind w:left="288"/>
+      </w:pPr>
+      <w:r>
+        <w:rPr>
+          <w:color w:val="1E293B"/>
+          <w:sz w:val="15"/>
+        </w:rPr>
+        <w:t>Construí e mantive a plataforma de portfólio desde 2020 — uma API em Laravel 9 expondo contratos JSON:API, com front-end em Nuxt 2 adicionado em 2022 — levada adiante nos cargos seguintes.</w:t>
       </w:r>
     </w:p>
     <w:p>

--- a/latest/pt_br/resume.docx
+++ b/latest/pt_br/resume.docx
@@ -307,7 +307,7 @@
           <w:color w:val="1E293B"/>
           <w:sz w:val="15"/>
         </w:rPr>
-        <w:t>Engenharia de backend e de plataforma para sistemas de produtividade baseados em ML: co-responsabilidade por uma plataforma de ML em produção, quatro plataformas e apps internos, ferramentas com IA/LLM e programas de qualidade em cinco repositórios. Implantações em Kubernetes escritas como Helm charts, com overlays de Kustomize.</w:t>
+        <w:t>Engenharia de backend e de plataforma para sistemas de produtividade baseados em ML: co-responsabilidade por uma plataforma de ML em produção, duas plataformas internas e dois apps de tempo real, ferramentas com IA/LLM e programas de qualidade em cinco repositórios. Implantações em Kubernetes escritas como Helm charts, com overlays de Kustomize.</w:t>
       </w:r>
     </w:p>
     <w:p>
@@ -593,7 +593,7 @@
           <w:color w:val="1E293B"/>
           <w:sz w:val="15"/>
         </w:rPr>
-        <w:t>Nove anos em quatro projetos de clientes: quatro aplicações web em produção em quatro stacks de linguagem, os ambientes de CI/CD por trás delas e a direção técnica das equipes Scrum.</w:t>
+        <w:t>Nove anos em quatro projetos de clientes: quatro aplicações web em produção em quatro stacks de linguagem, os ambientes de CI/CD por trás delas e a direção técnica das equipes Scrum — além da plataforma de portfólio do próprio CESAR a partir de 2020.</w:t>
       </w:r>
     </w:p>
     <w:p>

--- a/latest/pt_br/resume.docx
+++ b/latest/pt_br/resume.docx
@@ -321,7 +321,7 @@
           <w:color w:val="1E293B"/>
           <w:sz w:val="15"/>
         </w:rPr>
-        <w:t>Co-responsável por uma plataforma de ML em produção para triagem automática de issues e detecção de duplicatas: FastAPI, Kafka, busca vetorial com Milvus, Snowflake, Kubernetes na AWS EKS.</w:t>
+        <w:t>Fui co-responsável por uma plataforma de ML em produção para triagem automática de issues e detecção de duplicatas: FastAPI, Kafka, busca vetorial com Milvus, Snowflake, Kubernetes na AWS EKS.</w:t>
       </w:r>
     </w:p>
     <w:p>
@@ -377,7 +377,7 @@
           <w:color w:val="1E293B"/>
           <w:sz w:val="15"/>
         </w:rPr>
-        <w:t>Entreguei ferramentas de desenvolvimento com IA: um corretor de bugs autônomo sobre o Claude Agent SDK que abre pull requests sob um limiar de confiança, e um servidor MCP que serve seis ferramentas de triagem ao Claude Code, Cursor e Xcode.</w:t>
+        <w:t>Desenvolvi ferramentas de IA para desenvolvedores: um corretor de bugs autônomo sobre o Claude Agent SDK que abre pull requests sob um limiar de confiança, e um servidor MCP que serve seis ferramentas de triagem ao Claude Code, Cursor e Xcode.</w:t>
       </w:r>
     </w:p>
     <w:p>
@@ -391,7 +391,7 @@
           <w:color w:val="1E293B"/>
           <w:sz w:val="15"/>
         </w:rPr>
-        <w:t>Entreguei dois apps de tempo real: planning poker com WebSockets em Django Channels, e retrospectivas em GraphQL com máquina de estados de seis fases.</w:t>
+        <w:t>Desenvolvi dois apps de tempo real: planning poker com WebSockets em Django Channels, e retrospectivas em GraphQL com máquina de estados de seis fases.</w:t>
       </w:r>
     </w:p>
     <w:p>
@@ -621,7 +621,7 @@
           <w:color w:val="1E293B"/>
           <w:sz w:val="15"/>
         </w:rPr>
-        <w:t>Construí e mantive ambientes de CI/CD com Git/GitFlow, TeamCity, Jenkins, Ansible e HashiCorp Vault, viabilizando implantações seguras, reprodutíveis e totalmente automatizadas.</w:t>
+        <w:t>Desenvolvi e mantive ambientes de CI/CD com Git/GitFlow, TeamCity, Jenkins, Ansible e HashiCorp Vault, viabilizando implantações seguras, reprodutíveis e totalmente automatizadas.</w:t>
       </w:r>
     </w:p>
     <w:p>
@@ -635,7 +635,7 @@
           <w:color w:val="1E293B"/>
           <w:sz w:val="15"/>
         </w:rPr>
-        <w:t>Construí e mantive a plataforma de portfólio desde 2020 — uma API em Laravel 9 expondo contratos JSON:API, com front-end em Nuxt 2 adicionado em 2022 — levada adiante nos cargos seguintes.</w:t>
+        <w:t>Desenvolvi e mantive a plataforma de portfólio desde 2020 — uma API em Laravel 9 expondo contratos JSON:API, com front-end em Nuxt 2 adicionado em 2022 — levada adiante nos cargos seguintes.</w:t>
       </w:r>
     </w:p>
     <w:p>
@@ -708,7 +708,7 @@
           <w:color w:val="1E293B"/>
           <w:sz w:val="15"/>
         </w:rPr>
-        <w:t>Construí de ponta a ponta uma aplicação corporativa web e mobile utilizando Java EE/ME, Android, Apache Struts 2, Apache CXF, Spring, Hibernate, Oracle e Apache Tomcat.</w:t>
+        <w:t>Desenvolvi de ponta a ponta uma aplicação corporativa web e mobile utilizando Java EE/ME, Android, Apache Struts 2, Apache CXF, Spring, Hibernate, Oracle e Apache Tomcat.</w:t>
       </w:r>
     </w:p>
     <w:p>
@@ -722,7 +722,7 @@
           <w:color w:val="1E293B"/>
           <w:sz w:val="15"/>
         </w:rPr>
-        <w:t>Implementei um ambiente completo de CI/CD (Subversion/Git, Maven, TeamCity, Tomcat) para builds e implantações automatizadas.</w:t>
+        <w:t>Desenvolvi um ambiente completo de CI/CD (Subversion/Git, Maven, TeamCity, Tomcat) para builds e implantações automatizadas.</w:t>
       </w:r>
     </w:p>
     <w:p>
@@ -1084,7 +1084,7 @@
           <w:color w:val="1E293B"/>
           <w:sz w:val="15"/>
         </w:rPr>
-        <w:t>Construí um portal de e-commerce utilizado para validar a pesquisa de dissertação de mestrado de um integrante da equipe.</w:t>
+        <w:t>Desenvolvi um portal de e-commerce utilizado para validar a pesquisa de dissertação de mestrado de um integrante da equipe.</w:t>
       </w:r>
     </w:p>
     <w:p>

--- a/latest/pt_br/resume.docx
+++ b/latest/pt_br/resume.docx
@@ -24,7 +24,7 @@
           <w:color w:val="2563EB"/>
           <w:sz w:val="19"/>
         </w:rPr>
-        <w:t>Engenheiro de Software Sênior</w:t>
+        <w:t>Principal Technical Manager · Engenheiro de Software Sênior</w:t>
       </w:r>
     </w:p>
     <w:p>
@@ -1011,7 +1011,7 @@
           <w:color w:val="1E293B"/>
           <w:sz w:val="15"/>
         </w:rPr>
-        <w:t>Escrevi o Sea Hunter, premiado como Melhor Aplicação das Américas no Asia Java Mobile Challenge.</w:t>
+        <w:t>Escrevi o Sea Hunter, premiado como uma das 20 melhores aplicações no Asia Java Mobile Challenge.</w:t>
       </w:r>
     </w:p>
     <w:p>
@@ -1650,7 +1650,7 @@
             <w:u w:val="single"/>
             <w:sz w:val="17"/>
           </w:rPr>
-          <w:t>Melhor Aplicação das Américas — Sea Hunter</w:t>
+          <w:t>Sea Hunter — Uma das 20 melhores aplicações do Asia Java Mobile Challenge</w:t>
         </w:r>
       </w:hyperlink>
       <w:r>
